--- a/lab9.docx
+++ b/lab9.docx
@@ -8,7 +8,12 @@
         <w:jc w:val="center"/>
       </w:pPr>
       <w:r>
-        <w:t>ФГБОУ ВО «Пензенский государственный университет»</w:t>
+        <w:t>ГБОУ ВО «Пензенский</w:t>
+      </w:r>
+      <w:bookmarkStart w:id="0" w:name="_GoBack"/>
+      <w:bookmarkEnd w:id="0"/>
+      <w:r>
+        <w:t xml:space="preserve"> государственный университет»</w:t>
       </w:r>
     </w:p>
     <w:p>
@@ -1343,10 +1348,10 @@
           <w14:ligatures w14:val="standardContextual"/>
         </w:rPr>
         <w:drawing>
-          <wp:inline distT="0" distB="0" distL="0" distR="0" wp14:anchorId="317E8A31" wp14:editId="5E883A9D">
-            <wp:extent cx="3524250" cy="1257300"/>
-            <wp:effectExtent l="0" t="0" r="0" b="0"/>
-            <wp:docPr id="9" name="Рисунок 9"/>
+          <wp:inline distT="0" distB="0" distL="0" distR="0" wp14:anchorId="53B128AB" wp14:editId="4E72118B">
+            <wp:extent cx="3505200" cy="733425"/>
+            <wp:effectExtent l="0" t="0" r="0" b="9525"/>
+            <wp:docPr id="3" name="Рисунок 3"/>
             <wp:cNvGraphicFramePr>
               <a:graphicFrameLocks xmlns:a="http://schemas.openxmlformats.org/drawingml/2006/main" noChangeAspect="1"/>
             </wp:cNvGraphicFramePr>
@@ -1366,7 +1371,7 @@
                   <pic:spPr>
                     <a:xfrm>
                       <a:off x="0" y="0"/>
-                      <a:ext cx="3524250" cy="1257300"/>
+                      <a:ext cx="3505200" cy="733425"/>
                     </a:xfrm>
                     <a:prstGeom prst="rect">
                       <a:avLst/>
@@ -1467,12 +1472,7 @@
         <w:t>овал</w:t>
       </w:r>
       <w:r>
-        <w:t xml:space="preserve"> изменения, вып</w:t>
-      </w:r>
-      <w:bookmarkStart w:id="0" w:name="_GoBack"/>
-      <w:bookmarkEnd w:id="0"/>
-      <w:r>
-        <w:t>олнив соответствующие команды;</w:t>
+        <w:t xml:space="preserve"> изменения, выполнив соответствующие команды;</w:t>
       </w:r>
     </w:p>
     <w:p>

--- a/lab9.docx
+++ b/lab9.docx
@@ -8,12 +8,7 @@
         <w:jc w:val="center"/>
       </w:pPr>
       <w:r>
-        <w:t>ГБОУ ВО «Пензенский</w:t>
-      </w:r>
-      <w:bookmarkStart w:id="0" w:name="_GoBack"/>
-      <w:bookmarkEnd w:id="0"/>
-      <w:r>
-        <w:t xml:space="preserve"> государственный университет»</w:t>
+        <w:t>ГБОУ ВО «Пензенский государственный университет»</w:t>
       </w:r>
     </w:p>
     <w:p>
@@ -632,360 +627,6 @@
     <w:p>
       <w:pPr>
         <w:ind w:firstLine="0"/>
-        <w:rPr>
-          <w:b/>
-          <w:bCs/>
-        </w:rPr>
-      </w:pPr>
-      <w:r>
-        <w:rPr>
-          <w:b/>
-          <w:bCs/>
-        </w:rPr>
-        <w:t xml:space="preserve">2) Распределение ролей на проекте </w:t>
-      </w:r>
-    </w:p>
-    <w:p>
-      <w:pPr>
-        <w:ind w:firstLine="0"/>
-      </w:pPr>
-      <w:r>
-        <w:t>Перед началом совместной работы определ</w:t>
-      </w:r>
-      <w:r>
-        <w:t>или</w:t>
-      </w:r>
-      <w:r>
-        <w:t>сь с ролями в вашей команде. Выб</w:t>
-      </w:r>
-      <w:r>
-        <w:t>рали</w:t>
-      </w:r>
-      <w:r>
-        <w:t xml:space="preserve"> студента (далее будет называться «студент №1»), который будет являться координатором проекта с полномочиями администратора </w:t>
-      </w:r>
-      <w:proofErr w:type="spellStart"/>
-      <w:r>
-        <w:t>репозитория</w:t>
-      </w:r>
-      <w:proofErr w:type="spellEnd"/>
-      <w:r>
-        <w:t xml:space="preserve">. Остальные студенты команды («студент №2», «студент №3» и т.д.) должны иметь доступ к </w:t>
-      </w:r>
-      <w:proofErr w:type="spellStart"/>
-      <w:r>
-        <w:t>репозиторию</w:t>
-      </w:r>
-      <w:proofErr w:type="spellEnd"/>
-      <w:r>
-        <w:t xml:space="preserve"> для того</w:t>
-      </w:r>
-      <w:r>
-        <w:t>,</w:t>
-      </w:r>
-      <w:r>
-        <w:t xml:space="preserve"> чтобы иметь возможность получать файлы проекта. Кроме общего </w:t>
-      </w:r>
-      <w:proofErr w:type="spellStart"/>
-      <w:r>
-        <w:t>репозитория</w:t>
-      </w:r>
-      <w:proofErr w:type="spellEnd"/>
-      <w:r>
-        <w:t xml:space="preserve"> каждый из участников команды должен иметь свой локальный </w:t>
-      </w:r>
-      <w:proofErr w:type="spellStart"/>
-      <w:r>
-        <w:t>репозиторий</w:t>
-      </w:r>
-      <w:proofErr w:type="spellEnd"/>
-      <w:r>
-        <w:t>, в котором будут храниться версии проекта, над которым он работал</w:t>
-      </w:r>
-      <w:r>
-        <w:t>.</w:t>
-      </w:r>
-    </w:p>
-    <w:p>
-      <w:pPr>
-        <w:ind w:firstLine="0"/>
-      </w:pPr>
-      <w:r>
-        <w:t>«студент №1» - Козлов А.В.</w:t>
-      </w:r>
-    </w:p>
-    <w:p>
-      <w:pPr>
-        <w:ind w:firstLine="0"/>
-      </w:pPr>
-      <w:r>
-        <w:t>«студент №2»</w:t>
-      </w:r>
-      <w:r>
-        <w:t xml:space="preserve"> - </w:t>
-      </w:r>
-      <w:r>
-        <w:t>Тургенев И.В.</w:t>
-      </w:r>
-    </w:p>
-    <w:p>
-      <w:pPr>
-        <w:ind w:firstLine="0"/>
-      </w:pPr>
-      <w:r>
-        <w:lastRenderedPageBreak/>
-        <w:t>«студент №3»</w:t>
-      </w:r>
-      <w:r>
-        <w:t xml:space="preserve"> - </w:t>
-      </w:r>
-      <w:r>
-        <w:t>Денисов Р.С.</w:t>
-      </w:r>
-    </w:p>
-    <w:p>
-      <w:pPr>
-        <w:ind w:firstLine="0"/>
-      </w:pPr>
-      <w:r>
-        <w:t xml:space="preserve">«студент №4» - </w:t>
-      </w:r>
-      <w:proofErr w:type="spellStart"/>
-      <w:r>
-        <w:t>Никоноров</w:t>
-      </w:r>
-      <w:proofErr w:type="spellEnd"/>
-      <w:r>
-        <w:t xml:space="preserve"> С.Д.  </w:t>
-      </w:r>
-    </w:p>
-    <w:p>
-      <w:pPr>
-        <w:ind w:firstLine="0"/>
-        <w:rPr>
-          <w:b/>
-          <w:bCs/>
-        </w:rPr>
-      </w:pPr>
-      <w:r>
-        <w:rPr>
-          <w:b/>
-          <w:bCs/>
-        </w:rPr>
-        <w:t xml:space="preserve">3) Создание совместного </w:t>
-      </w:r>
-      <w:proofErr w:type="spellStart"/>
-      <w:r>
-        <w:rPr>
-          <w:b/>
-          <w:bCs/>
-        </w:rPr>
-        <w:t>репозитория</w:t>
-      </w:r>
-      <w:proofErr w:type="spellEnd"/>
-      <w:r>
-        <w:rPr>
-          <w:b/>
-          <w:bCs/>
-        </w:rPr>
-        <w:t xml:space="preserve"> (выполняет студент №1)</w:t>
-      </w:r>
-    </w:p>
-    <w:p>
-      <w:pPr>
-        <w:ind w:firstLine="0"/>
-      </w:pPr>
-      <w:r>
-        <w:t>Созда</w:t>
-      </w:r>
-      <w:r>
-        <w:t>ли</w:t>
-      </w:r>
-      <w:r>
-        <w:t xml:space="preserve"> в своей учетной записи новый публичный </w:t>
-      </w:r>
-      <w:proofErr w:type="spellStart"/>
-      <w:r>
-        <w:t>репозиторий</w:t>
-      </w:r>
-      <w:proofErr w:type="spellEnd"/>
-      <w:r>
-        <w:t xml:space="preserve"> </w:t>
-      </w:r>
-      <w:proofErr w:type="spellStart"/>
-      <w:r>
-        <w:t>FinalWork</w:t>
-      </w:r>
-      <w:proofErr w:type="spellEnd"/>
-      <w:r>
-        <w:t>. Добав</w:t>
-      </w:r>
-      <w:r>
-        <w:t>или</w:t>
-      </w:r>
-      <w:r>
-        <w:t xml:space="preserve"> к этому </w:t>
-      </w:r>
-      <w:proofErr w:type="spellStart"/>
-      <w:r>
-        <w:t>репозиторию</w:t>
-      </w:r>
-      <w:proofErr w:type="spellEnd"/>
-      <w:r>
-        <w:t xml:space="preserve"> соавторов (профили студентов вашей бригады). Продемонстрир</w:t>
-      </w:r>
-      <w:r>
-        <w:t>овал</w:t>
-      </w:r>
-      <w:r>
-        <w:t xml:space="preserve"> результаты выполнения задания, сделав </w:t>
-      </w:r>
-      <w:proofErr w:type="spellStart"/>
-      <w:r>
-        <w:t>скрины</w:t>
-      </w:r>
-      <w:proofErr w:type="spellEnd"/>
-      <w:r>
-        <w:t>, добав</w:t>
-      </w:r>
-      <w:r>
-        <w:t>ил</w:t>
-      </w:r>
-      <w:r>
-        <w:t xml:space="preserve"> их в отчет.</w:t>
-      </w:r>
-    </w:p>
-    <w:p>
-      <w:pPr>
-        <w:ind w:firstLine="0"/>
-        <w:jc w:val="center"/>
-      </w:pPr>
-    </w:p>
-    <w:p>
-      <w:pPr>
-        <w:ind w:firstLine="0"/>
-        <w:rPr>
-          <w:b/>
-          <w:bCs/>
-        </w:rPr>
-      </w:pPr>
-      <w:r>
-        <w:rPr>
-          <w:b/>
-          <w:bCs/>
-        </w:rPr>
-        <w:t xml:space="preserve">4) Выполнение задания </w:t>
-      </w:r>
-    </w:p>
-    <w:p>
-      <w:pPr>
-        <w:ind w:firstLine="0"/>
-      </w:pPr>
-      <w:r>
-        <w:t xml:space="preserve">Выполнение задания заключается в описании действий и демонстрации полученных результатов в виде </w:t>
-      </w:r>
-      <w:proofErr w:type="spellStart"/>
-      <w:r>
-        <w:t>скринов</w:t>
-      </w:r>
-      <w:proofErr w:type="spellEnd"/>
-      <w:r>
-        <w:t xml:space="preserve"> каждым студентом бригады. Результатом выполнения индивидуального задания должны стать файлы .</w:t>
-      </w:r>
-      <w:proofErr w:type="spellStart"/>
-      <w:r>
-        <w:t>docx</w:t>
-      </w:r>
-      <w:proofErr w:type="spellEnd"/>
-      <w:r>
-        <w:t xml:space="preserve">, содержащий описание работы над проектом, ссылку на </w:t>
-      </w:r>
-      <w:proofErr w:type="spellStart"/>
-      <w:r>
-        <w:t>репозиторий</w:t>
-      </w:r>
-      <w:proofErr w:type="spellEnd"/>
-      <w:r>
-        <w:t xml:space="preserve"> и файлы самого проекта.</w:t>
-      </w:r>
-    </w:p>
-    <w:p>
-      <w:pPr>
-        <w:ind w:firstLine="0"/>
-        <w:jc w:val="center"/>
-      </w:pPr>
-    </w:p>
-    <w:p>
-      <w:pPr>
-        <w:ind w:firstLine="0"/>
-        <w:rPr>
-          <w:b/>
-          <w:bCs/>
-          <w:u w:val="single"/>
-        </w:rPr>
-      </w:pPr>
-      <w:r>
-        <w:rPr>
-          <w:b/>
-          <w:bCs/>
-          <w:u w:val="single"/>
-        </w:rPr>
-        <w:t>Этап 1 (подготовительный).</w:t>
-      </w:r>
-    </w:p>
-    <w:p>
-      <w:pPr>
-        <w:ind w:firstLine="0"/>
-        <w:rPr>
-          <w:b/>
-          <w:bCs/>
-          <w:u w:val="single"/>
-        </w:rPr>
-      </w:pPr>
-    </w:p>
-    <w:p>
-      <w:pPr>
-        <w:ind w:firstLine="0"/>
-        <w:rPr>
-          <w:b/>
-          <w:bCs/>
-          <w:u w:val="single"/>
-        </w:rPr>
-      </w:pPr>
-      <w:r>
-        <w:rPr>
-          <w:b/>
-          <w:bCs/>
-          <w:u w:val="single"/>
-        </w:rPr>
-        <w:t>Выполняет студент №1:</w:t>
-      </w:r>
-    </w:p>
-    <w:p>
-      <w:pPr>
-        <w:ind w:firstLine="0"/>
-      </w:pPr>
-      <w:r>
-        <w:t>- созда</w:t>
-      </w:r>
-      <w:r>
-        <w:t>л</w:t>
-      </w:r>
-      <w:r>
-        <w:t xml:space="preserve"> локальный </w:t>
-      </w:r>
-      <w:proofErr w:type="spellStart"/>
-      <w:r>
-        <w:t>репозиторий</w:t>
-      </w:r>
-      <w:proofErr w:type="spellEnd"/>
-      <w:r>
-        <w:t xml:space="preserve"> и инициализируйте его; </w:t>
-      </w:r>
-    </w:p>
-    <w:p>
-      <w:pPr>
-        <w:ind w:firstLine="0"/>
         <w:jc w:val="center"/>
       </w:pPr>
       <w:r>
@@ -994,10 +635,10 @@
           <w14:ligatures w14:val="standardContextual"/>
         </w:rPr>
         <w:drawing>
-          <wp:inline distT="0" distB="0" distL="0" distR="0" wp14:anchorId="11F0E31E" wp14:editId="7E2EF575">
-            <wp:extent cx="5940425" cy="1751965"/>
-            <wp:effectExtent l="0" t="0" r="3175" b="635"/>
-            <wp:docPr id="2" name="Рисунок 2"/>
+          <wp:inline distT="0" distB="0" distL="0" distR="0" wp14:anchorId="1ED604DA" wp14:editId="1384E10F">
+            <wp:extent cx="4830423" cy="2404110"/>
+            <wp:effectExtent l="0" t="0" r="8890" b="0"/>
+            <wp:docPr id="24" name="Рисунок 24"/>
             <wp:cNvGraphicFramePr>
               <a:graphicFrameLocks xmlns:a="http://schemas.openxmlformats.org/drawingml/2006/main" noChangeAspect="1"/>
             </wp:cNvGraphicFramePr>
@@ -1017,7 +658,7 @@
                   <pic:spPr>
                     <a:xfrm>
                       <a:off x="0" y="0"/>
-                      <a:ext cx="5940425" cy="1751965"/>
+                      <a:ext cx="4836552" cy="2407160"/>
                     </a:xfrm>
                     <a:prstGeom prst="rect">
                       <a:avLst/>
@@ -1033,36 +674,6 @@
     <w:p>
       <w:pPr>
         <w:ind w:firstLine="0"/>
-      </w:pPr>
-      <w:r>
-        <w:t>- свя</w:t>
-      </w:r>
-      <w:r>
-        <w:t>зал</w:t>
-      </w:r>
-      <w:r>
-        <w:t xml:space="preserve"> созданный </w:t>
-      </w:r>
-      <w:proofErr w:type="spellStart"/>
-      <w:r>
-        <w:t>репозиторий</w:t>
-      </w:r>
-      <w:proofErr w:type="spellEnd"/>
-      <w:r>
-        <w:t xml:space="preserve"> с удаленным (</w:t>
-      </w:r>
-      <w:proofErr w:type="spellStart"/>
-      <w:r>
-        <w:t>FinalWork</w:t>
-      </w:r>
-      <w:proofErr w:type="spellEnd"/>
-      <w:r>
-        <w:t xml:space="preserve">); </w:t>
-      </w:r>
-    </w:p>
-    <w:p>
-      <w:pPr>
-        <w:ind w:firstLine="0"/>
         <w:jc w:val="center"/>
       </w:pPr>
       <w:r>
@@ -1070,11 +681,12 @@
           <w:noProof/>
           <w14:ligatures w14:val="standardContextual"/>
         </w:rPr>
+        <w:lastRenderedPageBreak/>
         <w:drawing>
-          <wp:inline distT="0" distB="0" distL="0" distR="0" wp14:anchorId="458EB6D8" wp14:editId="0F0950C4">
-            <wp:extent cx="4457700" cy="390525"/>
-            <wp:effectExtent l="0" t="0" r="0" b="9525"/>
-            <wp:docPr id="5" name="Рисунок 5"/>
+          <wp:inline distT="0" distB="0" distL="0" distR="0" wp14:anchorId="727ECC26" wp14:editId="056AB49C">
+            <wp:extent cx="4852035" cy="2238522"/>
+            <wp:effectExtent l="0" t="0" r="5715" b="9525"/>
+            <wp:docPr id="23" name="Рисунок 23"/>
             <wp:cNvGraphicFramePr>
               <a:graphicFrameLocks xmlns:a="http://schemas.openxmlformats.org/drawingml/2006/main" noChangeAspect="1"/>
             </wp:cNvGraphicFramePr>
@@ -1094,7 +706,7 @@
                   <pic:spPr>
                     <a:xfrm>
                       <a:off x="0" y="0"/>
-                      <a:ext cx="4457700" cy="390525"/>
+                      <a:ext cx="4887641" cy="2254949"/>
                     </a:xfrm>
                     <a:prstGeom prst="rect">
                       <a:avLst/>
@@ -1110,15 +722,332 @@
     <w:p>
       <w:pPr>
         <w:ind w:firstLine="0"/>
-      </w:pPr>
-      <w:r>
-        <w:t>- убеди</w:t>
-      </w:r>
-      <w:r>
-        <w:t>лся</w:t>
-      </w:r>
-      <w:r>
-        <w:t xml:space="preserve"> в том, что привязка прошла успешно, выполнив соответствующую команду; </w:t>
+        <w:rPr>
+          <w:b/>
+          <w:bCs/>
+        </w:rPr>
+      </w:pPr>
+      <w:r>
+        <w:rPr>
+          <w:b/>
+          <w:bCs/>
+        </w:rPr>
+        <w:t xml:space="preserve">2) Распределение ролей на проекте </w:t>
+      </w:r>
+    </w:p>
+    <w:p>
+      <w:pPr>
+        <w:ind w:firstLine="0"/>
+      </w:pPr>
+      <w:r>
+        <w:t>Перед началом совместной работы определ</w:t>
+      </w:r>
+      <w:r>
+        <w:t>или</w:t>
+      </w:r>
+      <w:r>
+        <w:t>сь с ролями в вашей команде. Выб</w:t>
+      </w:r>
+      <w:r>
+        <w:t>рали</w:t>
+      </w:r>
+      <w:r>
+        <w:t xml:space="preserve"> студента (далее будет называться «студент №1»), который будет являться координатором проекта с полномочиями администратора </w:t>
+      </w:r>
+      <w:proofErr w:type="spellStart"/>
+      <w:r>
+        <w:t>репозитория</w:t>
+      </w:r>
+      <w:proofErr w:type="spellEnd"/>
+      <w:r>
+        <w:t xml:space="preserve">. Остальные студенты команды («студент №2», «студент №3» и т.д.) должны иметь доступ к </w:t>
+      </w:r>
+      <w:proofErr w:type="spellStart"/>
+      <w:r>
+        <w:t>репозиторию</w:t>
+      </w:r>
+      <w:proofErr w:type="spellEnd"/>
+      <w:r>
+        <w:t xml:space="preserve"> для того</w:t>
+      </w:r>
+      <w:r>
+        <w:t>,</w:t>
+      </w:r>
+      <w:r>
+        <w:t xml:space="preserve"> чтобы иметь возможность получать файлы проекта. Кроме общего </w:t>
+      </w:r>
+      <w:proofErr w:type="spellStart"/>
+      <w:r>
+        <w:t>репозитория</w:t>
+      </w:r>
+      <w:proofErr w:type="spellEnd"/>
+      <w:r>
+        <w:t xml:space="preserve"> каждый из участников команды должен иметь свой локальный </w:t>
+      </w:r>
+      <w:proofErr w:type="spellStart"/>
+      <w:r>
+        <w:t>репозиторий</w:t>
+      </w:r>
+      <w:proofErr w:type="spellEnd"/>
+      <w:r>
+        <w:t>, в котором будут храниться версии проекта, над которым он работал</w:t>
+      </w:r>
+      <w:r>
+        <w:t>.</w:t>
+      </w:r>
+    </w:p>
+    <w:p>
+      <w:pPr>
+        <w:ind w:firstLine="0"/>
+      </w:pPr>
+      <w:r>
+        <w:t>«студент №1» - Козлов А.В.</w:t>
+      </w:r>
+    </w:p>
+    <w:p>
+      <w:pPr>
+        <w:ind w:firstLine="0"/>
+      </w:pPr>
+      <w:r>
+        <w:t>«студент №2»</w:t>
+      </w:r>
+      <w:r>
+        <w:t xml:space="preserve"> - </w:t>
+      </w:r>
+      <w:r>
+        <w:t>Тургенев И.В.</w:t>
+      </w:r>
+    </w:p>
+    <w:p>
+      <w:pPr>
+        <w:ind w:firstLine="0"/>
+      </w:pPr>
+      <w:r>
+        <w:t>«студент №3»</w:t>
+      </w:r>
+      <w:r>
+        <w:t xml:space="preserve"> - </w:t>
+      </w:r>
+      <w:r>
+        <w:t>Денисов Р.С.</w:t>
+      </w:r>
+    </w:p>
+    <w:p>
+      <w:pPr>
+        <w:ind w:firstLine="0"/>
+      </w:pPr>
+      <w:r>
+        <w:t xml:space="preserve">«студент №4» - </w:t>
+      </w:r>
+      <w:proofErr w:type="spellStart"/>
+      <w:r>
+        <w:t>Никоноров</w:t>
+      </w:r>
+      <w:proofErr w:type="spellEnd"/>
+      <w:r>
+        <w:t xml:space="preserve"> С.Д.  </w:t>
+      </w:r>
+    </w:p>
+    <w:p>
+      <w:pPr>
+        <w:ind w:firstLine="0"/>
+        <w:rPr>
+          <w:b/>
+          <w:bCs/>
+        </w:rPr>
+      </w:pPr>
+      <w:r>
+        <w:rPr>
+          <w:b/>
+          <w:bCs/>
+        </w:rPr>
+        <w:t xml:space="preserve">3) Создание совместного </w:t>
+      </w:r>
+      <w:proofErr w:type="spellStart"/>
+      <w:r>
+        <w:rPr>
+          <w:b/>
+          <w:bCs/>
+        </w:rPr>
+        <w:t>репозитория</w:t>
+      </w:r>
+      <w:proofErr w:type="spellEnd"/>
+      <w:r>
+        <w:rPr>
+          <w:b/>
+          <w:bCs/>
+        </w:rPr>
+        <w:t xml:space="preserve"> (выполняет студент №1)</w:t>
+      </w:r>
+    </w:p>
+    <w:p>
+      <w:pPr>
+        <w:ind w:firstLine="0"/>
+      </w:pPr>
+      <w:r>
+        <w:t>Созда</w:t>
+      </w:r>
+      <w:r>
+        <w:t>ли</w:t>
+      </w:r>
+      <w:r>
+        <w:t xml:space="preserve"> в своей учетной записи новый публичный </w:t>
+      </w:r>
+      <w:proofErr w:type="spellStart"/>
+      <w:r>
+        <w:t>репозиторий</w:t>
+      </w:r>
+      <w:proofErr w:type="spellEnd"/>
+      <w:r>
+        <w:t xml:space="preserve"> </w:t>
+      </w:r>
+      <w:proofErr w:type="spellStart"/>
+      <w:r>
+        <w:t>FinalWork</w:t>
+      </w:r>
+      <w:proofErr w:type="spellEnd"/>
+      <w:r>
+        <w:t>. Добав</w:t>
+      </w:r>
+      <w:r>
+        <w:t>или</w:t>
+      </w:r>
+      <w:r>
+        <w:t xml:space="preserve"> к этому </w:t>
+      </w:r>
+      <w:proofErr w:type="spellStart"/>
+      <w:r>
+        <w:t>репозиторию</w:t>
+      </w:r>
+      <w:proofErr w:type="spellEnd"/>
+      <w:r>
+        <w:t xml:space="preserve"> соавторов (профили студентов вашей бригады). Продемонстрир</w:t>
+      </w:r>
+      <w:r>
+        <w:t>овал</w:t>
+      </w:r>
+      <w:r>
+        <w:t xml:space="preserve"> результаты выполнения задания, сделав </w:t>
+      </w:r>
+      <w:proofErr w:type="spellStart"/>
+      <w:r>
+        <w:t>скрины</w:t>
+      </w:r>
+      <w:proofErr w:type="spellEnd"/>
+      <w:r>
+        <w:t>, добав</w:t>
+      </w:r>
+      <w:r>
+        <w:t>ил</w:t>
+      </w:r>
+      <w:r>
+        <w:t xml:space="preserve"> их в отчет.</w:t>
+      </w:r>
+    </w:p>
+    <w:p>
+      <w:pPr>
+        <w:ind w:firstLine="0"/>
+        <w:rPr>
+          <w:b/>
+          <w:bCs/>
+        </w:rPr>
+      </w:pPr>
+      <w:r>
+        <w:rPr>
+          <w:b/>
+          <w:bCs/>
+        </w:rPr>
+        <w:t xml:space="preserve">4) Выполнение задания </w:t>
+      </w:r>
+    </w:p>
+    <w:p>
+      <w:pPr>
+        <w:ind w:firstLine="0"/>
+      </w:pPr>
+      <w:r>
+        <w:t xml:space="preserve">Выполнение задания заключается в описании действий и демонстрации полученных результатов в виде </w:t>
+      </w:r>
+      <w:proofErr w:type="spellStart"/>
+      <w:r>
+        <w:t>скринов</w:t>
+      </w:r>
+      <w:proofErr w:type="spellEnd"/>
+      <w:r>
+        <w:t xml:space="preserve"> каждым студентом бригады. Результатом выполнения индивидуального задания должны стать файлы .</w:t>
+      </w:r>
+      <w:proofErr w:type="spellStart"/>
+      <w:r>
+        <w:t>docx</w:t>
+      </w:r>
+      <w:proofErr w:type="spellEnd"/>
+      <w:r>
+        <w:t xml:space="preserve">, содержащий описание работы над проектом, ссылку на </w:t>
+      </w:r>
+      <w:proofErr w:type="spellStart"/>
+      <w:r>
+        <w:t>репозиторий</w:t>
+      </w:r>
+      <w:proofErr w:type="spellEnd"/>
+      <w:r>
+        <w:t xml:space="preserve"> и файлы самого проекта.</w:t>
+      </w:r>
+    </w:p>
+    <w:p>
+      <w:pPr>
+        <w:ind w:firstLine="0"/>
+        <w:rPr>
+          <w:b/>
+          <w:bCs/>
+          <w:u w:val="single"/>
+        </w:rPr>
+      </w:pPr>
+      <w:r>
+        <w:rPr>
+          <w:b/>
+          <w:bCs/>
+          <w:u w:val="single"/>
+        </w:rPr>
+        <w:t>Этап 1 (подготовительный).</w:t>
+      </w:r>
+    </w:p>
+    <w:p>
+      <w:pPr>
+        <w:ind w:firstLine="0"/>
+        <w:rPr>
+          <w:b/>
+          <w:bCs/>
+          <w:u w:val="single"/>
+        </w:rPr>
+      </w:pPr>
+      <w:r>
+        <w:rPr>
+          <w:b/>
+          <w:bCs/>
+          <w:u w:val="single"/>
+        </w:rPr>
+        <w:t>Выполняет студент №1:</w:t>
+      </w:r>
+    </w:p>
+    <w:p>
+      <w:pPr>
+        <w:ind w:firstLine="0"/>
+      </w:pPr>
+      <w:r>
+        <w:t>- созда</w:t>
+      </w:r>
+      <w:r>
+        <w:t>л</w:t>
+      </w:r>
+      <w:r>
+        <w:t xml:space="preserve"> локальный </w:t>
+      </w:r>
+      <w:proofErr w:type="spellStart"/>
+      <w:r>
+        <w:t>репозиторий</w:t>
+      </w:r>
+      <w:proofErr w:type="spellEnd"/>
+      <w:r>
+        <w:t xml:space="preserve"> и инициализируйте его; </w:t>
       </w:r>
     </w:p>
     <w:p>
@@ -1131,11 +1060,12 @@
           <w:noProof/>
           <w14:ligatures w14:val="standardContextual"/>
         </w:rPr>
+        <w:lastRenderedPageBreak/>
         <w:drawing>
-          <wp:inline distT="0" distB="0" distL="0" distR="0" wp14:anchorId="361FE619" wp14:editId="00CB0A9A">
-            <wp:extent cx="3905250" cy="628650"/>
-            <wp:effectExtent l="0" t="0" r="0" b="0"/>
-            <wp:docPr id="6" name="Рисунок 6"/>
+          <wp:inline distT="0" distB="0" distL="0" distR="0" wp14:anchorId="11F0E31E" wp14:editId="7E2EF575">
+            <wp:extent cx="5940425" cy="1751965"/>
+            <wp:effectExtent l="0" t="0" r="3175" b="635"/>
+            <wp:docPr id="2" name="Рисунок 2"/>
             <wp:cNvGraphicFramePr>
               <a:graphicFrameLocks xmlns:a="http://schemas.openxmlformats.org/drawingml/2006/main" noChangeAspect="1"/>
             </wp:cNvGraphicFramePr>
@@ -1155,7 +1085,7 @@
                   <pic:spPr>
                     <a:xfrm>
                       <a:off x="0" y="0"/>
-                      <a:ext cx="3905250" cy="628650"/>
+                      <a:ext cx="5940425" cy="1751965"/>
                     </a:xfrm>
                     <a:prstGeom prst="rect">
                       <a:avLst/>
@@ -1173,13 +1103,13 @@
         <w:ind w:firstLine="0"/>
       </w:pPr>
       <w:r>
-        <w:t>- извлек и загрузи</w:t>
-      </w:r>
-      <w:r>
-        <w:t>л</w:t>
-      </w:r>
-      <w:r>
-        <w:t xml:space="preserve"> в локальный </w:t>
+        <w:t>- свя</w:t>
+      </w:r>
+      <w:r>
+        <w:t>зал</w:t>
+      </w:r>
+      <w:r>
+        <w:t xml:space="preserve"> созданный </w:t>
       </w:r>
       <w:proofErr w:type="spellStart"/>
       <w:r>
@@ -1187,15 +1117,15 @@
       </w:r>
       <w:proofErr w:type="spellEnd"/>
       <w:r>
-        <w:t xml:space="preserve"> содержимое из удаленного </w:t>
-      </w:r>
-      <w:proofErr w:type="spellStart"/>
-      <w:r>
-        <w:t>репозитория</w:t>
-      </w:r>
-      <w:proofErr w:type="spellEnd"/>
-      <w:r>
-        <w:t xml:space="preserve">; </w:t>
+        <w:t xml:space="preserve"> с удаленным (</w:t>
+      </w:r>
+      <w:proofErr w:type="spellStart"/>
+      <w:r>
+        <w:t>FinalWork</w:t>
+      </w:r>
+      <w:proofErr w:type="spellEnd"/>
+      <w:r>
+        <w:t xml:space="preserve">); </w:t>
       </w:r>
     </w:p>
     <w:p>
@@ -1208,12 +1138,11 @@
           <w:noProof/>
           <w14:ligatures w14:val="standardContextual"/>
         </w:rPr>
-        <w:lastRenderedPageBreak/>
         <w:drawing>
-          <wp:inline distT="0" distB="0" distL="0" distR="0" wp14:anchorId="50630004" wp14:editId="010478D7">
-            <wp:extent cx="4648200" cy="1276350"/>
-            <wp:effectExtent l="0" t="0" r="0" b="0"/>
-            <wp:docPr id="10" name="Рисунок 10"/>
+          <wp:inline distT="0" distB="0" distL="0" distR="0" wp14:anchorId="458EB6D8" wp14:editId="0F0950C4">
+            <wp:extent cx="4457700" cy="390525"/>
+            <wp:effectExtent l="0" t="0" r="0" b="9525"/>
+            <wp:docPr id="5" name="Рисунок 5"/>
             <wp:cNvGraphicFramePr>
               <a:graphicFrameLocks xmlns:a="http://schemas.openxmlformats.org/drawingml/2006/main" noChangeAspect="1"/>
             </wp:cNvGraphicFramePr>
@@ -1233,7 +1162,7 @@
                   <pic:spPr>
                     <a:xfrm>
                       <a:off x="0" y="0"/>
-                      <a:ext cx="4648200" cy="1276350"/>
+                      <a:ext cx="4457700" cy="390525"/>
                     </a:xfrm>
                     <a:prstGeom prst="rect">
                       <a:avLst/>
@@ -1251,29 +1180,13 @@
         <w:ind w:firstLine="0"/>
       </w:pPr>
       <w:r>
-        <w:t>- созда</w:t>
-      </w:r>
-      <w:r>
-        <w:t>л</w:t>
-      </w:r>
-      <w:r>
-        <w:t xml:space="preserve"> в своем локальном </w:t>
-      </w:r>
-      <w:proofErr w:type="spellStart"/>
-      <w:r>
-        <w:t>репозитории</w:t>
-      </w:r>
-      <w:proofErr w:type="spellEnd"/>
-      <w:r>
-        <w:t xml:space="preserve"> новый файл .</w:t>
-      </w:r>
-      <w:proofErr w:type="spellStart"/>
-      <w:r>
-        <w:t>docx</w:t>
-      </w:r>
-      <w:proofErr w:type="spellEnd"/>
-      <w:r>
-        <w:t xml:space="preserve">, содержащий отчет по данной лабораторной работе; </w:t>
+        <w:t>- убеди</w:t>
+      </w:r>
+      <w:r>
+        <w:t>лся</w:t>
+      </w:r>
+      <w:r>
+        <w:t xml:space="preserve"> в том, что привязка прошла успешно, выполнив соответствующую команду; </w:t>
       </w:r>
     </w:p>
     <w:p>
@@ -1287,10 +1200,10 @@
           <w14:ligatures w14:val="standardContextual"/>
         </w:rPr>
         <w:drawing>
-          <wp:inline distT="0" distB="0" distL="0" distR="0" wp14:anchorId="2A8637E1" wp14:editId="31B14261">
-            <wp:extent cx="5940425" cy="1119505"/>
-            <wp:effectExtent l="0" t="0" r="3175" b="4445"/>
-            <wp:docPr id="7" name="Рисунок 7"/>
+          <wp:inline distT="0" distB="0" distL="0" distR="0" wp14:anchorId="361FE619" wp14:editId="00CB0A9A">
+            <wp:extent cx="3905250" cy="628650"/>
+            <wp:effectExtent l="0" t="0" r="0" b="0"/>
+            <wp:docPr id="6" name="Рисунок 6"/>
             <wp:cNvGraphicFramePr>
               <a:graphicFrameLocks xmlns:a="http://schemas.openxmlformats.org/drawingml/2006/main" noChangeAspect="1"/>
             </wp:cNvGraphicFramePr>
@@ -1310,7 +1223,7 @@
                   <pic:spPr>
                     <a:xfrm>
                       <a:off x="0" y="0"/>
-                      <a:ext cx="5940425" cy="1119505"/>
+                      <a:ext cx="3905250" cy="628650"/>
                     </a:xfrm>
                     <a:prstGeom prst="rect">
                       <a:avLst/>
@@ -1328,13 +1241,29 @@
         <w:ind w:firstLine="0"/>
       </w:pPr>
       <w:r>
-        <w:t>- зафиксир</w:t>
-      </w:r>
-      <w:r>
-        <w:t>овал</w:t>
-      </w:r>
-      <w:r>
-        <w:t xml:space="preserve"> изменения, выполнив соответствующие команды; </w:t>
+        <w:t>- извлек и загрузи</w:t>
+      </w:r>
+      <w:r>
+        <w:t>л</w:t>
+      </w:r>
+      <w:r>
+        <w:t xml:space="preserve"> в локальный </w:t>
+      </w:r>
+      <w:proofErr w:type="spellStart"/>
+      <w:r>
+        <w:t>репозиторий</w:t>
+      </w:r>
+      <w:proofErr w:type="spellEnd"/>
+      <w:r>
+        <w:t xml:space="preserve"> содержимое из удаленного </w:t>
+      </w:r>
+      <w:proofErr w:type="spellStart"/>
+      <w:r>
+        <w:t>репозитория</w:t>
+      </w:r>
+      <w:proofErr w:type="spellEnd"/>
+      <w:r>
+        <w:t xml:space="preserve">; </w:t>
       </w:r>
     </w:p>
     <w:p>
@@ -1348,10 +1277,10 @@
           <w14:ligatures w14:val="standardContextual"/>
         </w:rPr>
         <w:drawing>
-          <wp:inline distT="0" distB="0" distL="0" distR="0" wp14:anchorId="53B128AB" wp14:editId="4E72118B">
-            <wp:extent cx="3505200" cy="733425"/>
-            <wp:effectExtent l="0" t="0" r="0" b="9525"/>
-            <wp:docPr id="3" name="Рисунок 3"/>
+          <wp:inline distT="0" distB="0" distL="0" distR="0" wp14:anchorId="50630004" wp14:editId="010478D7">
+            <wp:extent cx="4648200" cy="1276350"/>
+            <wp:effectExtent l="0" t="0" r="0" b="0"/>
+            <wp:docPr id="10" name="Рисунок 10"/>
             <wp:cNvGraphicFramePr>
               <a:graphicFrameLocks xmlns:a="http://schemas.openxmlformats.org/drawingml/2006/main" noChangeAspect="1"/>
             </wp:cNvGraphicFramePr>
@@ -1371,7 +1300,7 @@
                   <pic:spPr>
                     <a:xfrm>
                       <a:off x="0" y="0"/>
-                      <a:ext cx="3505200" cy="733425"/>
+                      <a:ext cx="4648200" cy="1276350"/>
                     </a:xfrm>
                     <a:prstGeom prst="rect">
                       <a:avLst/>
@@ -1389,29 +1318,29 @@
         <w:ind w:firstLine="0"/>
       </w:pPr>
       <w:r>
-        <w:t>- добав</w:t>
-      </w:r>
-      <w:r>
-        <w:t>ил</w:t>
-      </w:r>
-      <w:r>
-        <w:t xml:space="preserve"> в локальный </w:t>
-      </w:r>
-      <w:proofErr w:type="spellStart"/>
-      <w:r>
-        <w:t>репозиторий</w:t>
-      </w:r>
-      <w:proofErr w:type="spellEnd"/>
-      <w:r>
-        <w:t xml:space="preserve"> файлы проекта по дисциплине «Программирование» за первый семестр (порядковый номер лабораторной, которую нужно взять, соответствует номеру бригады. </w:t>
-      </w:r>
-      <w:proofErr w:type="gramStart"/>
-      <w:r>
-        <w:t>Например</w:t>
-      </w:r>
-      <w:proofErr w:type="gramEnd"/>
-      <w:r>
-        <w:t>: бригада №3 берет лабораторную работу №3 «Операторы условия»);</w:t>
+        <w:t>- созда</w:t>
+      </w:r>
+      <w:r>
+        <w:t>л</w:t>
+      </w:r>
+      <w:r>
+        <w:t xml:space="preserve"> в своем локальном </w:t>
+      </w:r>
+      <w:proofErr w:type="spellStart"/>
+      <w:r>
+        <w:t>репозитории</w:t>
+      </w:r>
+      <w:proofErr w:type="spellEnd"/>
+      <w:r>
+        <w:t xml:space="preserve"> новый файл .</w:t>
+      </w:r>
+      <w:proofErr w:type="spellStart"/>
+      <w:r>
+        <w:t>docx</w:t>
+      </w:r>
+      <w:proofErr w:type="spellEnd"/>
+      <w:r>
+        <w:t xml:space="preserve">, содержащий отчет по данной лабораторной работе; </w:t>
       </w:r>
     </w:p>
     <w:p>
@@ -1425,10 +1354,10 @@
           <w14:ligatures w14:val="standardContextual"/>
         </w:rPr>
         <w:drawing>
-          <wp:inline distT="0" distB="0" distL="0" distR="0" wp14:anchorId="19B45AD2" wp14:editId="6761A035">
-            <wp:extent cx="5940425" cy="1732280"/>
-            <wp:effectExtent l="0" t="0" r="3175" b="1270"/>
-            <wp:docPr id="11" name="Рисунок 11"/>
+          <wp:inline distT="0" distB="0" distL="0" distR="0" wp14:anchorId="2A8637E1" wp14:editId="31B14261">
+            <wp:extent cx="5940425" cy="1119505"/>
+            <wp:effectExtent l="0" t="0" r="3175" b="4445"/>
+            <wp:docPr id="7" name="Рисунок 7"/>
             <wp:cNvGraphicFramePr>
               <a:graphicFrameLocks xmlns:a="http://schemas.openxmlformats.org/drawingml/2006/main" noChangeAspect="1"/>
             </wp:cNvGraphicFramePr>
@@ -1448,7 +1377,7 @@
                   <pic:spPr>
                     <a:xfrm>
                       <a:off x="0" y="0"/>
-                      <a:ext cx="5940425" cy="1732280"/>
+                      <a:ext cx="5940425" cy="1119505"/>
                     </a:xfrm>
                     <a:prstGeom prst="rect">
                       <a:avLst/>
@@ -1466,34 +1395,30 @@
         <w:ind w:firstLine="0"/>
       </w:pPr>
       <w:r>
-        <w:t xml:space="preserve"> - зафиксир</w:t>
+        <w:t>- зафиксир</w:t>
       </w:r>
       <w:r>
         <w:t>овал</w:t>
       </w:r>
       <w:r>
-        <w:t xml:space="preserve"> изменения, выполнив соответствующие команды;</w:t>
+        <w:t xml:space="preserve"> изменения, выполнив соответствующие команды; </w:t>
       </w:r>
     </w:p>
     <w:p>
       <w:pPr>
         <w:ind w:firstLine="0"/>
         <w:jc w:val="center"/>
-        <w:rPr>
-          <w:lang w:val="en-US"/>
-        </w:rPr>
       </w:pPr>
       <w:r>
         <w:rPr>
           <w:noProof/>
           <w14:ligatures w14:val="standardContextual"/>
         </w:rPr>
-        <w:lastRenderedPageBreak/>
         <w:drawing>
-          <wp:inline distT="0" distB="0" distL="0" distR="0" wp14:anchorId="6AF684FB" wp14:editId="0E589429">
-            <wp:extent cx="4448175" cy="3933825"/>
-            <wp:effectExtent l="0" t="0" r="9525" b="9525"/>
-            <wp:docPr id="4" name="Рисунок 4"/>
+          <wp:inline distT="0" distB="0" distL="0" distR="0" wp14:anchorId="53B128AB" wp14:editId="4E72118B">
+            <wp:extent cx="3505200" cy="733425"/>
+            <wp:effectExtent l="0" t="0" r="0" b="9525"/>
+            <wp:docPr id="3" name="Рисунок 3"/>
             <wp:cNvGraphicFramePr>
               <a:graphicFrameLocks xmlns:a="http://schemas.openxmlformats.org/drawingml/2006/main" noChangeAspect="1"/>
             </wp:cNvGraphicFramePr>
@@ -1513,6 +1438,148 @@
                   <pic:spPr>
                     <a:xfrm>
                       <a:off x="0" y="0"/>
+                      <a:ext cx="3505200" cy="733425"/>
+                    </a:xfrm>
+                    <a:prstGeom prst="rect">
+                      <a:avLst/>
+                    </a:prstGeom>
+                  </pic:spPr>
+                </pic:pic>
+              </a:graphicData>
+            </a:graphic>
+          </wp:inline>
+        </w:drawing>
+      </w:r>
+    </w:p>
+    <w:p>
+      <w:pPr>
+        <w:ind w:firstLine="0"/>
+      </w:pPr>
+      <w:r>
+        <w:t>- добав</w:t>
+      </w:r>
+      <w:r>
+        <w:t>ил</w:t>
+      </w:r>
+      <w:r>
+        <w:t xml:space="preserve"> в локальный </w:t>
+      </w:r>
+      <w:proofErr w:type="spellStart"/>
+      <w:r>
+        <w:t>репозиторий</w:t>
+      </w:r>
+      <w:proofErr w:type="spellEnd"/>
+      <w:r>
+        <w:t xml:space="preserve"> файлы проекта по дисциплине «Программирование» за первый семестр (порядковый номер лабораторной, которую нужно взять, соответствует номеру бригады. </w:t>
+      </w:r>
+      <w:proofErr w:type="gramStart"/>
+      <w:r>
+        <w:t>Например</w:t>
+      </w:r>
+      <w:proofErr w:type="gramEnd"/>
+      <w:r>
+        <w:t>: бригада №3 берет лабораторную работу №3 «Операторы условия»);</w:t>
+      </w:r>
+    </w:p>
+    <w:p>
+      <w:pPr>
+        <w:ind w:firstLine="0"/>
+        <w:jc w:val="center"/>
+      </w:pPr>
+      <w:r>
+        <w:rPr>
+          <w:noProof/>
+          <w14:ligatures w14:val="standardContextual"/>
+        </w:rPr>
+        <w:lastRenderedPageBreak/>
+        <w:drawing>
+          <wp:inline distT="0" distB="0" distL="0" distR="0" wp14:anchorId="19B45AD2" wp14:editId="6761A035">
+            <wp:extent cx="5940425" cy="1732280"/>
+            <wp:effectExtent l="0" t="0" r="3175" b="1270"/>
+            <wp:docPr id="11" name="Рисунок 11"/>
+            <wp:cNvGraphicFramePr>
+              <a:graphicFrameLocks xmlns:a="http://schemas.openxmlformats.org/drawingml/2006/main" noChangeAspect="1"/>
+            </wp:cNvGraphicFramePr>
+            <a:graphic xmlns:a="http://schemas.openxmlformats.org/drawingml/2006/main">
+              <a:graphicData uri="http://schemas.openxmlformats.org/drawingml/2006/picture">
+                <pic:pic xmlns:pic="http://schemas.openxmlformats.org/drawingml/2006/picture">
+                  <pic:nvPicPr>
+                    <pic:cNvPr id="1" name=""/>
+                    <pic:cNvPicPr/>
+                  </pic:nvPicPr>
+                  <pic:blipFill>
+                    <a:blip r:embed="rId14"/>
+                    <a:stretch>
+                      <a:fillRect/>
+                    </a:stretch>
+                  </pic:blipFill>
+                  <pic:spPr>
+                    <a:xfrm>
+                      <a:off x="0" y="0"/>
+                      <a:ext cx="5940425" cy="1732280"/>
+                    </a:xfrm>
+                    <a:prstGeom prst="rect">
+                      <a:avLst/>
+                    </a:prstGeom>
+                  </pic:spPr>
+                </pic:pic>
+              </a:graphicData>
+            </a:graphic>
+          </wp:inline>
+        </w:drawing>
+      </w:r>
+    </w:p>
+    <w:p>
+      <w:pPr>
+        <w:ind w:firstLine="0"/>
+      </w:pPr>
+      <w:r>
+        <w:t xml:space="preserve"> - зафиксир</w:t>
+      </w:r>
+      <w:r>
+        <w:t>овал</w:t>
+      </w:r>
+      <w:r>
+        <w:t xml:space="preserve"> изменения, выполнив соответствующие команды;</w:t>
+      </w:r>
+    </w:p>
+    <w:p>
+      <w:pPr>
+        <w:ind w:firstLine="0"/>
+        <w:jc w:val="center"/>
+        <w:rPr>
+          <w:lang w:val="en-US"/>
+        </w:rPr>
+      </w:pPr>
+      <w:r>
+        <w:rPr>
+          <w:noProof/>
+          <w14:ligatures w14:val="standardContextual"/>
+        </w:rPr>
+        <w:drawing>
+          <wp:inline distT="0" distB="0" distL="0" distR="0" wp14:anchorId="6AF684FB" wp14:editId="0E589429">
+            <wp:extent cx="4448175" cy="3933825"/>
+            <wp:effectExtent l="0" t="0" r="9525" b="9525"/>
+            <wp:docPr id="4" name="Рисунок 4"/>
+            <wp:cNvGraphicFramePr>
+              <a:graphicFrameLocks xmlns:a="http://schemas.openxmlformats.org/drawingml/2006/main" noChangeAspect="1"/>
+            </wp:cNvGraphicFramePr>
+            <a:graphic xmlns:a="http://schemas.openxmlformats.org/drawingml/2006/main">
+              <a:graphicData uri="http://schemas.openxmlformats.org/drawingml/2006/picture">
+                <pic:pic xmlns:pic="http://schemas.openxmlformats.org/drawingml/2006/picture">
+                  <pic:nvPicPr>
+                    <pic:cNvPr id="1" name=""/>
+                    <pic:cNvPicPr/>
+                  </pic:nvPicPr>
+                  <pic:blipFill>
+                    <a:blip r:embed="rId15"/>
+                    <a:stretch>
+                      <a:fillRect/>
+                    </a:stretch>
+                  </pic:blipFill>
+                  <pic:spPr>
+                    <a:xfrm>
+                      <a:off x="0" y="0"/>
                       <a:ext cx="4448175" cy="3933825"/>
                     </a:xfrm>
                     <a:prstGeom prst="rect">
@@ -1575,6 +1642,54 @@
     <w:p>
       <w:pPr>
         <w:ind w:firstLine="0"/>
+        <w:jc w:val="center"/>
+      </w:pPr>
+      <w:r>
+        <w:rPr>
+          <w:noProof/>
+          <w14:ligatures w14:val="standardContextual"/>
+        </w:rPr>
+        <w:lastRenderedPageBreak/>
+        <w:drawing>
+          <wp:inline distT="0" distB="0" distL="0" distR="0" wp14:anchorId="12D26736" wp14:editId="5ABEBF99">
+            <wp:extent cx="5940425" cy="4027170"/>
+            <wp:effectExtent l="0" t="0" r="3175" b="0"/>
+            <wp:docPr id="8" name="Рисунок 8"/>
+            <wp:cNvGraphicFramePr>
+              <a:graphicFrameLocks xmlns:a="http://schemas.openxmlformats.org/drawingml/2006/main" noChangeAspect="1"/>
+            </wp:cNvGraphicFramePr>
+            <a:graphic xmlns:a="http://schemas.openxmlformats.org/drawingml/2006/main">
+              <a:graphicData uri="http://schemas.openxmlformats.org/drawingml/2006/picture">
+                <pic:pic xmlns:pic="http://schemas.openxmlformats.org/drawingml/2006/picture">
+                  <pic:nvPicPr>
+                    <pic:cNvPr id="1" name=""/>
+                    <pic:cNvPicPr/>
+                  </pic:nvPicPr>
+                  <pic:blipFill>
+                    <a:blip r:embed="rId16"/>
+                    <a:stretch>
+                      <a:fillRect/>
+                    </a:stretch>
+                  </pic:blipFill>
+                  <pic:spPr>
+                    <a:xfrm>
+                      <a:off x="0" y="0"/>
+                      <a:ext cx="5940425" cy="4027170"/>
+                    </a:xfrm>
+                    <a:prstGeom prst="rect">
+                      <a:avLst/>
+                    </a:prstGeom>
+                  </pic:spPr>
+                </pic:pic>
+              </a:graphicData>
+            </a:graphic>
+          </wp:inline>
+        </w:drawing>
+      </w:r>
+    </w:p>
+    <w:p>
+      <w:pPr>
+        <w:ind w:firstLine="0"/>
         <w:rPr>
           <w:b/>
           <w:bCs/>
@@ -1649,7 +1764,54 @@
         <w:t>шел</w:t>
       </w:r>
       <w:r>
-        <w:t xml:space="preserve"> в эту ветку; </w:t>
+        <w:t xml:space="preserve"> в эту ветку;</w:t>
+      </w:r>
+    </w:p>
+    <w:p>
+      <w:pPr>
+        <w:ind w:firstLine="0"/>
+        <w:jc w:val="center"/>
+      </w:pPr>
+      <w:r>
+        <w:rPr>
+          <w:noProof/>
+          <w14:ligatures w14:val="standardContextual"/>
+        </w:rPr>
+        <w:drawing>
+          <wp:inline distT="0" distB="0" distL="0" distR="0" wp14:anchorId="0470D0AA" wp14:editId="7701CEB0">
+            <wp:extent cx="3543795" cy="466790"/>
+            <wp:effectExtent l="0" t="0" r="0" b="9525"/>
+            <wp:docPr id="9" name="Рисунок 9"/>
+            <wp:cNvGraphicFramePr>
+              <a:graphicFrameLocks xmlns:a="http://schemas.openxmlformats.org/drawingml/2006/main" noChangeAspect="1"/>
+            </wp:cNvGraphicFramePr>
+            <a:graphic xmlns:a="http://schemas.openxmlformats.org/drawingml/2006/main">
+              <a:graphicData uri="http://schemas.openxmlformats.org/drawingml/2006/picture">
+                <pic:pic xmlns:pic="http://schemas.openxmlformats.org/drawingml/2006/picture">
+                  <pic:nvPicPr>
+                    <pic:cNvPr id="1" name=""/>
+                    <pic:cNvPicPr/>
+                  </pic:nvPicPr>
+                  <pic:blipFill>
+                    <a:blip r:embed="rId17"/>
+                    <a:stretch>
+                      <a:fillRect/>
+                    </a:stretch>
+                  </pic:blipFill>
+                  <pic:spPr>
+                    <a:xfrm>
+                      <a:off x="0" y="0"/>
+                      <a:ext cx="3543795" cy="466790"/>
+                    </a:xfrm>
+                    <a:prstGeom prst="rect">
+                      <a:avLst/>
+                    </a:prstGeom>
+                  </pic:spPr>
+                </pic:pic>
+              </a:graphicData>
+            </a:graphic>
+          </wp:inline>
+        </w:drawing>
       </w:r>
     </w:p>
     <w:p>
@@ -1715,6 +1877,47 @@
         <w:ind w:firstLine="0"/>
         <w:jc w:val="center"/>
       </w:pPr>
+      <w:r>
+        <w:rPr>
+          <w:noProof/>
+          <w14:ligatures w14:val="standardContextual"/>
+        </w:rPr>
+        <w:drawing>
+          <wp:inline distT="0" distB="0" distL="0" distR="0" wp14:anchorId="499A05C0" wp14:editId="5288A0DF">
+            <wp:extent cx="5940425" cy="1007110"/>
+            <wp:effectExtent l="0" t="0" r="3175" b="2540"/>
+            <wp:docPr id="12" name="Рисунок 12"/>
+            <wp:cNvGraphicFramePr>
+              <a:graphicFrameLocks xmlns:a="http://schemas.openxmlformats.org/drawingml/2006/main" noChangeAspect="1"/>
+            </wp:cNvGraphicFramePr>
+            <a:graphic xmlns:a="http://schemas.openxmlformats.org/drawingml/2006/main">
+              <a:graphicData uri="http://schemas.openxmlformats.org/drawingml/2006/picture">
+                <pic:pic xmlns:pic="http://schemas.openxmlformats.org/drawingml/2006/picture">
+                  <pic:nvPicPr>
+                    <pic:cNvPr id="1" name=""/>
+                    <pic:cNvPicPr/>
+                  </pic:nvPicPr>
+                  <pic:blipFill>
+                    <a:blip r:embed="rId18"/>
+                    <a:stretch>
+                      <a:fillRect/>
+                    </a:stretch>
+                  </pic:blipFill>
+                  <pic:spPr>
+                    <a:xfrm>
+                      <a:off x="0" y="0"/>
+                      <a:ext cx="5940425" cy="1007110"/>
+                    </a:xfrm>
+                    <a:prstGeom prst="rect">
+                      <a:avLst/>
+                    </a:prstGeom>
+                  </pic:spPr>
+                </pic:pic>
+              </a:graphicData>
+            </a:graphic>
+          </wp:inline>
+        </w:drawing>
+      </w:r>
     </w:p>
     <w:p>
       <w:pPr>
@@ -1741,6 +1944,47 @@
         <w:ind w:firstLine="0"/>
         <w:jc w:val="center"/>
       </w:pPr>
+      <w:r>
+        <w:rPr>
+          <w:noProof/>
+          <w14:ligatures w14:val="standardContextual"/>
+        </w:rPr>
+        <w:drawing>
+          <wp:inline distT="0" distB="0" distL="0" distR="0" wp14:anchorId="499B1E2F" wp14:editId="5EE1DB52">
+            <wp:extent cx="3543300" cy="1028700"/>
+            <wp:effectExtent l="0" t="0" r="0" b="0"/>
+            <wp:docPr id="13" name="Рисунок 13"/>
+            <wp:cNvGraphicFramePr>
+              <a:graphicFrameLocks xmlns:a="http://schemas.openxmlformats.org/drawingml/2006/main" noChangeAspect="1"/>
+            </wp:cNvGraphicFramePr>
+            <a:graphic xmlns:a="http://schemas.openxmlformats.org/drawingml/2006/main">
+              <a:graphicData uri="http://schemas.openxmlformats.org/drawingml/2006/picture">
+                <pic:pic xmlns:pic="http://schemas.openxmlformats.org/drawingml/2006/picture">
+                  <pic:nvPicPr>
+                    <pic:cNvPr id="1" name=""/>
+                    <pic:cNvPicPr/>
+                  </pic:nvPicPr>
+                  <pic:blipFill>
+                    <a:blip r:embed="rId19"/>
+                    <a:stretch>
+                      <a:fillRect/>
+                    </a:stretch>
+                  </pic:blipFill>
+                  <pic:spPr>
+                    <a:xfrm>
+                      <a:off x="0" y="0"/>
+                      <a:ext cx="3543300" cy="1028700"/>
+                    </a:xfrm>
+                    <a:prstGeom prst="rect">
+                      <a:avLst/>
+                    </a:prstGeom>
+                  </pic:spPr>
+                </pic:pic>
+              </a:graphicData>
+            </a:graphic>
+          </wp:inline>
+        </w:drawing>
+      </w:r>
     </w:p>
     <w:p>
       <w:pPr>
@@ -1797,6 +2041,48 @@
         <w:ind w:firstLine="0"/>
         <w:jc w:val="center"/>
       </w:pPr>
+      <w:r>
+        <w:rPr>
+          <w:noProof/>
+          <w14:ligatures w14:val="standardContextual"/>
+        </w:rPr>
+        <w:lastRenderedPageBreak/>
+        <w:drawing>
+          <wp:inline distT="0" distB="0" distL="0" distR="0" wp14:anchorId="09571BBF" wp14:editId="0B86CF64">
+            <wp:extent cx="5940425" cy="1944370"/>
+            <wp:effectExtent l="0" t="0" r="3175" b="0"/>
+            <wp:docPr id="14" name="Рисунок 14"/>
+            <wp:cNvGraphicFramePr>
+              <a:graphicFrameLocks xmlns:a="http://schemas.openxmlformats.org/drawingml/2006/main" noChangeAspect="1"/>
+            </wp:cNvGraphicFramePr>
+            <a:graphic xmlns:a="http://schemas.openxmlformats.org/drawingml/2006/main">
+              <a:graphicData uri="http://schemas.openxmlformats.org/drawingml/2006/picture">
+                <pic:pic xmlns:pic="http://schemas.openxmlformats.org/drawingml/2006/picture">
+                  <pic:nvPicPr>
+                    <pic:cNvPr id="1" name=""/>
+                    <pic:cNvPicPr/>
+                  </pic:nvPicPr>
+                  <pic:blipFill>
+                    <a:blip r:embed="rId20"/>
+                    <a:stretch>
+                      <a:fillRect/>
+                    </a:stretch>
+                  </pic:blipFill>
+                  <pic:spPr>
+                    <a:xfrm>
+                      <a:off x="0" y="0"/>
+                      <a:ext cx="5940425" cy="1944370"/>
+                    </a:xfrm>
+                    <a:prstGeom prst="rect">
+                      <a:avLst/>
+                    </a:prstGeom>
+                  </pic:spPr>
+                </pic:pic>
+              </a:graphicData>
+            </a:graphic>
+          </wp:inline>
+        </w:drawing>
+      </w:r>
     </w:p>
     <w:p>
       <w:pPr>
@@ -1823,6 +2109,47 @@
         <w:ind w:firstLine="0"/>
         <w:jc w:val="center"/>
       </w:pPr>
+      <w:r>
+        <w:rPr>
+          <w:noProof/>
+          <w14:ligatures w14:val="standardContextual"/>
+        </w:rPr>
+        <w:drawing>
+          <wp:inline distT="0" distB="0" distL="0" distR="0" wp14:anchorId="7A6EAEA0" wp14:editId="032E2D56">
+            <wp:extent cx="3543300" cy="1171575"/>
+            <wp:effectExtent l="0" t="0" r="0" b="9525"/>
+            <wp:docPr id="15" name="Рисунок 15"/>
+            <wp:cNvGraphicFramePr>
+              <a:graphicFrameLocks xmlns:a="http://schemas.openxmlformats.org/drawingml/2006/main" noChangeAspect="1"/>
+            </wp:cNvGraphicFramePr>
+            <a:graphic xmlns:a="http://schemas.openxmlformats.org/drawingml/2006/main">
+              <a:graphicData uri="http://schemas.openxmlformats.org/drawingml/2006/picture">
+                <pic:pic xmlns:pic="http://schemas.openxmlformats.org/drawingml/2006/picture">
+                  <pic:nvPicPr>
+                    <pic:cNvPr id="1" name=""/>
+                    <pic:cNvPicPr/>
+                  </pic:nvPicPr>
+                  <pic:blipFill>
+                    <a:blip r:embed="rId21"/>
+                    <a:stretch>
+                      <a:fillRect/>
+                    </a:stretch>
+                  </pic:blipFill>
+                  <pic:spPr>
+                    <a:xfrm>
+                      <a:off x="0" y="0"/>
+                      <a:ext cx="3543300" cy="1171575"/>
+                    </a:xfrm>
+                    <a:prstGeom prst="rect">
+                      <a:avLst/>
+                    </a:prstGeom>
+                  </pic:spPr>
+                </pic:pic>
+              </a:graphicData>
+            </a:graphic>
+          </wp:inline>
+        </w:drawing>
+      </w:r>
     </w:p>
     <w:p>
       <w:pPr>
@@ -1857,23 +2184,112 @@
     <w:p>
       <w:pPr>
         <w:ind w:firstLine="0"/>
-      </w:pPr>
-    </w:p>
-    <w:p>
-      <w:pPr>
-        <w:ind w:firstLine="0"/>
-      </w:pPr>
-      <w:r>
+        <w:jc w:val="center"/>
+      </w:pPr>
+      <w:r>
+        <w:rPr>
+          <w:noProof/>
+          <w14:ligatures w14:val="standardContextual"/>
+        </w:rPr>
+        <w:drawing>
+          <wp:inline distT="0" distB="0" distL="0" distR="0" wp14:anchorId="6E723200" wp14:editId="2DF527A8">
+            <wp:extent cx="4648200" cy="2143125"/>
+            <wp:effectExtent l="0" t="0" r="0" b="9525"/>
+            <wp:docPr id="16" name="Рисунок 16"/>
+            <wp:cNvGraphicFramePr>
+              <a:graphicFrameLocks xmlns:a="http://schemas.openxmlformats.org/drawingml/2006/main" noChangeAspect="1"/>
+            </wp:cNvGraphicFramePr>
+            <a:graphic xmlns:a="http://schemas.openxmlformats.org/drawingml/2006/main">
+              <a:graphicData uri="http://schemas.openxmlformats.org/drawingml/2006/picture">
+                <pic:pic xmlns:pic="http://schemas.openxmlformats.org/drawingml/2006/picture">
+                  <pic:nvPicPr>
+                    <pic:cNvPr id="1" name=""/>
+                    <pic:cNvPicPr/>
+                  </pic:nvPicPr>
+                  <pic:blipFill>
+                    <a:blip r:embed="rId22"/>
+                    <a:stretch>
+                      <a:fillRect/>
+                    </a:stretch>
+                  </pic:blipFill>
+                  <pic:spPr>
+                    <a:xfrm>
+                      <a:off x="0" y="0"/>
+                      <a:ext cx="4648200" cy="2143125"/>
+                    </a:xfrm>
+                    <a:prstGeom prst="rect">
+                      <a:avLst/>
+                    </a:prstGeom>
+                  </pic:spPr>
+                </pic:pic>
+              </a:graphicData>
+            </a:graphic>
+          </wp:inline>
+        </w:drawing>
+      </w:r>
+    </w:p>
+    <w:p>
+      <w:pPr>
+        <w:ind w:firstLine="0"/>
+      </w:pPr>
+      <w:r>
+        <w:t xml:space="preserve"> - после того как ваши изменения будут просмотрены координатором проекта (студентом №1), выполняется слияние с веткой </w:t>
+      </w:r>
+      <w:proofErr w:type="spellStart"/>
+      <w:r>
+        <w:t>master</w:t>
+      </w:r>
+      <w:proofErr w:type="spellEnd"/>
+      <w:r>
+        <w:t>.</w:t>
+      </w:r>
+    </w:p>
+    <w:p>
+      <w:pPr>
+        <w:ind w:firstLine="0"/>
+        <w:jc w:val="center"/>
+      </w:pPr>
+      <w:r>
+        <w:rPr>
+          <w:noProof/>
+          <w14:ligatures w14:val="standardContextual"/>
+        </w:rPr>
         <w:lastRenderedPageBreak/>
-        <w:t xml:space="preserve"> - после того как ваши изменения будут просмотрены координатором проекта (студентом №1), выполняется слияние с веткой </w:t>
-      </w:r>
-      <w:proofErr w:type="spellStart"/>
-      <w:r>
-        <w:t>master</w:t>
-      </w:r>
-      <w:proofErr w:type="spellEnd"/>
-      <w:r>
-        <w:t>.</w:t>
+        <w:drawing>
+          <wp:inline distT="0" distB="0" distL="0" distR="0" wp14:anchorId="2246D357" wp14:editId="12267A90">
+            <wp:extent cx="4181475" cy="2533650"/>
+            <wp:effectExtent l="0" t="0" r="9525" b="0"/>
+            <wp:docPr id="17" name="Рисунок 17"/>
+            <wp:cNvGraphicFramePr>
+              <a:graphicFrameLocks xmlns:a="http://schemas.openxmlformats.org/drawingml/2006/main" noChangeAspect="1"/>
+            </wp:cNvGraphicFramePr>
+            <a:graphic xmlns:a="http://schemas.openxmlformats.org/drawingml/2006/main">
+              <a:graphicData uri="http://schemas.openxmlformats.org/drawingml/2006/picture">
+                <pic:pic xmlns:pic="http://schemas.openxmlformats.org/drawingml/2006/picture">
+                  <pic:nvPicPr>
+                    <pic:cNvPr id="1" name=""/>
+                    <pic:cNvPicPr/>
+                  </pic:nvPicPr>
+                  <pic:blipFill>
+                    <a:blip r:embed="rId23"/>
+                    <a:stretch>
+                      <a:fillRect/>
+                    </a:stretch>
+                  </pic:blipFill>
+                  <pic:spPr>
+                    <a:xfrm>
+                      <a:off x="0" y="0"/>
+                      <a:ext cx="4181475" cy="2533650"/>
+                    </a:xfrm>
+                    <a:prstGeom prst="rect">
+                      <a:avLst/>
+                    </a:prstGeom>
+                  </pic:spPr>
+                </pic:pic>
+              </a:graphicData>
+            </a:graphic>
+          </wp:inline>
+        </w:drawing>
       </w:r>
     </w:p>
     <w:p>
@@ -1891,225 +2307,380 @@
           <w:bCs/>
           <w:u w:val="single"/>
         </w:rPr>
-        <w:t xml:space="preserve">Для студента №2, 3: </w:t>
-      </w:r>
-    </w:p>
-    <w:p>
-      <w:pPr>
-        <w:ind w:firstLine="0"/>
-      </w:pPr>
-      <w:r>
-        <w:t>- за</w:t>
-      </w:r>
-      <w:r>
-        <w:t>шел</w:t>
-      </w:r>
-      <w:r>
-        <w:t xml:space="preserve"> на свою почту, которую указывал при регистрации профиля на </w:t>
-      </w:r>
-      <w:proofErr w:type="spellStart"/>
-      <w:r>
-        <w:t>GitHub</w:t>
-      </w:r>
-      <w:proofErr w:type="spellEnd"/>
-      <w:r>
-        <w:t>, и подтверди</w:t>
-      </w:r>
-      <w:r>
-        <w:t>л</w:t>
-      </w:r>
-      <w:r>
-        <w:t xml:space="preserve"> свое участие в совместной работе; </w:t>
-      </w:r>
-    </w:p>
-    <w:p>
-      <w:pPr>
-        <w:ind w:firstLine="0"/>
-      </w:pPr>
-      <w:r>
-        <w:t>- созда</w:t>
-      </w:r>
-      <w:r>
-        <w:t>л</w:t>
-      </w:r>
-      <w:r>
-        <w:t xml:space="preserve"> свой локальный </w:t>
-      </w:r>
-      <w:proofErr w:type="spellStart"/>
-      <w:r>
-        <w:t>репозиторий</w:t>
-      </w:r>
-      <w:proofErr w:type="spellEnd"/>
-      <w:r>
-        <w:t xml:space="preserve">, </w:t>
-      </w:r>
-      <w:proofErr w:type="spellStart"/>
-      <w:r>
-        <w:t>склонировав</w:t>
-      </w:r>
-      <w:proofErr w:type="spellEnd"/>
-      <w:r>
-        <w:t xml:space="preserve"> себе общий </w:t>
-      </w:r>
-      <w:proofErr w:type="spellStart"/>
-      <w:r>
-        <w:t>репозиторий</w:t>
-      </w:r>
-      <w:proofErr w:type="spellEnd"/>
-      <w:r>
-        <w:t xml:space="preserve"> </w:t>
-      </w:r>
-      <w:proofErr w:type="spellStart"/>
-      <w:r>
-        <w:t>FinalWork</w:t>
-      </w:r>
-      <w:proofErr w:type="spellEnd"/>
-      <w:r>
-        <w:t xml:space="preserve">; </w:t>
-      </w:r>
-    </w:p>
-    <w:p>
-      <w:pPr>
-        <w:ind w:firstLine="0"/>
-        <w:jc w:val="center"/>
-      </w:pPr>
-    </w:p>
-    <w:p>
-      <w:pPr>
-        <w:ind w:firstLine="0"/>
-      </w:pPr>
-      <w:r>
-        <w:t>- созда</w:t>
-      </w:r>
-      <w:r>
-        <w:t>л</w:t>
-      </w:r>
-      <w:r>
-        <w:t xml:space="preserve"> новую ветку в локальном </w:t>
-      </w:r>
-      <w:proofErr w:type="spellStart"/>
-      <w:r>
-        <w:t>репозитории</w:t>
-      </w:r>
-      <w:proofErr w:type="spellEnd"/>
-      <w:r>
-        <w:t xml:space="preserve"> (имя ветки должно содержать вашу фамилию, </w:t>
-      </w:r>
-      <w:proofErr w:type="gramStart"/>
-      <w:r>
-        <w:t>например</w:t>
-      </w:r>
-      <w:proofErr w:type="gramEnd"/>
-      <w:r>
-        <w:t xml:space="preserve"> «</w:t>
-      </w:r>
-      <w:proofErr w:type="spellStart"/>
-      <w:r>
-        <w:t>Petrov</w:t>
-      </w:r>
-      <w:proofErr w:type="spellEnd"/>
-      <w:r>
-        <w:t>») и пере</w:t>
-      </w:r>
-      <w:r>
-        <w:t>шел</w:t>
-      </w:r>
-      <w:r>
-        <w:t xml:space="preserve"> в эту ветку; </w:t>
-      </w:r>
-    </w:p>
-    <w:p>
-      <w:pPr>
-        <w:ind w:firstLine="0"/>
-        <w:jc w:val="center"/>
-      </w:pPr>
-    </w:p>
-    <w:p>
-      <w:pPr>
-        <w:ind w:firstLine="0"/>
-      </w:pPr>
-      <w:r>
-        <w:t>- выполни</w:t>
-      </w:r>
-      <w:r>
-        <w:t>л</w:t>
-      </w:r>
-      <w:r>
-        <w:t xml:space="preserve"> индивидуальное задание: </w:t>
-      </w:r>
-    </w:p>
-    <w:p>
-      <w:pPr>
-        <w:ind w:firstLine="0"/>
-        <w:jc w:val="center"/>
-      </w:pPr>
-    </w:p>
-    <w:p>
-      <w:pPr>
-        <w:ind w:firstLine="0"/>
-      </w:pPr>
-      <w:r>
-        <w:sym w:font="Symbol" w:char="F0B7"/>
-      </w:r>
-      <w:r>
-        <w:t xml:space="preserve"> в код проекта внес изменения: </w:t>
-      </w:r>
-    </w:p>
-    <w:p>
-      <w:pPr>
-        <w:ind w:firstLine="0"/>
-        <w:jc w:val="center"/>
-      </w:pPr>
-    </w:p>
-    <w:p>
-      <w:pPr>
-        <w:ind w:firstLine="0"/>
+        <w:t>Студент №2</w:t>
+      </w:r>
+      <w:r>
         <w:rPr>
           <w:b/>
           <w:bCs/>
           <w:u w:val="single"/>
         </w:rPr>
-      </w:pPr>
-      <w:r>
+        <w:t xml:space="preserve">: </w:t>
+      </w:r>
+    </w:p>
+    <w:p>
+      <w:pPr>
+        <w:ind w:firstLine="0"/>
+      </w:pPr>
+      <w:r>
+        <w:t>- за</w:t>
+      </w:r>
+      <w:r>
+        <w:t>шел</w:t>
+      </w:r>
+      <w:r>
+        <w:t xml:space="preserve"> на свою почту, которую указывал при регистрации профиля на </w:t>
+      </w:r>
+      <w:proofErr w:type="spellStart"/>
+      <w:r>
+        <w:t>GitHub</w:t>
+      </w:r>
+      <w:proofErr w:type="spellEnd"/>
+      <w:r>
+        <w:t>, и подтверди</w:t>
+      </w:r>
+      <w:r>
+        <w:t>л</w:t>
+      </w:r>
+      <w:r>
+        <w:t xml:space="preserve"> свое участие в совместной работе; </w:t>
+      </w:r>
+    </w:p>
+    <w:p>
+      <w:pPr>
+        <w:ind w:firstLine="0"/>
+      </w:pPr>
+      <w:r>
+        <w:t>- созда</w:t>
+      </w:r>
+      <w:r>
+        <w:t>л</w:t>
+      </w:r>
+      <w:r>
+        <w:t xml:space="preserve"> свой локальный </w:t>
+      </w:r>
+      <w:proofErr w:type="spellStart"/>
+      <w:r>
+        <w:t>репозиторий</w:t>
+      </w:r>
+      <w:proofErr w:type="spellEnd"/>
+      <w:r>
+        <w:t xml:space="preserve">, </w:t>
+      </w:r>
+      <w:proofErr w:type="spellStart"/>
+      <w:r>
+        <w:t>склонировав</w:t>
+      </w:r>
+      <w:proofErr w:type="spellEnd"/>
+      <w:r>
+        <w:t xml:space="preserve"> себе общий </w:t>
+      </w:r>
+      <w:proofErr w:type="spellStart"/>
+      <w:r>
+        <w:t>репозиторий</w:t>
+      </w:r>
+      <w:proofErr w:type="spellEnd"/>
+      <w:r>
+        <w:t xml:space="preserve"> </w:t>
+      </w:r>
+      <w:proofErr w:type="spellStart"/>
+      <w:r>
+        <w:t>FinalWork</w:t>
+      </w:r>
+      <w:proofErr w:type="spellEnd"/>
+      <w:r>
+        <w:t xml:space="preserve">; </w:t>
+      </w:r>
+    </w:p>
+    <w:p>
+      <w:pPr>
+        <w:ind w:firstLine="0"/>
+      </w:pPr>
+      <w:r>
+        <w:t>- созда</w:t>
+      </w:r>
+      <w:r>
+        <w:t>л</w:t>
+      </w:r>
+      <w:r>
+        <w:t xml:space="preserve"> новую ветку в локальном </w:t>
+      </w:r>
+      <w:proofErr w:type="spellStart"/>
+      <w:r>
+        <w:t>репозитории</w:t>
+      </w:r>
+      <w:proofErr w:type="spellEnd"/>
+      <w:r>
+        <w:t xml:space="preserve"> (имя ветки должно содержать вашу фамилию, </w:t>
+      </w:r>
+      <w:proofErr w:type="gramStart"/>
+      <w:r>
+        <w:t>например</w:t>
+      </w:r>
+      <w:proofErr w:type="gramEnd"/>
+      <w:r>
+        <w:t xml:space="preserve"> «</w:t>
+      </w:r>
+      <w:proofErr w:type="spellStart"/>
+      <w:r>
+        <w:t>Petrov</w:t>
+      </w:r>
+      <w:proofErr w:type="spellEnd"/>
+      <w:r>
+        <w:t>») и пере</w:t>
+      </w:r>
+      <w:r>
+        <w:t>шел</w:t>
+      </w:r>
+      <w:r>
+        <w:t xml:space="preserve"> в эту ветку; </w:t>
+      </w:r>
+    </w:p>
+    <w:p>
+      <w:pPr>
+        <w:ind w:firstLine="0"/>
+      </w:pPr>
+      <w:r>
+        <w:t>- выполни</w:t>
+      </w:r>
+      <w:r>
+        <w:t>л</w:t>
+      </w:r>
+      <w:r>
+        <w:t xml:space="preserve"> индивидуальное задание: </w:t>
+      </w:r>
+    </w:p>
+    <w:p>
+      <w:pPr>
+        <w:ind w:firstLine="0"/>
+      </w:pPr>
+      <w:r>
+        <w:sym w:font="Symbol" w:char="F0B7"/>
+      </w:r>
+      <w:r>
+        <w:t xml:space="preserve"> в код проекта внес изменения: </w:t>
+      </w:r>
+    </w:p>
+    <w:p>
+      <w:pPr>
+        <w:ind w:firstLine="0"/>
+      </w:pPr>
+      <w:r>
+        <w:t>- измени</w:t>
+      </w:r>
+      <w:r>
+        <w:t>л</w:t>
+      </w:r>
+      <w:r>
+        <w:t xml:space="preserve"> объявление всех используемых переменных так, чтобы каждая переменная объявлялась с новой строки; </w:t>
+      </w:r>
+    </w:p>
+    <w:p>
+      <w:pPr>
+        <w:ind w:firstLine="0"/>
+      </w:pPr>
+      <w:r>
+        <w:t>- добав</w:t>
+      </w:r>
+      <w:r>
+        <w:t xml:space="preserve">ил </w:t>
+      </w:r>
+      <w:r>
+        <w:t xml:space="preserve">хотя бы один комментарий, поясняющий назначение переменных. </w:t>
+      </w:r>
+    </w:p>
+    <w:p>
+      <w:pPr>
+        <w:ind w:firstLine="0"/>
+      </w:pPr>
+      <w:r>
+        <w:rPr>
+          <w:noProof/>
+        </w:rPr>
+        <w:lastRenderedPageBreak/>
+        <w:drawing>
+          <wp:inline distT="0" distB="0" distL="0" distR="0" wp14:anchorId="4AF7F2C3" wp14:editId="0879F28F">
+            <wp:extent cx="5940425" cy="5641975"/>
+            <wp:effectExtent l="0" t="0" r="3175" b="0"/>
+            <wp:docPr id="19" name="Рисунок 19"/>
+            <wp:cNvGraphicFramePr>
+              <a:graphicFrameLocks xmlns:a="http://schemas.openxmlformats.org/drawingml/2006/main" noChangeAspect="1"/>
+            </wp:cNvGraphicFramePr>
+            <a:graphic xmlns:a="http://schemas.openxmlformats.org/drawingml/2006/main">
+              <a:graphicData uri="http://schemas.openxmlformats.org/drawingml/2006/picture">
+                <pic:pic xmlns:pic="http://schemas.openxmlformats.org/drawingml/2006/picture">
+                  <pic:nvPicPr>
+                    <pic:cNvPr id="1" name=""/>
+                    <pic:cNvPicPr/>
+                  </pic:nvPicPr>
+                  <pic:blipFill>
+                    <a:blip r:embed="rId24"/>
+                    <a:stretch>
+                      <a:fillRect/>
+                    </a:stretch>
+                  </pic:blipFill>
+                  <pic:spPr>
+                    <a:xfrm>
+                      <a:off x="0" y="0"/>
+                      <a:ext cx="5940425" cy="5641975"/>
+                    </a:xfrm>
+                    <a:prstGeom prst="rect">
+                      <a:avLst/>
+                    </a:prstGeom>
+                  </pic:spPr>
+                </pic:pic>
+              </a:graphicData>
+            </a:graphic>
+          </wp:inline>
+        </w:drawing>
+      </w:r>
+    </w:p>
+    <w:p>
+      <w:pPr>
+        <w:ind w:firstLine="0"/>
+      </w:pPr>
+      <w:r>
+        <w:t>- отправ</w:t>
+      </w:r>
+      <w:r>
+        <w:t>ил</w:t>
+      </w:r>
+      <w:r>
+        <w:t xml:space="preserve"> зафиксированные изменения в удаленный </w:t>
+      </w:r>
+      <w:proofErr w:type="spellStart"/>
+      <w:r>
+        <w:t>репозиторий</w:t>
+      </w:r>
+      <w:proofErr w:type="spellEnd"/>
+      <w:r>
+        <w:t xml:space="preserve"> в вашу ветку (в параметре команды укажите имя вашей ветки, на </w:t>
+      </w:r>
+      <w:proofErr w:type="spellStart"/>
+      <w:r>
+        <w:t>GitHub</w:t>
+      </w:r>
+      <w:proofErr w:type="spellEnd"/>
+      <w:r>
+        <w:t xml:space="preserve"> она создастся автоматически, это действие нужно для сохранности данных); </w:t>
+      </w:r>
+    </w:p>
+    <w:p>
+      <w:pPr>
+        <w:ind w:firstLine="0"/>
+      </w:pPr>
+      <w:r>
+        <w:rPr>
+          <w:noProof/>
+        </w:rPr>
+        <w:drawing>
+          <wp:inline distT="0" distB="0" distL="0" distR="0" wp14:anchorId="581B6049" wp14:editId="2D49C688">
+            <wp:extent cx="5940425" cy="1419860"/>
+            <wp:effectExtent l="0" t="0" r="3175" b="8890"/>
+            <wp:docPr id="22" name="Рисунок 22"/>
+            <wp:cNvGraphicFramePr>
+              <a:graphicFrameLocks xmlns:a="http://schemas.openxmlformats.org/drawingml/2006/main" noChangeAspect="1"/>
+            </wp:cNvGraphicFramePr>
+            <a:graphic xmlns:a="http://schemas.openxmlformats.org/drawingml/2006/main">
+              <a:graphicData uri="http://schemas.openxmlformats.org/drawingml/2006/picture">
+                <pic:pic xmlns:pic="http://schemas.openxmlformats.org/drawingml/2006/picture">
+                  <pic:nvPicPr>
+                    <pic:cNvPr id="1" name=""/>
+                    <pic:cNvPicPr/>
+                  </pic:nvPicPr>
+                  <pic:blipFill>
+                    <a:blip r:embed="rId25"/>
+                    <a:stretch>
+                      <a:fillRect/>
+                    </a:stretch>
+                  </pic:blipFill>
+                  <pic:spPr>
+                    <a:xfrm>
+                      <a:off x="0" y="0"/>
+                      <a:ext cx="5940425" cy="1419860"/>
+                    </a:xfrm>
+                    <a:prstGeom prst="rect">
+                      <a:avLst/>
+                    </a:prstGeom>
+                  </pic:spPr>
+                </pic:pic>
+              </a:graphicData>
+            </a:graphic>
+          </wp:inline>
+        </w:drawing>
+      </w:r>
+    </w:p>
+    <w:p>
+      <w:pPr>
+        <w:ind w:firstLine="0"/>
+      </w:pPr>
+      <w:r>
+        <w:t xml:space="preserve">- после того как ваши изменения будут просмотрены координатором проекта (студентом №1), выполняется слияние с веткой </w:t>
+      </w:r>
+      <w:proofErr w:type="spellStart"/>
+      <w:r>
+        <w:t>master</w:t>
+      </w:r>
+      <w:proofErr w:type="spellEnd"/>
+      <w:r>
+        <w:t xml:space="preserve">. </w:t>
+      </w:r>
+    </w:p>
+    <w:p>
+      <w:pPr>
+        <w:ind w:firstLine="0"/>
+      </w:pPr>
+      <w:r>
+        <w:rPr>
+          <w:noProof/>
+          <w14:ligatures w14:val="standardContextual"/>
+        </w:rPr>
+        <w:lastRenderedPageBreak/>
+        <w:drawing>
+          <wp:inline distT="0" distB="0" distL="0" distR="0" wp14:anchorId="02522C79" wp14:editId="2580C200">
+            <wp:extent cx="5866667" cy="2019048"/>
+            <wp:effectExtent l="0" t="0" r="1270" b="635"/>
+            <wp:docPr id="25" name="Рисунок 25"/>
+            <wp:cNvGraphicFramePr>
+              <a:graphicFrameLocks xmlns:a="http://schemas.openxmlformats.org/drawingml/2006/main" noChangeAspect="1"/>
+            </wp:cNvGraphicFramePr>
+            <a:graphic xmlns:a="http://schemas.openxmlformats.org/drawingml/2006/main">
+              <a:graphicData uri="http://schemas.openxmlformats.org/drawingml/2006/picture">
+                <pic:pic xmlns:pic="http://schemas.openxmlformats.org/drawingml/2006/picture">
+                  <pic:nvPicPr>
+                    <pic:cNvPr id="1" name=""/>
+                    <pic:cNvPicPr/>
+                  </pic:nvPicPr>
+                  <pic:blipFill>
+                    <a:blip r:embed="rId26"/>
+                    <a:stretch>
+                      <a:fillRect/>
+                    </a:stretch>
+                  </pic:blipFill>
+                  <pic:spPr>
+                    <a:xfrm>
+                      <a:off x="0" y="0"/>
+                      <a:ext cx="5866667" cy="2019048"/>
+                    </a:xfrm>
+                    <a:prstGeom prst="rect">
+                      <a:avLst/>
+                    </a:prstGeom>
+                  </pic:spPr>
+                </pic:pic>
+              </a:graphicData>
+            </a:graphic>
+          </wp:inline>
+        </w:drawing>
+      </w:r>
+    </w:p>
+    <w:p>
+      <w:pPr>
+        <w:ind w:firstLine="0"/>
         <w:rPr>
           <w:b/>
           <w:bCs/>
           <w:u w:val="single"/>
         </w:rPr>
-        <w:t>студент №2:</w:t>
-      </w:r>
-    </w:p>
-    <w:p>
-      <w:pPr>
-        <w:ind w:firstLine="0"/>
-      </w:pPr>
-      <w:r>
-        <w:t>- измени</w:t>
-      </w:r>
-      <w:r>
-        <w:t>л</w:t>
-      </w:r>
-      <w:r>
-        <w:t xml:space="preserve"> объявление всех используемых переменных так, чтобы каждая переменная объявлялась с новой строки; </w:t>
-      </w:r>
-    </w:p>
-    <w:p>
-      <w:pPr>
-        <w:ind w:firstLine="0"/>
-      </w:pPr>
-      <w:r>
-        <w:t>- добав</w:t>
-      </w:r>
-      <w:r>
-        <w:t xml:space="preserve">ил </w:t>
-      </w:r>
-      <w:r>
-        <w:t xml:space="preserve">хотя бы один комментарий, поясняющий назначение переменных. </w:t>
-      </w:r>
-    </w:p>
-    <w:p>
-      <w:pPr>
-        <w:ind w:firstLine="0"/>
       </w:pPr>
       <w:r>
         <w:rPr>
@@ -2117,284 +2688,811 @@
           <w:bCs/>
           <w:u w:val="single"/>
         </w:rPr>
-        <w:t>студент №3:</w:t>
-      </w:r>
-      <w:r>
-        <w:t xml:space="preserve"> </w:t>
-      </w:r>
-    </w:p>
-    <w:p>
-      <w:pPr>
-        <w:ind w:firstLine="0"/>
-      </w:pPr>
-      <w:r>
-        <w:t>- добав</w:t>
-      </w:r>
-      <w:r>
-        <w:t>ил</w:t>
-      </w:r>
-      <w:r>
-        <w:t xml:space="preserve"> проверку на положительность первой объявленной переменной с выводом сообщения об этом. </w:t>
-      </w:r>
-    </w:p>
-    <w:p>
-      <w:pPr>
-        <w:ind w:firstLine="0"/>
-        <w:jc w:val="center"/>
-      </w:pPr>
-    </w:p>
-    <w:p>
-      <w:pPr>
-        <w:ind w:firstLine="0"/>
-      </w:pPr>
-      <w:r>
-        <w:t>- добав</w:t>
-      </w:r>
-      <w:r>
-        <w:t xml:space="preserve">ил </w:t>
-      </w:r>
-      <w:r>
-        <w:t xml:space="preserve">комментарий, поясняющий строку с условным выражением. </w:t>
-      </w:r>
-    </w:p>
-    <w:p>
-      <w:pPr>
-        <w:ind w:firstLine="0"/>
-        <w:jc w:val="center"/>
-      </w:pPr>
-    </w:p>
-    <w:p>
-      <w:pPr>
-        <w:ind w:firstLine="0"/>
-      </w:pPr>
-      <w:r>
-        <w:sym w:font="Symbol" w:char="F0B7"/>
-      </w:r>
-      <w:r>
-        <w:t xml:space="preserve"> зафиксир</w:t>
-      </w:r>
-      <w:r>
-        <w:t>овал</w:t>
-      </w:r>
-      <w:r>
-        <w:t xml:space="preserve"> каждое изменение, выполнив соответствующие команды; </w:t>
-      </w:r>
-    </w:p>
-    <w:p>
-      <w:pPr>
-        <w:ind w:firstLine="0"/>
-        <w:jc w:val="center"/>
-      </w:pPr>
-    </w:p>
-    <w:p>
-      <w:pPr>
-        <w:ind w:firstLine="0"/>
-      </w:pPr>
-      <w:r>
-        <w:sym w:font="Symbol" w:char="F0B7"/>
-      </w:r>
-      <w:r>
-        <w:t xml:space="preserve"> созда</w:t>
-      </w:r>
-      <w:r>
-        <w:t>л</w:t>
-      </w:r>
-      <w:r>
-        <w:t xml:space="preserve"> в своей ветке файл 2.docx для студента №2 (для студента №3 – 3.docx), в котором опишите ваши действия, добавив соответствующие </w:t>
-      </w:r>
-      <w:proofErr w:type="spellStart"/>
-      <w:r>
-        <w:t>скрины</w:t>
-      </w:r>
-      <w:proofErr w:type="spellEnd"/>
-      <w:r>
-        <w:t xml:space="preserve">, в том числе </w:t>
-      </w:r>
-      <w:proofErr w:type="spellStart"/>
-      <w:r>
-        <w:t>скрины</w:t>
-      </w:r>
-      <w:proofErr w:type="spellEnd"/>
-      <w:r>
-        <w:t xml:space="preserve"> из консоли </w:t>
-      </w:r>
-      <w:proofErr w:type="spellStart"/>
-      <w:r>
-        <w:t>git</w:t>
-      </w:r>
-      <w:proofErr w:type="spellEnd"/>
-      <w:r>
-        <w:t>.</w:t>
-      </w:r>
-    </w:p>
-    <w:p>
-      <w:pPr>
-        <w:ind w:firstLine="0"/>
-        <w:jc w:val="center"/>
-      </w:pPr>
-    </w:p>
-    <w:p>
-      <w:pPr>
-        <w:ind w:firstLine="0"/>
-      </w:pPr>
-      <w:r>
-        <w:t xml:space="preserve"> </w:t>
-      </w:r>
-      <w:r>
-        <w:sym w:font="Symbol" w:char="F0B7"/>
-      </w:r>
-      <w:r>
-        <w:t xml:space="preserve"> зафиксир</w:t>
-      </w:r>
-      <w:r>
-        <w:t>овал</w:t>
-      </w:r>
-      <w:r>
-        <w:t xml:space="preserve"> добавление файла;</w:t>
-      </w:r>
-    </w:p>
-    <w:p>
-      <w:pPr>
-        <w:ind w:firstLine="0"/>
-        <w:jc w:val="center"/>
-      </w:pPr>
-    </w:p>
-    <w:p>
-      <w:pPr>
-        <w:ind w:firstLine="0"/>
-      </w:pPr>
-      <w:r>
-        <w:t xml:space="preserve"> - отправ</w:t>
-      </w:r>
-      <w:r>
-        <w:t>ил</w:t>
-      </w:r>
-      <w:r>
-        <w:t xml:space="preserve"> зафиксированные изменения в удаленный </w:t>
-      </w:r>
-      <w:proofErr w:type="spellStart"/>
-      <w:r>
-        <w:t>репозиторий</w:t>
-      </w:r>
-      <w:proofErr w:type="spellEnd"/>
-      <w:r>
-        <w:t xml:space="preserve"> в вашу ветку (в параметре команды укажите имя вашей ветки, на </w:t>
-      </w:r>
-      <w:proofErr w:type="spellStart"/>
-      <w:r>
-        <w:t>GitHub</w:t>
-      </w:r>
-      <w:proofErr w:type="spellEnd"/>
-      <w:r>
-        <w:t xml:space="preserve"> она создастся автоматически, это действие нужно для сохранности данных); </w:t>
-      </w:r>
-    </w:p>
-    <w:p>
-      <w:pPr>
-        <w:ind w:firstLine="0"/>
-        <w:jc w:val="center"/>
-      </w:pPr>
-    </w:p>
-    <w:p>
-      <w:pPr>
-        <w:ind w:firstLine="0"/>
-      </w:pPr>
-      <w:r>
-        <w:t xml:space="preserve">- после того как ваши изменения будут просмотрены координатором проекта (студентом №1), выполняется слияние с веткой </w:t>
-      </w:r>
-      <w:proofErr w:type="spellStart"/>
-      <w:r>
-        <w:t>master</w:t>
-      </w:r>
-      <w:proofErr w:type="spellEnd"/>
-      <w:r>
-        <w:t xml:space="preserve">. </w:t>
-      </w:r>
-    </w:p>
-    <w:p>
-      <w:pPr>
-        <w:ind w:firstLine="0"/>
-      </w:pPr>
-      <w:r>
-        <w:lastRenderedPageBreak/>
-        <w:t xml:space="preserve">Внимание!!! Перед тем, как выполнить слияние, необходимо скопировать с </w:t>
-      </w:r>
-      <w:proofErr w:type="spellStart"/>
-      <w:r>
-        <w:t>GitHub</w:t>
-      </w:r>
-      <w:proofErr w:type="spellEnd"/>
-      <w:r>
-        <w:t xml:space="preserve"> из ветки </w:t>
-      </w:r>
-      <w:proofErr w:type="spellStart"/>
-      <w:r>
-        <w:t>master</w:t>
-      </w:r>
-      <w:proofErr w:type="spellEnd"/>
-      <w:r>
-        <w:t xml:space="preserve"> в свой локальный </w:t>
-      </w:r>
-      <w:proofErr w:type="spellStart"/>
-      <w:r>
-        <w:t>репозит</w:t>
-      </w:r>
-      <w:r>
-        <w:t>орий</w:t>
-      </w:r>
-      <w:proofErr w:type="spellEnd"/>
-      <w:r>
-        <w:t xml:space="preserve"> (в ветку </w:t>
-      </w:r>
-      <w:proofErr w:type="spellStart"/>
-      <w:r>
-        <w:t>master</w:t>
-      </w:r>
-      <w:proofErr w:type="spellEnd"/>
-      <w:r>
-        <w:t xml:space="preserve">) все произведенные изменения (если таковые есть). Затем, также в локальном </w:t>
-      </w:r>
-      <w:proofErr w:type="spellStart"/>
-      <w:r>
-        <w:t>репозитории</w:t>
-      </w:r>
-      <w:proofErr w:type="spellEnd"/>
-      <w:r>
-        <w:t xml:space="preserve">, выполнить слияние своей ветки с веткой </w:t>
-      </w:r>
-      <w:proofErr w:type="spellStart"/>
-      <w:r>
-        <w:t>master</w:t>
-      </w:r>
-      <w:proofErr w:type="spellEnd"/>
-      <w:r>
-        <w:t xml:space="preserve">. Только после этого отправить изменения в </w:t>
-      </w:r>
-      <w:proofErr w:type="spellStart"/>
-      <w:r>
-        <w:t>GitHub</w:t>
-      </w:r>
-      <w:proofErr w:type="spellEnd"/>
-      <w:r>
-        <w:t xml:space="preserve"> на ветку </w:t>
-      </w:r>
-      <w:proofErr w:type="spellStart"/>
-      <w:r>
-        <w:t>master</w:t>
-      </w:r>
-      <w:proofErr w:type="spellEnd"/>
-      <w:r>
-        <w:t>.</w:t>
-      </w:r>
-    </w:p>
-    <w:p>
-      <w:pPr>
-        <w:ind w:firstLine="0"/>
+        <w:t>Студент №3</w:t>
+      </w:r>
+      <w:r>
         <w:rPr>
           <w:b/>
           <w:bCs/>
           <w:u w:val="single"/>
         </w:rPr>
+        <w:t xml:space="preserve">: </w:t>
+      </w:r>
+    </w:p>
+    <w:p>
+      <w:pPr>
+        <w:ind w:firstLine="0"/>
+      </w:pPr>
+      <w:r>
+        <w:t>- за</w:t>
+      </w:r>
+      <w:r>
+        <w:t>шел</w:t>
+      </w:r>
+      <w:r>
+        <w:t xml:space="preserve"> на свою почту, которую указывал при регистрации профиля на </w:t>
+      </w:r>
+      <w:proofErr w:type="spellStart"/>
+      <w:r>
+        <w:t>GitHub</w:t>
+      </w:r>
+      <w:proofErr w:type="spellEnd"/>
+      <w:r>
+        <w:t>, и подтверди</w:t>
+      </w:r>
+      <w:r>
+        <w:t>л</w:t>
+      </w:r>
+      <w:r>
+        <w:t xml:space="preserve"> свое участие в совместной работе; </w:t>
+      </w:r>
+    </w:p>
+    <w:p>
+      <w:pPr>
+        <w:ind w:firstLine="0"/>
+      </w:pPr>
+      <w:r>
+        <w:t>- созда</w:t>
+      </w:r>
+      <w:r>
+        <w:t>л</w:t>
+      </w:r>
+      <w:r>
+        <w:t xml:space="preserve"> свой локальный </w:t>
+      </w:r>
+      <w:proofErr w:type="spellStart"/>
+      <w:r>
+        <w:t>репозиторий</w:t>
+      </w:r>
+      <w:proofErr w:type="spellEnd"/>
+      <w:r>
+        <w:t xml:space="preserve">, </w:t>
+      </w:r>
+      <w:proofErr w:type="spellStart"/>
+      <w:r>
+        <w:t>склонировав</w:t>
+      </w:r>
+      <w:proofErr w:type="spellEnd"/>
+      <w:r>
+        <w:t xml:space="preserve"> се</w:t>
+      </w:r>
+      <w:r>
+        <w:t xml:space="preserve">бе общий </w:t>
+      </w:r>
+      <w:proofErr w:type="spellStart"/>
+      <w:r>
+        <w:t>репозиторий</w:t>
+      </w:r>
+      <w:proofErr w:type="spellEnd"/>
+      <w:r>
+        <w:t xml:space="preserve"> </w:t>
+      </w:r>
+      <w:proofErr w:type="spellStart"/>
+      <w:r>
+        <w:t>FinalWork</w:t>
+      </w:r>
+      <w:proofErr w:type="spellEnd"/>
+      <w:r>
+        <w:t>;</w:t>
+      </w:r>
+    </w:p>
+    <w:p>
+      <w:pPr>
+        <w:ind w:firstLine="0"/>
+        <w:jc w:val="center"/>
+      </w:pPr>
+      <w:r>
+        <w:rPr>
+          <w:noProof/>
+        </w:rPr>
+        <w:drawing>
+          <wp:inline distT="0" distB="0" distL="0" distR="0" wp14:anchorId="7B34E287" wp14:editId="36E3510D">
+            <wp:extent cx="5661660" cy="2118360"/>
+            <wp:effectExtent l="0" t="0" r="0" b="0"/>
+            <wp:docPr id="518322376" name="Рисунок 1"/>
+            <wp:cNvGraphicFramePr>
+              <a:graphicFrameLocks xmlns:a="http://schemas.openxmlformats.org/drawingml/2006/main" noChangeAspect="1"/>
+            </wp:cNvGraphicFramePr>
+            <a:graphic xmlns:a="http://schemas.openxmlformats.org/drawingml/2006/main">
+              <a:graphicData uri="http://schemas.openxmlformats.org/drawingml/2006/picture">
+                <pic:pic xmlns:pic="http://schemas.openxmlformats.org/drawingml/2006/picture">
+                  <pic:nvPicPr>
+                    <pic:cNvPr id="0" name="Picture 1"/>
+                    <pic:cNvPicPr>
+                      <a:picLocks noChangeAspect="1" noChangeArrowheads="1"/>
+                    </pic:cNvPicPr>
+                  </pic:nvPicPr>
+                  <pic:blipFill>
+                    <a:blip r:embed="rId27">
+                      <a:extLst>
+                        <a:ext uri="{28A0092B-C50C-407E-A947-70E740481C1C}">
+                          <a14:useLocalDpi xmlns:a14="http://schemas.microsoft.com/office/drawing/2010/main" val="0"/>
+                        </a:ext>
+                      </a:extLst>
+                    </a:blip>
+                    <a:srcRect/>
+                    <a:stretch>
+                      <a:fillRect/>
+                    </a:stretch>
+                  </pic:blipFill>
+                  <pic:spPr bwMode="auto">
+                    <a:xfrm>
+                      <a:off x="0" y="0"/>
+                      <a:ext cx="5661660" cy="2118360"/>
+                    </a:xfrm>
+                    <a:prstGeom prst="rect">
+                      <a:avLst/>
+                    </a:prstGeom>
+                    <a:noFill/>
+                    <a:ln>
+                      <a:noFill/>
+                    </a:ln>
+                  </pic:spPr>
+                </pic:pic>
+              </a:graphicData>
+            </a:graphic>
+          </wp:inline>
+        </w:drawing>
+      </w:r>
+    </w:p>
+    <w:p>
+      <w:pPr>
+        <w:ind w:firstLine="0"/>
+        <w:jc w:val="center"/>
+      </w:pPr>
+      <w:r>
+        <w:rPr>
+          <w:noProof/>
+        </w:rPr>
+        <w:drawing>
+          <wp:inline distT="0" distB="0" distL="0" distR="0" wp14:anchorId="1503DEC7" wp14:editId="508625B3">
+            <wp:extent cx="5684520" cy="762000"/>
+            <wp:effectExtent l="0" t="0" r="0" b="0"/>
+            <wp:docPr id="1218781166" name="Рисунок 3"/>
+            <wp:cNvGraphicFramePr>
+              <a:graphicFrameLocks xmlns:a="http://schemas.openxmlformats.org/drawingml/2006/main" noChangeAspect="1"/>
+            </wp:cNvGraphicFramePr>
+            <a:graphic xmlns:a="http://schemas.openxmlformats.org/drawingml/2006/main">
+              <a:graphicData uri="http://schemas.openxmlformats.org/drawingml/2006/picture">
+                <pic:pic xmlns:pic="http://schemas.openxmlformats.org/drawingml/2006/picture">
+                  <pic:nvPicPr>
+                    <pic:cNvPr id="0" name="Picture 5"/>
+                    <pic:cNvPicPr>
+                      <a:picLocks noChangeAspect="1" noChangeArrowheads="1"/>
+                    </pic:cNvPicPr>
+                  </pic:nvPicPr>
+                  <pic:blipFill>
+                    <a:blip r:embed="rId28">
+                      <a:extLst>
+                        <a:ext uri="{28A0092B-C50C-407E-A947-70E740481C1C}">
+                          <a14:useLocalDpi xmlns:a14="http://schemas.microsoft.com/office/drawing/2010/main" val="0"/>
+                        </a:ext>
+                      </a:extLst>
+                    </a:blip>
+                    <a:srcRect/>
+                    <a:stretch>
+                      <a:fillRect/>
+                    </a:stretch>
+                  </pic:blipFill>
+                  <pic:spPr bwMode="auto">
+                    <a:xfrm>
+                      <a:off x="0" y="0"/>
+                      <a:ext cx="5684520" cy="762000"/>
+                    </a:xfrm>
+                    <a:prstGeom prst="rect">
+                      <a:avLst/>
+                    </a:prstGeom>
+                    <a:noFill/>
+                    <a:ln>
+                      <a:noFill/>
+                    </a:ln>
+                  </pic:spPr>
+                </pic:pic>
+              </a:graphicData>
+            </a:graphic>
+          </wp:inline>
+        </w:drawing>
+      </w:r>
+    </w:p>
+    <w:p>
+      <w:pPr>
+        <w:ind w:firstLine="0"/>
+      </w:pPr>
+      <w:r>
+        <w:t>- созда</w:t>
+      </w:r>
+      <w:r>
+        <w:t>л</w:t>
+      </w:r>
+      <w:r>
+        <w:t xml:space="preserve"> новую ветку в локальном </w:t>
+      </w:r>
+      <w:proofErr w:type="spellStart"/>
+      <w:r>
+        <w:t>репозитории</w:t>
+      </w:r>
+      <w:proofErr w:type="spellEnd"/>
+      <w:r>
+        <w:t xml:space="preserve"> (имя ветки должно содержать вашу фамилию, </w:t>
+      </w:r>
+      <w:proofErr w:type="gramStart"/>
+      <w:r>
+        <w:t>например</w:t>
+      </w:r>
+      <w:proofErr w:type="gramEnd"/>
+      <w:r>
+        <w:t xml:space="preserve"> «</w:t>
+      </w:r>
+      <w:proofErr w:type="spellStart"/>
+      <w:r>
+        <w:t>Petrov</w:t>
+      </w:r>
+      <w:proofErr w:type="spellEnd"/>
+      <w:r>
+        <w:t>») и пере</w:t>
+      </w:r>
+      <w:r>
+        <w:t>шел</w:t>
+      </w:r>
+      <w:r>
+        <w:t xml:space="preserve"> в эту ветку; </w:t>
+      </w:r>
+    </w:p>
+    <w:p>
+      <w:pPr>
+        <w:ind w:firstLine="0"/>
+        <w:jc w:val="center"/>
+      </w:pPr>
+      <w:r>
+        <w:rPr>
+          <w:noProof/>
+        </w:rPr>
+        <w:drawing>
+          <wp:inline distT="0" distB="0" distL="0" distR="0" wp14:anchorId="2B0B6E1A" wp14:editId="708BA818">
+            <wp:extent cx="5684520" cy="1394460"/>
+            <wp:effectExtent l="0" t="0" r="0" b="0"/>
+            <wp:docPr id="386008837" name="Рисунок 4"/>
+            <wp:cNvGraphicFramePr>
+              <a:graphicFrameLocks xmlns:a="http://schemas.openxmlformats.org/drawingml/2006/main" noChangeAspect="1"/>
+            </wp:cNvGraphicFramePr>
+            <a:graphic xmlns:a="http://schemas.openxmlformats.org/drawingml/2006/main">
+              <a:graphicData uri="http://schemas.openxmlformats.org/drawingml/2006/picture">
+                <pic:pic xmlns:pic="http://schemas.openxmlformats.org/drawingml/2006/picture">
+                  <pic:nvPicPr>
+                    <pic:cNvPr id="0" name="Picture 7"/>
+                    <pic:cNvPicPr>
+                      <a:picLocks noChangeAspect="1" noChangeArrowheads="1"/>
+                    </pic:cNvPicPr>
+                  </pic:nvPicPr>
+                  <pic:blipFill>
+                    <a:blip r:embed="rId29">
+                      <a:extLst>
+                        <a:ext uri="{28A0092B-C50C-407E-A947-70E740481C1C}">
+                          <a14:useLocalDpi xmlns:a14="http://schemas.microsoft.com/office/drawing/2010/main" val="0"/>
+                        </a:ext>
+                      </a:extLst>
+                    </a:blip>
+                    <a:srcRect/>
+                    <a:stretch>
+                      <a:fillRect/>
+                    </a:stretch>
+                  </pic:blipFill>
+                  <pic:spPr bwMode="auto">
+                    <a:xfrm>
+                      <a:off x="0" y="0"/>
+                      <a:ext cx="5684520" cy="1394460"/>
+                    </a:xfrm>
+                    <a:prstGeom prst="rect">
+                      <a:avLst/>
+                    </a:prstGeom>
+                    <a:noFill/>
+                    <a:ln>
+                      <a:noFill/>
+                    </a:ln>
+                  </pic:spPr>
+                </pic:pic>
+              </a:graphicData>
+            </a:graphic>
+          </wp:inline>
+        </w:drawing>
+      </w:r>
+    </w:p>
+    <w:p>
+      <w:pPr>
+        <w:ind w:firstLine="0"/>
+      </w:pPr>
+      <w:r>
+        <w:t>- выполни</w:t>
+      </w:r>
+      <w:r>
+        <w:t>л</w:t>
+      </w:r>
+      <w:r>
+        <w:t xml:space="preserve"> индивидуальное задание: </w:t>
+      </w:r>
+    </w:p>
+    <w:p>
+      <w:pPr>
+        <w:ind w:firstLine="0"/>
+      </w:pPr>
+      <w:r>
+        <w:sym w:font="Symbol" w:char="F0B7"/>
+      </w:r>
+      <w:r>
+        <w:t xml:space="preserve"> в код проекта внес изменения: </w:t>
+      </w:r>
+    </w:p>
+    <w:p>
+      <w:pPr>
+        <w:ind w:firstLine="0"/>
+      </w:pPr>
+      <w:r>
+        <w:t>- добав</w:t>
+      </w:r>
+      <w:r>
+        <w:t>ил</w:t>
+      </w:r>
+      <w:r>
+        <w:t xml:space="preserve"> проверку на положительность первой объявленной переменной с выводом сообщения об этом. </w:t>
+      </w:r>
+    </w:p>
+    <w:p>
+      <w:pPr>
+        <w:ind w:firstLine="0"/>
+      </w:pPr>
+      <w:r>
+        <w:t>- добав</w:t>
+      </w:r>
+      <w:r>
+        <w:t xml:space="preserve">ил </w:t>
+      </w:r>
+      <w:r>
+        <w:t>комментарий, поясняющи</w:t>
+      </w:r>
+      <w:r>
+        <w:t>й строку с условным выражением.</w:t>
+      </w:r>
+    </w:p>
+    <w:p>
+      <w:pPr>
+        <w:ind w:firstLine="0"/>
+        <w:jc w:val="center"/>
+      </w:pPr>
+      <w:r>
+        <w:rPr>
+          <w:noProof/>
+        </w:rPr>
+        <w:lastRenderedPageBreak/>
+        <w:drawing>
+          <wp:inline distT="0" distB="0" distL="0" distR="0" wp14:anchorId="6E4AB1F6" wp14:editId="335B3FBA">
+            <wp:extent cx="5940425" cy="5661660"/>
+            <wp:effectExtent l="0" t="0" r="3175" b="0"/>
+            <wp:docPr id="1217726920" name="Рисунок 6"/>
+            <wp:cNvGraphicFramePr>
+              <a:graphicFrameLocks xmlns:a="http://schemas.openxmlformats.org/drawingml/2006/main" noChangeAspect="1"/>
+            </wp:cNvGraphicFramePr>
+            <a:graphic xmlns:a="http://schemas.openxmlformats.org/drawingml/2006/main">
+              <a:graphicData uri="http://schemas.openxmlformats.org/drawingml/2006/picture">
+                <pic:pic xmlns:pic="http://schemas.openxmlformats.org/drawingml/2006/picture">
+                  <pic:nvPicPr>
+                    <pic:cNvPr id="0" name="Picture 14"/>
+                    <pic:cNvPicPr>
+                      <a:picLocks noChangeAspect="1" noChangeArrowheads="1"/>
+                    </pic:cNvPicPr>
+                  </pic:nvPicPr>
+                  <pic:blipFill>
+                    <a:blip r:embed="rId30">
+                      <a:extLst>
+                        <a:ext uri="{28A0092B-C50C-407E-A947-70E740481C1C}">
+                          <a14:useLocalDpi xmlns:a14="http://schemas.microsoft.com/office/drawing/2010/main" val="0"/>
+                        </a:ext>
+                      </a:extLst>
+                    </a:blip>
+                    <a:srcRect/>
+                    <a:stretch>
+                      <a:fillRect/>
+                    </a:stretch>
+                  </pic:blipFill>
+                  <pic:spPr bwMode="auto">
+                    <a:xfrm>
+                      <a:off x="0" y="0"/>
+                      <a:ext cx="5940425" cy="5661660"/>
+                    </a:xfrm>
+                    <a:prstGeom prst="rect">
+                      <a:avLst/>
+                    </a:prstGeom>
+                    <a:noFill/>
+                    <a:ln>
+                      <a:noFill/>
+                    </a:ln>
+                  </pic:spPr>
+                </pic:pic>
+              </a:graphicData>
+            </a:graphic>
+          </wp:inline>
+        </w:drawing>
+      </w:r>
+    </w:p>
+    <w:p>
+      <w:pPr>
+        <w:ind w:firstLine="0"/>
+      </w:pPr>
+      <w:r>
+        <w:sym w:font="Symbol" w:char="F0B7"/>
+      </w:r>
+      <w:r>
+        <w:t xml:space="preserve"> зафиксир</w:t>
+      </w:r>
+      <w:r>
+        <w:t>овал</w:t>
+      </w:r>
+      <w:r>
+        <w:t xml:space="preserve"> каждое изменение, выполнив соответствующие команды; </w:t>
+      </w:r>
+    </w:p>
+    <w:p>
+      <w:pPr>
+        <w:ind w:firstLine="0"/>
+        <w:jc w:val="center"/>
+      </w:pPr>
+      <w:r>
+        <w:rPr>
+          <w:noProof/>
+        </w:rPr>
+        <w:drawing>
+          <wp:inline distT="0" distB="0" distL="0" distR="0" wp14:anchorId="5C7924B4" wp14:editId="2E81EC2D">
+            <wp:extent cx="5699760" cy="1356360"/>
+            <wp:effectExtent l="0" t="0" r="0" b="0"/>
+            <wp:docPr id="963308951" name="Рисунок 7"/>
+            <wp:cNvGraphicFramePr>
+              <a:graphicFrameLocks xmlns:a="http://schemas.openxmlformats.org/drawingml/2006/main" noChangeAspect="1"/>
+            </wp:cNvGraphicFramePr>
+            <a:graphic xmlns:a="http://schemas.openxmlformats.org/drawingml/2006/main">
+              <a:graphicData uri="http://schemas.openxmlformats.org/drawingml/2006/picture">
+                <pic:pic xmlns:pic="http://schemas.openxmlformats.org/drawingml/2006/picture">
+                  <pic:nvPicPr>
+                    <pic:cNvPr id="0" name="Picture 16"/>
+                    <pic:cNvPicPr>
+                      <a:picLocks noChangeAspect="1" noChangeArrowheads="1"/>
+                    </pic:cNvPicPr>
+                  </pic:nvPicPr>
+                  <pic:blipFill>
+                    <a:blip r:embed="rId31">
+                      <a:extLst>
+                        <a:ext uri="{28A0092B-C50C-407E-A947-70E740481C1C}">
+                          <a14:useLocalDpi xmlns:a14="http://schemas.microsoft.com/office/drawing/2010/main" val="0"/>
+                        </a:ext>
+                      </a:extLst>
+                    </a:blip>
+                    <a:srcRect/>
+                    <a:stretch>
+                      <a:fillRect/>
+                    </a:stretch>
+                  </pic:blipFill>
+                  <pic:spPr bwMode="auto">
+                    <a:xfrm>
+                      <a:off x="0" y="0"/>
+                      <a:ext cx="5699760" cy="1356360"/>
+                    </a:xfrm>
+                    <a:prstGeom prst="rect">
+                      <a:avLst/>
+                    </a:prstGeom>
+                    <a:noFill/>
+                    <a:ln>
+                      <a:noFill/>
+                    </a:ln>
+                  </pic:spPr>
+                </pic:pic>
+              </a:graphicData>
+            </a:graphic>
+          </wp:inline>
+        </w:drawing>
+      </w:r>
+    </w:p>
+    <w:p>
+      <w:pPr>
+        <w:ind w:firstLine="0"/>
+      </w:pPr>
+      <w:r>
+        <w:sym w:font="Symbol" w:char="F0B7"/>
+      </w:r>
+      <w:r>
+        <w:t xml:space="preserve"> созда</w:t>
+      </w:r>
+      <w:r>
+        <w:t>л</w:t>
+      </w:r>
+      <w:r>
+        <w:t xml:space="preserve"> в своей ветке файл 3</w:t>
+      </w:r>
+      <w:r>
+        <w:t>.docx</w:t>
+      </w:r>
+      <w:r>
+        <w:t>, в котором описал свои</w:t>
+      </w:r>
+      <w:r>
+        <w:t xml:space="preserve"> действия, добавив соответствующие </w:t>
+      </w:r>
+      <w:proofErr w:type="spellStart"/>
+      <w:r>
+        <w:t>скрины</w:t>
+      </w:r>
+      <w:proofErr w:type="spellEnd"/>
+      <w:r>
+        <w:t xml:space="preserve">, в том числе </w:t>
+      </w:r>
+      <w:proofErr w:type="spellStart"/>
+      <w:r>
+        <w:t>скрины</w:t>
+      </w:r>
+      <w:proofErr w:type="spellEnd"/>
+      <w:r>
+        <w:t xml:space="preserve"> из консоли </w:t>
+      </w:r>
+      <w:proofErr w:type="spellStart"/>
+      <w:r>
+        <w:t>git</w:t>
+      </w:r>
+      <w:proofErr w:type="spellEnd"/>
+      <w:r>
+        <w:t>.</w:t>
+      </w:r>
+    </w:p>
+    <w:p>
+      <w:pPr>
+        <w:ind w:firstLine="0"/>
+      </w:pPr>
+      <w:r>
+        <w:rPr>
+          <w:noProof/>
+        </w:rPr>
+        <w:lastRenderedPageBreak/>
+        <w:drawing>
+          <wp:inline distT="0" distB="0" distL="0" distR="0" wp14:anchorId="4C1767B4" wp14:editId="3CCF5A2A">
+            <wp:extent cx="5940425" cy="2426970"/>
+            <wp:effectExtent l="0" t="0" r="3175" b="0"/>
+            <wp:docPr id="163120634" name="Рисунок 1"/>
+            <wp:cNvGraphicFramePr>
+              <a:graphicFrameLocks xmlns:a="http://schemas.openxmlformats.org/drawingml/2006/main" noChangeAspect="1"/>
+            </wp:cNvGraphicFramePr>
+            <a:graphic xmlns:a="http://schemas.openxmlformats.org/drawingml/2006/main">
+              <a:graphicData uri="http://schemas.openxmlformats.org/drawingml/2006/picture">
+                <pic:pic xmlns:pic="http://schemas.openxmlformats.org/drawingml/2006/picture">
+                  <pic:nvPicPr>
+                    <pic:cNvPr id="163120634" name=""/>
+                    <pic:cNvPicPr/>
+                  </pic:nvPicPr>
+                  <pic:blipFill>
+                    <a:blip r:embed="rId32"/>
+                    <a:stretch>
+                      <a:fillRect/>
+                    </a:stretch>
+                  </pic:blipFill>
+                  <pic:spPr>
+                    <a:xfrm>
+                      <a:off x="0" y="0"/>
+                      <a:ext cx="5940425" cy="2426970"/>
+                    </a:xfrm>
+                    <a:prstGeom prst="rect">
+                      <a:avLst/>
+                    </a:prstGeom>
+                  </pic:spPr>
+                </pic:pic>
+              </a:graphicData>
+            </a:graphic>
+          </wp:inline>
+        </w:drawing>
+      </w:r>
+    </w:p>
+    <w:p>
+      <w:pPr>
+        <w:ind w:firstLine="0"/>
+      </w:pPr>
+      <w:r>
+        <w:t xml:space="preserve"> </w:t>
+      </w:r>
+      <w:r>
+        <w:sym w:font="Symbol" w:char="F0B7"/>
+      </w:r>
+      <w:r>
+        <w:t xml:space="preserve"> зафиксир</w:t>
+      </w:r>
+      <w:r>
+        <w:t>овал</w:t>
+      </w:r>
+      <w:r>
+        <w:t xml:space="preserve"> добавление файла;</w:t>
+      </w:r>
+    </w:p>
+    <w:p>
+      <w:pPr>
+        <w:ind w:firstLine="0"/>
+        <w:jc w:val="center"/>
+      </w:pPr>
+      <w:r>
+        <w:rPr>
+          <w:noProof/>
+        </w:rPr>
+        <w:drawing>
+          <wp:inline distT="0" distB="0" distL="0" distR="0" wp14:anchorId="016AE437" wp14:editId="7CC1CE12">
+            <wp:extent cx="5692633" cy="1463167"/>
+            <wp:effectExtent l="0" t="0" r="3810" b="3810"/>
+            <wp:docPr id="1487056294" name="Рисунок 1"/>
+            <wp:cNvGraphicFramePr>
+              <a:graphicFrameLocks xmlns:a="http://schemas.openxmlformats.org/drawingml/2006/main" noChangeAspect="1"/>
+            </wp:cNvGraphicFramePr>
+            <a:graphic xmlns:a="http://schemas.openxmlformats.org/drawingml/2006/main">
+              <a:graphicData uri="http://schemas.openxmlformats.org/drawingml/2006/picture">
+                <pic:pic xmlns:pic="http://schemas.openxmlformats.org/drawingml/2006/picture">
+                  <pic:nvPicPr>
+                    <pic:cNvPr id="1487056294" name=""/>
+                    <pic:cNvPicPr/>
+                  </pic:nvPicPr>
+                  <pic:blipFill>
+                    <a:blip r:embed="rId33"/>
+                    <a:stretch>
+                      <a:fillRect/>
+                    </a:stretch>
+                  </pic:blipFill>
+                  <pic:spPr>
+                    <a:xfrm>
+                      <a:off x="0" y="0"/>
+                      <a:ext cx="5692633" cy="1463167"/>
+                    </a:xfrm>
+                    <a:prstGeom prst="rect">
+                      <a:avLst/>
+                    </a:prstGeom>
+                  </pic:spPr>
+                </pic:pic>
+              </a:graphicData>
+            </a:graphic>
+          </wp:inline>
+        </w:drawing>
+      </w:r>
+    </w:p>
+    <w:p>
+      <w:pPr>
+        <w:ind w:firstLine="0"/>
+      </w:pPr>
+      <w:r>
+        <w:t xml:space="preserve"> - отправ</w:t>
+      </w:r>
+      <w:r>
+        <w:t>ил</w:t>
+      </w:r>
+      <w:r>
+        <w:t xml:space="preserve"> зафиксированные изменения в удаленный </w:t>
+      </w:r>
+      <w:proofErr w:type="spellStart"/>
+      <w:r>
+        <w:t>репозиторий</w:t>
+      </w:r>
+      <w:proofErr w:type="spellEnd"/>
+      <w:r>
+        <w:t xml:space="preserve"> в вашу ветку (в параметре команды укажите имя вашей ветки, на </w:t>
+      </w:r>
+      <w:proofErr w:type="spellStart"/>
+      <w:r>
+        <w:t>GitHub</w:t>
+      </w:r>
+      <w:proofErr w:type="spellEnd"/>
+      <w:r>
+        <w:t xml:space="preserve"> она создастся автоматически, это действие нужно для сохранности данных);</w:t>
+      </w:r>
+    </w:p>
+    <w:p>
+      <w:pPr>
+        <w:ind w:firstLine="0"/>
+        <w:jc w:val="center"/>
+      </w:pPr>
+      <w:r>
+        <w:rPr>
+          <w:noProof/>
+        </w:rPr>
+        <w:drawing>
+          <wp:inline distT="0" distB="0" distL="0" distR="0" wp14:anchorId="37BCEC70" wp14:editId="65C74A72">
+            <wp:extent cx="5692633" cy="3444538"/>
+            <wp:effectExtent l="0" t="0" r="3810" b="3810"/>
+            <wp:docPr id="2049579579" name="Рисунок 1"/>
+            <wp:cNvGraphicFramePr>
+              <a:graphicFrameLocks xmlns:a="http://schemas.openxmlformats.org/drawingml/2006/main" noChangeAspect="1"/>
+            </wp:cNvGraphicFramePr>
+            <a:graphic xmlns:a="http://schemas.openxmlformats.org/drawingml/2006/main">
+              <a:graphicData uri="http://schemas.openxmlformats.org/drawingml/2006/picture">
+                <pic:pic xmlns:pic="http://schemas.openxmlformats.org/drawingml/2006/picture">
+                  <pic:nvPicPr>
+                    <pic:cNvPr id="2049579579" name=""/>
+                    <pic:cNvPicPr/>
+                  </pic:nvPicPr>
+                  <pic:blipFill>
+                    <a:blip r:embed="rId34"/>
+                    <a:stretch>
+                      <a:fillRect/>
+                    </a:stretch>
+                  </pic:blipFill>
+                  <pic:spPr>
+                    <a:xfrm>
+                      <a:off x="0" y="0"/>
+                      <a:ext cx="5692633" cy="3444538"/>
+                    </a:xfrm>
+                    <a:prstGeom prst="rect">
+                      <a:avLst/>
+                    </a:prstGeom>
+                  </pic:spPr>
+                </pic:pic>
+              </a:graphicData>
+            </a:graphic>
+          </wp:inline>
+        </w:drawing>
+      </w:r>
+    </w:p>
+    <w:p>
+      <w:pPr>
+        <w:ind w:firstLine="0"/>
+      </w:pPr>
+      <w:r>
+        <w:t xml:space="preserve">- после того как ваши изменения будут просмотрены координатором проекта (студентом №1), выполняется слияние с веткой </w:t>
+      </w:r>
+      <w:proofErr w:type="spellStart"/>
+      <w:r>
+        <w:t>master</w:t>
+      </w:r>
+      <w:proofErr w:type="spellEnd"/>
+      <w:r>
+        <w:t xml:space="preserve">. </w:t>
+      </w:r>
+    </w:p>
+    <w:p>
+      <w:pPr>
+        <w:ind w:firstLine="0"/>
+        <w:jc w:val="center"/>
+      </w:pPr>
+      <w:r>
+        <w:rPr>
+          <w:noProof/>
+        </w:rPr>
+        <w:lastRenderedPageBreak/>
+        <w:drawing>
+          <wp:inline distT="0" distB="0" distL="0" distR="0" wp14:anchorId="3A8A952F" wp14:editId="718A078F">
+            <wp:extent cx="5654530" cy="1120237"/>
+            <wp:effectExtent l="0" t="0" r="3810" b="3810"/>
+            <wp:docPr id="1843160435" name="Рисунок 1"/>
+            <wp:cNvGraphicFramePr>
+              <a:graphicFrameLocks xmlns:a="http://schemas.openxmlformats.org/drawingml/2006/main" noChangeAspect="1"/>
+            </wp:cNvGraphicFramePr>
+            <a:graphic xmlns:a="http://schemas.openxmlformats.org/drawingml/2006/main">
+              <a:graphicData uri="http://schemas.openxmlformats.org/drawingml/2006/picture">
+                <pic:pic xmlns:pic="http://schemas.openxmlformats.org/drawingml/2006/picture">
+                  <pic:nvPicPr>
+                    <pic:cNvPr id="1843160435" name=""/>
+                    <pic:cNvPicPr/>
+                  </pic:nvPicPr>
+                  <pic:blipFill>
+                    <a:blip r:embed="rId35"/>
+                    <a:stretch>
+                      <a:fillRect/>
+                    </a:stretch>
+                  </pic:blipFill>
+                  <pic:spPr>
+                    <a:xfrm>
+                      <a:off x="0" y="0"/>
+                      <a:ext cx="5654530" cy="1120237"/>
+                    </a:xfrm>
+                    <a:prstGeom prst="rect">
+                      <a:avLst/>
+                    </a:prstGeom>
+                  </pic:spPr>
+                </pic:pic>
+              </a:graphicData>
+            </a:graphic>
+          </wp:inline>
+        </w:drawing>
+      </w:r>
+    </w:p>
+    <w:p>
+      <w:pPr>
+        <w:ind w:firstLine="0"/>
       </w:pPr>
       <w:r>
         <w:rPr>
@@ -2402,24 +3500,1222 @@
           <w:bCs/>
           <w:u w:val="single"/>
         </w:rPr>
-        <w:t>Этап 3 (заключительный)</w:t>
-      </w:r>
-    </w:p>
-    <w:p>
-      <w:pPr>
-        <w:ind w:firstLine="0"/>
+        <w:t>студент №</w:t>
+      </w:r>
+      <w:r>
         <w:rPr>
           <w:b/>
           <w:bCs/>
           <w:u w:val="single"/>
         </w:rPr>
-      </w:pPr>
+        <w:t>4</w:t>
+      </w:r>
       <w:r>
         <w:rPr>
           <w:b/>
           <w:bCs/>
           <w:u w:val="single"/>
         </w:rPr>
+        <w:t>:</w:t>
+      </w:r>
+    </w:p>
+    <w:p>
+      <w:pPr>
+        <w:ind w:firstLine="0"/>
+      </w:pPr>
+      <w:r>
+        <w:t>- за</w:t>
+      </w:r>
+      <w:r>
+        <w:t>шел</w:t>
+      </w:r>
+      <w:r>
+        <w:t xml:space="preserve"> на свою почту, которую указывал при регистрации профиля на </w:t>
+      </w:r>
+      <w:proofErr w:type="spellStart"/>
+      <w:r>
+        <w:t>GitHub</w:t>
+      </w:r>
+      <w:proofErr w:type="spellEnd"/>
+      <w:r>
+        <w:t>, и подтверди</w:t>
+      </w:r>
+      <w:r>
+        <w:t>л</w:t>
+      </w:r>
+      <w:r>
+        <w:t xml:space="preserve"> свое участие в совместной работе;</w:t>
+      </w:r>
+    </w:p>
+    <w:p>
+      <w:pPr>
+        <w:ind w:firstLine="0"/>
+        <w:jc w:val="center"/>
+      </w:pPr>
+      <w:r>
+        <w:rPr>
+          <w:noProof/>
+        </w:rPr>
+        <w:drawing>
+          <wp:inline distT="0" distB="0" distL="0" distR="0" wp14:anchorId="07303660" wp14:editId="300F4945">
+            <wp:extent cx="5940425" cy="2670810"/>
+            <wp:effectExtent l="0" t="0" r="3175" b="0"/>
+            <wp:docPr id="512938599" name="Рисунок 1"/>
+            <wp:cNvGraphicFramePr>
+              <a:graphicFrameLocks xmlns:a="http://schemas.openxmlformats.org/drawingml/2006/main" noChangeAspect="1"/>
+            </wp:cNvGraphicFramePr>
+            <a:graphic xmlns:a="http://schemas.openxmlformats.org/drawingml/2006/main">
+              <a:graphicData uri="http://schemas.openxmlformats.org/drawingml/2006/picture">
+                <pic:pic xmlns:pic="http://schemas.openxmlformats.org/drawingml/2006/picture">
+                  <pic:nvPicPr>
+                    <pic:cNvPr id="512938599" name=""/>
+                    <pic:cNvPicPr/>
+                  </pic:nvPicPr>
+                  <pic:blipFill>
+                    <a:blip r:embed="rId36"/>
+                    <a:stretch>
+                      <a:fillRect/>
+                    </a:stretch>
+                  </pic:blipFill>
+                  <pic:spPr>
+                    <a:xfrm>
+                      <a:off x="0" y="0"/>
+                      <a:ext cx="5940425" cy="2670810"/>
+                    </a:xfrm>
+                    <a:prstGeom prst="rect">
+                      <a:avLst/>
+                    </a:prstGeom>
+                  </pic:spPr>
+                </pic:pic>
+              </a:graphicData>
+            </a:graphic>
+          </wp:inline>
+        </w:drawing>
+      </w:r>
+    </w:p>
+    <w:p>
+      <w:pPr>
+        <w:ind w:firstLine="0"/>
+      </w:pPr>
+      <w:r>
+        <w:t>- созда</w:t>
+      </w:r>
+      <w:r>
+        <w:t>л</w:t>
+      </w:r>
+      <w:r>
+        <w:t xml:space="preserve"> свой локальный </w:t>
+      </w:r>
+      <w:proofErr w:type="spellStart"/>
+      <w:r>
+        <w:t>репозиторий</w:t>
+      </w:r>
+      <w:proofErr w:type="spellEnd"/>
+      <w:r>
+        <w:t xml:space="preserve">, </w:t>
+      </w:r>
+      <w:proofErr w:type="spellStart"/>
+      <w:r>
+        <w:t>склонировав</w:t>
+      </w:r>
+      <w:proofErr w:type="spellEnd"/>
+      <w:r>
+        <w:t xml:space="preserve"> се</w:t>
+      </w:r>
+      <w:r>
+        <w:t xml:space="preserve">бе общий </w:t>
+      </w:r>
+      <w:proofErr w:type="spellStart"/>
+      <w:r>
+        <w:t>репозиторий</w:t>
+      </w:r>
+      <w:proofErr w:type="spellEnd"/>
+      <w:r>
+        <w:t xml:space="preserve"> </w:t>
+      </w:r>
+      <w:proofErr w:type="spellStart"/>
+      <w:r>
+        <w:t>FinalWork</w:t>
+      </w:r>
+      <w:proofErr w:type="spellEnd"/>
+      <w:r>
+        <w:t>;</w:t>
+      </w:r>
+    </w:p>
+    <w:p>
+      <w:pPr>
+        <w:ind w:firstLine="0"/>
+        <w:jc w:val="center"/>
+      </w:pPr>
+      <w:r>
+        <w:rPr>
+          <w:noProof/>
+        </w:rPr>
+        <w:drawing>
+          <wp:inline distT="0" distB="0" distL="0" distR="0" wp14:anchorId="62A3FFEF" wp14:editId="489E57B4">
+            <wp:extent cx="5615940" cy="1444356"/>
+            <wp:effectExtent l="0" t="0" r="3810" b="3810"/>
+            <wp:docPr id="218575597" name="Рисунок 1"/>
+            <wp:cNvGraphicFramePr>
+              <a:graphicFrameLocks xmlns:a="http://schemas.openxmlformats.org/drawingml/2006/main" noChangeAspect="1"/>
+            </wp:cNvGraphicFramePr>
+            <a:graphic xmlns:a="http://schemas.openxmlformats.org/drawingml/2006/main">
+              <a:graphicData uri="http://schemas.openxmlformats.org/drawingml/2006/picture">
+                <pic:pic xmlns:pic="http://schemas.openxmlformats.org/drawingml/2006/picture">
+                  <pic:nvPicPr>
+                    <pic:cNvPr id="218575597" name=""/>
+                    <pic:cNvPicPr/>
+                  </pic:nvPicPr>
+                  <pic:blipFill>
+                    <a:blip r:embed="rId37"/>
+                    <a:stretch>
+                      <a:fillRect/>
+                    </a:stretch>
+                  </pic:blipFill>
+                  <pic:spPr>
+                    <a:xfrm>
+                      <a:off x="0" y="0"/>
+                      <a:ext cx="5619775" cy="1445342"/>
+                    </a:xfrm>
+                    <a:prstGeom prst="rect">
+                      <a:avLst/>
+                    </a:prstGeom>
+                  </pic:spPr>
+                </pic:pic>
+              </a:graphicData>
+            </a:graphic>
+          </wp:inline>
+        </w:drawing>
+      </w:r>
+    </w:p>
+    <w:p>
+      <w:pPr>
+        <w:ind w:firstLine="0"/>
+      </w:pPr>
+      <w:r>
+        <w:t>- созда</w:t>
+      </w:r>
+      <w:r>
+        <w:t>л</w:t>
+      </w:r>
+      <w:r>
+        <w:t xml:space="preserve"> новую ветку в локальном </w:t>
+      </w:r>
+      <w:proofErr w:type="spellStart"/>
+      <w:r>
+        <w:t>репозитории</w:t>
+      </w:r>
+      <w:proofErr w:type="spellEnd"/>
+      <w:r>
+        <w:t xml:space="preserve"> (имя ветки должно содержать вашу фамилию, </w:t>
+      </w:r>
+      <w:proofErr w:type="gramStart"/>
+      <w:r>
+        <w:t>например</w:t>
+      </w:r>
+      <w:proofErr w:type="gramEnd"/>
+      <w:r>
+        <w:t xml:space="preserve"> «</w:t>
+      </w:r>
+      <w:proofErr w:type="spellStart"/>
+      <w:r>
+        <w:t>Petrov</w:t>
+      </w:r>
+      <w:proofErr w:type="spellEnd"/>
+      <w:r>
+        <w:t>») и пере</w:t>
+      </w:r>
+      <w:r>
+        <w:t>шел</w:t>
+      </w:r>
+      <w:r>
+        <w:t xml:space="preserve"> в эту ветку;</w:t>
+      </w:r>
+    </w:p>
+    <w:p>
+      <w:pPr>
+        <w:ind w:firstLine="0"/>
+        <w:jc w:val="center"/>
+      </w:pPr>
+      <w:r>
+        <w:rPr>
+          <w:noProof/>
+        </w:rPr>
+        <w:drawing>
+          <wp:inline distT="0" distB="0" distL="0" distR="0" wp14:anchorId="4A419827" wp14:editId="5176F88B">
+            <wp:extent cx="5458587" cy="609685"/>
+            <wp:effectExtent l="0" t="0" r="8890" b="0"/>
+            <wp:docPr id="1831361761" name="Рисунок 1"/>
+            <wp:cNvGraphicFramePr>
+              <a:graphicFrameLocks xmlns:a="http://schemas.openxmlformats.org/drawingml/2006/main" noChangeAspect="1"/>
+            </wp:cNvGraphicFramePr>
+            <a:graphic xmlns:a="http://schemas.openxmlformats.org/drawingml/2006/main">
+              <a:graphicData uri="http://schemas.openxmlformats.org/drawingml/2006/picture">
+                <pic:pic xmlns:pic="http://schemas.openxmlformats.org/drawingml/2006/picture">
+                  <pic:nvPicPr>
+                    <pic:cNvPr id="1831361761" name=""/>
+                    <pic:cNvPicPr/>
+                  </pic:nvPicPr>
+                  <pic:blipFill>
+                    <a:blip r:embed="rId38"/>
+                    <a:stretch>
+                      <a:fillRect/>
+                    </a:stretch>
+                  </pic:blipFill>
+                  <pic:spPr>
+                    <a:xfrm>
+                      <a:off x="0" y="0"/>
+                      <a:ext cx="5458587" cy="609685"/>
+                    </a:xfrm>
+                    <a:prstGeom prst="rect">
+                      <a:avLst/>
+                    </a:prstGeom>
+                  </pic:spPr>
+                </pic:pic>
+              </a:graphicData>
+            </a:graphic>
+          </wp:inline>
+        </w:drawing>
+      </w:r>
+    </w:p>
+    <w:p>
+      <w:pPr>
+        <w:ind w:firstLine="0"/>
+      </w:pPr>
+      <w:r>
+        <w:t>- выполни</w:t>
+      </w:r>
+      <w:r>
+        <w:t>л</w:t>
+      </w:r>
+      <w:r>
+        <w:t xml:space="preserve"> индивидуальное задание: </w:t>
+      </w:r>
+    </w:p>
+    <w:p>
+      <w:pPr>
+        <w:ind w:firstLine="0"/>
+      </w:pPr>
+      <w:r>
+        <w:sym w:font="Symbol" w:char="F0B7"/>
+      </w:r>
+      <w:r>
+        <w:t xml:space="preserve"> в код проекта внес изменения: </w:t>
+      </w:r>
+    </w:p>
+    <w:p>
+      <w:pPr>
+        <w:ind w:firstLine="0"/>
+      </w:pPr>
+      <w:r>
+        <w:t>- добав</w:t>
+      </w:r>
+      <w:r>
+        <w:t>ил</w:t>
+      </w:r>
+      <w:r>
+        <w:t xml:space="preserve"> проверку на положительность первой объявленной переменной с выводом сообщения об этом. </w:t>
+      </w:r>
+    </w:p>
+    <w:p>
+      <w:pPr>
+        <w:ind w:firstLine="0"/>
+      </w:pPr>
+      <w:r>
+        <w:t>- добав</w:t>
+      </w:r>
+      <w:r>
+        <w:t xml:space="preserve">ил </w:t>
+      </w:r>
+      <w:r>
+        <w:t>комментарий, поясняющий строку с условным выражением.</w:t>
+      </w:r>
+    </w:p>
+    <w:p>
+      <w:pPr>
+        <w:ind w:firstLine="0"/>
+        <w:rPr>
+          <w:lang w:val="en-US"/>
+        </w:rPr>
+      </w:pPr>
+      <w:r>
+        <w:t>Было</w:t>
+      </w:r>
+      <w:r>
+        <w:rPr>
+          <w:lang w:val="en-US"/>
+        </w:rPr>
+        <w:t>:</w:t>
+      </w:r>
+    </w:p>
+    <w:p>
+      <w:pPr>
+        <w:ind w:firstLine="0"/>
+        <w:jc w:val="center"/>
+      </w:pPr>
+      <w:r>
+        <w:rPr>
+          <w:noProof/>
+        </w:rPr>
+        <w:lastRenderedPageBreak/>
+        <w:drawing>
+          <wp:inline distT="0" distB="0" distL="0" distR="0" wp14:anchorId="64149CA8" wp14:editId="370B8C4E">
+            <wp:extent cx="3409950" cy="3530504"/>
+            <wp:effectExtent l="0" t="0" r="0" b="0"/>
+            <wp:docPr id="2133960430" name="Рисунок 1"/>
+            <wp:cNvGraphicFramePr>
+              <a:graphicFrameLocks xmlns:a="http://schemas.openxmlformats.org/drawingml/2006/main" noChangeAspect="1"/>
+            </wp:cNvGraphicFramePr>
+            <a:graphic xmlns:a="http://schemas.openxmlformats.org/drawingml/2006/main">
+              <a:graphicData uri="http://schemas.openxmlformats.org/drawingml/2006/picture">
+                <pic:pic xmlns:pic="http://schemas.openxmlformats.org/drawingml/2006/picture">
+                  <pic:nvPicPr>
+                    <pic:cNvPr id="2133960430" name=""/>
+                    <pic:cNvPicPr/>
+                  </pic:nvPicPr>
+                  <pic:blipFill>
+                    <a:blip r:embed="rId39"/>
+                    <a:stretch>
+                      <a:fillRect/>
+                    </a:stretch>
+                  </pic:blipFill>
+                  <pic:spPr>
+                    <a:xfrm>
+                      <a:off x="0" y="0"/>
+                      <a:ext cx="3431372" cy="3552683"/>
+                    </a:xfrm>
+                    <a:prstGeom prst="rect">
+                      <a:avLst/>
+                    </a:prstGeom>
+                  </pic:spPr>
+                </pic:pic>
+              </a:graphicData>
+            </a:graphic>
+          </wp:inline>
+        </w:drawing>
+      </w:r>
+    </w:p>
+    <w:p>
+      <w:pPr>
+        <w:ind w:firstLine="0"/>
+      </w:pPr>
+      <w:r>
+        <w:t>Стало</w:t>
+      </w:r>
+      <w:r>
+        <w:rPr>
+          <w:lang w:val="en-US"/>
+        </w:rPr>
+        <w:t xml:space="preserve"> </w:t>
+      </w:r>
+      <w:r>
+        <w:t>после 1 изменения:</w:t>
+      </w:r>
+    </w:p>
+    <w:p>
+      <w:pPr>
+        <w:ind w:firstLine="0"/>
+        <w:jc w:val="center"/>
+      </w:pPr>
+      <w:r>
+        <w:rPr>
+          <w:noProof/>
+        </w:rPr>
+        <w:drawing>
+          <wp:inline distT="0" distB="0" distL="0" distR="0" wp14:anchorId="4CA741E6" wp14:editId="68A7CA9C">
+            <wp:extent cx="3419299" cy="3562941"/>
+            <wp:effectExtent l="0" t="0" r="0" b="0"/>
+            <wp:docPr id="10666155" name="Рисунок 1"/>
+            <wp:cNvGraphicFramePr>
+              <a:graphicFrameLocks xmlns:a="http://schemas.openxmlformats.org/drawingml/2006/main" noChangeAspect="1"/>
+            </wp:cNvGraphicFramePr>
+            <a:graphic xmlns:a="http://schemas.openxmlformats.org/drawingml/2006/main">
+              <a:graphicData uri="http://schemas.openxmlformats.org/drawingml/2006/picture">
+                <pic:pic xmlns:pic="http://schemas.openxmlformats.org/drawingml/2006/picture">
+                  <pic:nvPicPr>
+                    <pic:cNvPr id="10666155" name=""/>
+                    <pic:cNvPicPr/>
+                  </pic:nvPicPr>
+                  <pic:blipFill>
+                    <a:blip r:embed="rId40"/>
+                    <a:stretch>
+                      <a:fillRect/>
+                    </a:stretch>
+                  </pic:blipFill>
+                  <pic:spPr>
+                    <a:xfrm>
+                      <a:off x="0" y="0"/>
+                      <a:ext cx="3444349" cy="3589043"/>
+                    </a:xfrm>
+                    <a:prstGeom prst="rect">
+                      <a:avLst/>
+                    </a:prstGeom>
+                  </pic:spPr>
+                </pic:pic>
+              </a:graphicData>
+            </a:graphic>
+          </wp:inline>
+        </w:drawing>
+      </w:r>
+    </w:p>
+    <w:p>
+      <w:pPr>
+        <w:ind w:firstLine="0"/>
+      </w:pPr>
+      <w:r>
+        <w:t>Стало после 2 изменения:</w:t>
+      </w:r>
+    </w:p>
+    <w:p>
+      <w:pPr>
+        <w:ind w:firstLine="0"/>
+        <w:jc w:val="center"/>
+      </w:pPr>
+      <w:r>
+        <w:rPr>
+          <w:noProof/>
+        </w:rPr>
+        <w:lastRenderedPageBreak/>
+        <w:drawing>
+          <wp:inline distT="0" distB="0" distL="0" distR="0" wp14:anchorId="2AB58976" wp14:editId="4811667C">
+            <wp:extent cx="3578860" cy="3459119"/>
+            <wp:effectExtent l="0" t="0" r="2540" b="8255"/>
+            <wp:docPr id="1466606589" name="Рисунок 1"/>
+            <wp:cNvGraphicFramePr>
+              <a:graphicFrameLocks xmlns:a="http://schemas.openxmlformats.org/drawingml/2006/main" noChangeAspect="1"/>
+            </wp:cNvGraphicFramePr>
+            <a:graphic xmlns:a="http://schemas.openxmlformats.org/drawingml/2006/main">
+              <a:graphicData uri="http://schemas.openxmlformats.org/drawingml/2006/picture">
+                <pic:pic xmlns:pic="http://schemas.openxmlformats.org/drawingml/2006/picture">
+                  <pic:nvPicPr>
+                    <pic:cNvPr id="1466606589" name=""/>
+                    <pic:cNvPicPr/>
+                  </pic:nvPicPr>
+                  <pic:blipFill>
+                    <a:blip r:embed="rId41"/>
+                    <a:stretch>
+                      <a:fillRect/>
+                    </a:stretch>
+                  </pic:blipFill>
+                  <pic:spPr>
+                    <a:xfrm>
+                      <a:off x="0" y="0"/>
+                      <a:ext cx="3615950" cy="3494968"/>
+                    </a:xfrm>
+                    <a:prstGeom prst="rect">
+                      <a:avLst/>
+                    </a:prstGeom>
+                  </pic:spPr>
+                </pic:pic>
+              </a:graphicData>
+            </a:graphic>
+          </wp:inline>
+        </w:drawing>
+      </w:r>
+    </w:p>
+    <w:p>
+      <w:pPr>
+        <w:ind w:firstLine="0"/>
+      </w:pPr>
+      <w:r>
+        <w:sym w:font="Symbol" w:char="F0B7"/>
+      </w:r>
+      <w:r>
+        <w:t xml:space="preserve"> зафиксир</w:t>
+      </w:r>
+      <w:r>
+        <w:t>овал</w:t>
+      </w:r>
+      <w:r>
+        <w:t xml:space="preserve"> каждое изменение, выполнив соответствующие команды;</w:t>
+      </w:r>
+    </w:p>
+    <w:p>
+      <w:pPr>
+        <w:ind w:firstLine="0"/>
+      </w:pPr>
+      <w:proofErr w:type="gramStart"/>
+      <w:r>
+        <w:rPr>
+          <w:lang w:val="en-US"/>
+        </w:rPr>
+        <w:t>1</w:t>
+      </w:r>
+      <w:proofErr w:type="gramEnd"/>
+      <w:r>
+        <w:t xml:space="preserve"> изменение </w:t>
+      </w:r>
+    </w:p>
+    <w:p>
+      <w:pPr>
+        <w:ind w:firstLine="0"/>
+      </w:pPr>
+      <w:r>
+        <w:rPr>
+          <w:noProof/>
+        </w:rPr>
+        <w:drawing>
+          <wp:inline distT="0" distB="0" distL="0" distR="0" wp14:anchorId="14CAFC41" wp14:editId="4A3C10F2">
+            <wp:extent cx="5940425" cy="1166495"/>
+            <wp:effectExtent l="0" t="0" r="3175" b="0"/>
+            <wp:docPr id="2122061152" name="Рисунок 1"/>
+            <wp:cNvGraphicFramePr>
+              <a:graphicFrameLocks xmlns:a="http://schemas.openxmlformats.org/drawingml/2006/main" noChangeAspect="1"/>
+            </wp:cNvGraphicFramePr>
+            <a:graphic xmlns:a="http://schemas.openxmlformats.org/drawingml/2006/main">
+              <a:graphicData uri="http://schemas.openxmlformats.org/drawingml/2006/picture">
+                <pic:pic xmlns:pic="http://schemas.openxmlformats.org/drawingml/2006/picture">
+                  <pic:nvPicPr>
+                    <pic:cNvPr id="2122061152" name=""/>
+                    <pic:cNvPicPr/>
+                  </pic:nvPicPr>
+                  <pic:blipFill>
+                    <a:blip r:embed="rId42"/>
+                    <a:stretch>
+                      <a:fillRect/>
+                    </a:stretch>
+                  </pic:blipFill>
+                  <pic:spPr>
+                    <a:xfrm>
+                      <a:off x="0" y="0"/>
+                      <a:ext cx="5940425" cy="1166495"/>
+                    </a:xfrm>
+                    <a:prstGeom prst="rect">
+                      <a:avLst/>
+                    </a:prstGeom>
+                  </pic:spPr>
+                </pic:pic>
+              </a:graphicData>
+            </a:graphic>
+          </wp:inline>
+        </w:drawing>
+      </w:r>
+    </w:p>
+    <w:p>
+      <w:pPr>
+        <w:ind w:firstLine="0"/>
+      </w:pPr>
+      <w:r>
+        <w:t>2 изменение</w:t>
+      </w:r>
+    </w:p>
+    <w:p>
+      <w:pPr>
+        <w:ind w:firstLine="0"/>
+        <w:jc w:val="center"/>
+        <w:rPr>
+          <w:lang w:val="en-US"/>
+        </w:rPr>
+      </w:pPr>
+      <w:r>
+        <w:rPr>
+          <w:noProof/>
+        </w:rPr>
+        <w:drawing>
+          <wp:inline distT="0" distB="0" distL="0" distR="0" wp14:anchorId="7D62EAC1" wp14:editId="56D4DBF5">
+            <wp:extent cx="5940425" cy="1143635"/>
+            <wp:effectExtent l="0" t="0" r="3175" b="0"/>
+            <wp:docPr id="710176806" name="Рисунок 1"/>
+            <wp:cNvGraphicFramePr>
+              <a:graphicFrameLocks xmlns:a="http://schemas.openxmlformats.org/drawingml/2006/main" noChangeAspect="1"/>
+            </wp:cNvGraphicFramePr>
+            <a:graphic xmlns:a="http://schemas.openxmlformats.org/drawingml/2006/main">
+              <a:graphicData uri="http://schemas.openxmlformats.org/drawingml/2006/picture">
+                <pic:pic xmlns:pic="http://schemas.openxmlformats.org/drawingml/2006/picture">
+                  <pic:nvPicPr>
+                    <pic:cNvPr id="710176806" name=""/>
+                    <pic:cNvPicPr/>
+                  </pic:nvPicPr>
+                  <pic:blipFill>
+                    <a:blip r:embed="rId43"/>
+                    <a:stretch>
+                      <a:fillRect/>
+                    </a:stretch>
+                  </pic:blipFill>
+                  <pic:spPr>
+                    <a:xfrm>
+                      <a:off x="0" y="0"/>
+                      <a:ext cx="5940425" cy="1143635"/>
+                    </a:xfrm>
+                    <a:prstGeom prst="rect">
+                      <a:avLst/>
+                    </a:prstGeom>
+                  </pic:spPr>
+                </pic:pic>
+              </a:graphicData>
+            </a:graphic>
+          </wp:inline>
+        </w:drawing>
+      </w:r>
+    </w:p>
+    <w:p>
+      <w:pPr>
+        <w:ind w:firstLine="0"/>
+      </w:pPr>
+      <w:r>
+        <w:sym w:font="Symbol" w:char="F0B7"/>
+      </w:r>
+      <w:r>
+        <w:t xml:space="preserve"> созда</w:t>
+      </w:r>
+      <w:r>
+        <w:t>л</w:t>
+      </w:r>
+      <w:r>
+        <w:t xml:space="preserve"> в своей ветке файл 2.docx для студента №2 (для студента №3 – 3.docx), в котором опишите ваши действия, добавив соответствующие </w:t>
+      </w:r>
+      <w:proofErr w:type="spellStart"/>
+      <w:r>
+        <w:t>скрины</w:t>
+      </w:r>
+      <w:proofErr w:type="spellEnd"/>
+      <w:r>
+        <w:t xml:space="preserve">, в том числе </w:t>
+      </w:r>
+      <w:proofErr w:type="spellStart"/>
+      <w:r>
+        <w:t>скрины</w:t>
+      </w:r>
+      <w:proofErr w:type="spellEnd"/>
+      <w:r>
+        <w:t xml:space="preserve"> из консоли </w:t>
+      </w:r>
+      <w:proofErr w:type="spellStart"/>
+      <w:r>
+        <w:t>git</w:t>
+      </w:r>
+      <w:proofErr w:type="spellEnd"/>
+      <w:r>
+        <w:t>.</w:t>
+      </w:r>
+    </w:p>
+    <w:p>
+      <w:pPr>
+        <w:ind w:firstLine="0"/>
+        <w:jc w:val="center"/>
+      </w:pPr>
+      <w:r>
+        <w:rPr>
+          <w:noProof/>
+        </w:rPr>
+        <w:drawing>
+          <wp:inline distT="0" distB="0" distL="0" distR="0" wp14:anchorId="458D53B5" wp14:editId="32122E26">
+            <wp:extent cx="5120640" cy="701180"/>
+            <wp:effectExtent l="0" t="0" r="3810" b="3810"/>
+            <wp:docPr id="2107887179" name="Рисунок 1"/>
+            <wp:cNvGraphicFramePr>
+              <a:graphicFrameLocks xmlns:a="http://schemas.openxmlformats.org/drawingml/2006/main" noChangeAspect="1"/>
+            </wp:cNvGraphicFramePr>
+            <a:graphic xmlns:a="http://schemas.openxmlformats.org/drawingml/2006/main">
+              <a:graphicData uri="http://schemas.openxmlformats.org/drawingml/2006/picture">
+                <pic:pic xmlns:pic="http://schemas.openxmlformats.org/drawingml/2006/picture">
+                  <pic:nvPicPr>
+                    <pic:cNvPr id="2107887179" name=""/>
+                    <pic:cNvPicPr/>
+                  </pic:nvPicPr>
+                  <pic:blipFill>
+                    <a:blip r:embed="rId44"/>
+                    <a:stretch>
+                      <a:fillRect/>
+                    </a:stretch>
+                  </pic:blipFill>
+                  <pic:spPr>
+                    <a:xfrm>
+                      <a:off x="0" y="0"/>
+                      <a:ext cx="5120640" cy="701180"/>
+                    </a:xfrm>
+                    <a:prstGeom prst="rect">
+                      <a:avLst/>
+                    </a:prstGeom>
+                  </pic:spPr>
+                </pic:pic>
+              </a:graphicData>
+            </a:graphic>
+          </wp:inline>
+        </w:drawing>
+      </w:r>
+    </w:p>
+    <w:p>
+      <w:pPr>
+        <w:ind w:firstLine="0"/>
+        <w:jc w:val="center"/>
+      </w:pPr>
+      <w:r>
+        <w:rPr>
+          <w:noProof/>
+        </w:rPr>
+        <w:lastRenderedPageBreak/>
+        <w:t xml:space="preserve"> </w:t>
+      </w:r>
+      <w:r>
+        <w:rPr>
+          <w:noProof/>
+        </w:rPr>
+        <w:drawing>
+          <wp:inline distT="0" distB="0" distL="0" distR="0" wp14:anchorId="5B67638C" wp14:editId="2862D896">
+            <wp:extent cx="5288280" cy="2330687"/>
+            <wp:effectExtent l="0" t="0" r="7620" b="0"/>
+            <wp:docPr id="551972991" name="Рисунок 1"/>
+            <wp:cNvGraphicFramePr>
+              <a:graphicFrameLocks xmlns:a="http://schemas.openxmlformats.org/drawingml/2006/main" noChangeAspect="1"/>
+            </wp:cNvGraphicFramePr>
+            <a:graphic xmlns:a="http://schemas.openxmlformats.org/drawingml/2006/main">
+              <a:graphicData uri="http://schemas.openxmlformats.org/drawingml/2006/picture">
+                <pic:pic xmlns:pic="http://schemas.openxmlformats.org/drawingml/2006/picture">
+                  <pic:nvPicPr>
+                    <pic:cNvPr id="551972991" name=""/>
+                    <pic:cNvPicPr/>
+                  </pic:nvPicPr>
+                  <pic:blipFill>
+                    <a:blip r:embed="rId45"/>
+                    <a:stretch>
+                      <a:fillRect/>
+                    </a:stretch>
+                  </pic:blipFill>
+                  <pic:spPr>
+                    <a:xfrm>
+                      <a:off x="0" y="0"/>
+                      <a:ext cx="5302984" cy="2337168"/>
+                    </a:xfrm>
+                    <a:prstGeom prst="rect">
+                      <a:avLst/>
+                    </a:prstGeom>
+                  </pic:spPr>
+                </pic:pic>
+              </a:graphicData>
+            </a:graphic>
+          </wp:inline>
+        </w:drawing>
+      </w:r>
+    </w:p>
+    <w:p>
+      <w:pPr>
+        <w:ind w:firstLine="0"/>
+      </w:pPr>
+      <w:r>
+        <w:t xml:space="preserve"> </w:t>
+      </w:r>
+      <w:r>
+        <w:sym w:font="Symbol" w:char="F0B7"/>
+      </w:r>
+      <w:r>
+        <w:t xml:space="preserve"> зафиксир</w:t>
+      </w:r>
+      <w:r>
+        <w:t>овал</w:t>
+      </w:r>
+      <w:r>
+        <w:t xml:space="preserve"> добавление файла;</w:t>
+      </w:r>
+    </w:p>
+    <w:p>
+      <w:pPr>
+        <w:ind w:firstLine="0"/>
+        <w:jc w:val="center"/>
+      </w:pPr>
+      <w:r>
+        <w:rPr>
+          <w:noProof/>
+        </w:rPr>
+        <w:drawing>
+          <wp:inline distT="0" distB="0" distL="0" distR="0" wp14:anchorId="5D9D15CC" wp14:editId="6E5A2945">
+            <wp:extent cx="5715000" cy="1193705"/>
+            <wp:effectExtent l="0" t="0" r="0" b="6985"/>
+            <wp:docPr id="1832361810" name="Рисунок 1"/>
+            <wp:cNvGraphicFramePr>
+              <a:graphicFrameLocks xmlns:a="http://schemas.openxmlformats.org/drawingml/2006/main" noChangeAspect="1"/>
+            </wp:cNvGraphicFramePr>
+            <a:graphic xmlns:a="http://schemas.openxmlformats.org/drawingml/2006/main">
+              <a:graphicData uri="http://schemas.openxmlformats.org/drawingml/2006/picture">
+                <pic:pic xmlns:pic="http://schemas.openxmlformats.org/drawingml/2006/picture">
+                  <pic:nvPicPr>
+                    <pic:cNvPr id="1832361810" name=""/>
+                    <pic:cNvPicPr/>
+                  </pic:nvPicPr>
+                  <pic:blipFill>
+                    <a:blip r:embed="rId46"/>
+                    <a:stretch>
+                      <a:fillRect/>
+                    </a:stretch>
+                  </pic:blipFill>
+                  <pic:spPr>
+                    <a:xfrm>
+                      <a:off x="0" y="0"/>
+                      <a:ext cx="5755105" cy="1202082"/>
+                    </a:xfrm>
+                    <a:prstGeom prst="rect">
+                      <a:avLst/>
+                    </a:prstGeom>
+                  </pic:spPr>
+                </pic:pic>
+              </a:graphicData>
+            </a:graphic>
+          </wp:inline>
+        </w:drawing>
+      </w:r>
+    </w:p>
+    <w:p>
+      <w:pPr>
+        <w:ind w:firstLine="0"/>
+        <w:jc w:val="center"/>
+      </w:pPr>
+      <w:r>
+        <w:rPr>
+          <w:noProof/>
+        </w:rPr>
+        <w:drawing>
+          <wp:inline distT="0" distB="0" distL="0" distR="0" wp14:anchorId="610A874A" wp14:editId="6BF503BD">
+            <wp:extent cx="5676900" cy="1220336"/>
+            <wp:effectExtent l="0" t="0" r="0" b="0"/>
+            <wp:docPr id="217419800" name="Рисунок 1"/>
+            <wp:cNvGraphicFramePr>
+              <a:graphicFrameLocks xmlns:a="http://schemas.openxmlformats.org/drawingml/2006/main" noChangeAspect="1"/>
+            </wp:cNvGraphicFramePr>
+            <a:graphic xmlns:a="http://schemas.openxmlformats.org/drawingml/2006/main">
+              <a:graphicData uri="http://schemas.openxmlformats.org/drawingml/2006/picture">
+                <pic:pic xmlns:pic="http://schemas.openxmlformats.org/drawingml/2006/picture">
+                  <pic:nvPicPr>
+                    <pic:cNvPr id="217419800" name=""/>
+                    <pic:cNvPicPr/>
+                  </pic:nvPicPr>
+                  <pic:blipFill>
+                    <a:blip r:embed="rId47"/>
+                    <a:stretch>
+                      <a:fillRect/>
+                    </a:stretch>
+                  </pic:blipFill>
+                  <pic:spPr>
+                    <a:xfrm>
+                      <a:off x="0" y="0"/>
+                      <a:ext cx="5691862" cy="1223552"/>
+                    </a:xfrm>
+                    <a:prstGeom prst="rect">
+                      <a:avLst/>
+                    </a:prstGeom>
+                  </pic:spPr>
+                </pic:pic>
+              </a:graphicData>
+            </a:graphic>
+          </wp:inline>
+        </w:drawing>
+      </w:r>
+    </w:p>
+    <w:p>
+      <w:pPr>
+        <w:ind w:firstLine="0"/>
+        <w:jc w:val="center"/>
+      </w:pPr>
+      <w:r>
+        <w:rPr>
+          <w:noProof/>
+        </w:rPr>
+        <w:drawing>
+          <wp:inline distT="0" distB="0" distL="0" distR="0" wp14:anchorId="1836538E" wp14:editId="773033F7">
+            <wp:extent cx="5593080" cy="1966994"/>
+            <wp:effectExtent l="0" t="0" r="7620" b="0"/>
+            <wp:docPr id="369964386" name="Рисунок 1"/>
+            <wp:cNvGraphicFramePr>
+              <a:graphicFrameLocks xmlns:a="http://schemas.openxmlformats.org/drawingml/2006/main" noChangeAspect="1"/>
+            </wp:cNvGraphicFramePr>
+            <a:graphic xmlns:a="http://schemas.openxmlformats.org/drawingml/2006/main">
+              <a:graphicData uri="http://schemas.openxmlformats.org/drawingml/2006/picture">
+                <pic:pic xmlns:pic="http://schemas.openxmlformats.org/drawingml/2006/picture">
+                  <pic:nvPicPr>
+                    <pic:cNvPr id="369964386" name=""/>
+                    <pic:cNvPicPr/>
+                  </pic:nvPicPr>
+                  <pic:blipFill>
+                    <a:blip r:embed="rId48"/>
+                    <a:stretch>
+                      <a:fillRect/>
+                    </a:stretch>
+                  </pic:blipFill>
+                  <pic:spPr>
+                    <a:xfrm>
+                      <a:off x="0" y="0"/>
+                      <a:ext cx="5603071" cy="1970508"/>
+                    </a:xfrm>
+                    <a:prstGeom prst="rect">
+                      <a:avLst/>
+                    </a:prstGeom>
+                  </pic:spPr>
+                </pic:pic>
+              </a:graphicData>
+            </a:graphic>
+          </wp:inline>
+        </w:drawing>
+      </w:r>
+    </w:p>
+    <w:p>
+      <w:pPr>
+        <w:ind w:firstLine="0"/>
+      </w:pPr>
+      <w:r>
+        <w:t xml:space="preserve"> - отправ</w:t>
+      </w:r>
+      <w:r>
+        <w:t>ил</w:t>
+      </w:r>
+      <w:r>
+        <w:t xml:space="preserve"> зафиксированные изменения в удаленный </w:t>
+      </w:r>
+      <w:proofErr w:type="spellStart"/>
+      <w:r>
+        <w:t>репозиторий</w:t>
+      </w:r>
+      <w:proofErr w:type="spellEnd"/>
+      <w:r>
+        <w:t xml:space="preserve"> в вашу ветку (в параметре команды укажите имя вашей ветки, на </w:t>
+      </w:r>
+      <w:proofErr w:type="spellStart"/>
+      <w:r>
+        <w:t>GitHub</w:t>
+      </w:r>
+      <w:proofErr w:type="spellEnd"/>
+      <w:r>
+        <w:t xml:space="preserve"> она создастся автоматически, это действие</w:t>
+      </w:r>
+      <w:r>
+        <w:t xml:space="preserve"> нужно для сохранности данных);</w:t>
+      </w:r>
+    </w:p>
+    <w:p>
+      <w:pPr>
+        <w:ind w:firstLine="0"/>
+        <w:jc w:val="center"/>
+      </w:pPr>
+      <w:r>
+        <w:rPr>
+          <w:noProof/>
+        </w:rPr>
+        <w:lastRenderedPageBreak/>
+        <w:drawing>
+          <wp:inline distT="0" distB="0" distL="0" distR="0" wp14:anchorId="4A865189" wp14:editId="1DF2DC53">
+            <wp:extent cx="5539740" cy="2622716"/>
+            <wp:effectExtent l="0" t="0" r="3810" b="6350"/>
+            <wp:docPr id="132304180" name="Рисунок 1"/>
+            <wp:cNvGraphicFramePr>
+              <a:graphicFrameLocks xmlns:a="http://schemas.openxmlformats.org/drawingml/2006/main" noChangeAspect="1"/>
+            </wp:cNvGraphicFramePr>
+            <a:graphic xmlns:a="http://schemas.openxmlformats.org/drawingml/2006/main">
+              <a:graphicData uri="http://schemas.openxmlformats.org/drawingml/2006/picture">
+                <pic:pic xmlns:pic="http://schemas.openxmlformats.org/drawingml/2006/picture">
+                  <pic:nvPicPr>
+                    <pic:cNvPr id="132304180" name=""/>
+                    <pic:cNvPicPr/>
+                  </pic:nvPicPr>
+                  <pic:blipFill>
+                    <a:blip r:embed="rId49"/>
+                    <a:stretch>
+                      <a:fillRect/>
+                    </a:stretch>
+                  </pic:blipFill>
+                  <pic:spPr>
+                    <a:xfrm>
+                      <a:off x="0" y="0"/>
+                      <a:ext cx="5547389" cy="2626337"/>
+                    </a:xfrm>
+                    <a:prstGeom prst="rect">
+                      <a:avLst/>
+                    </a:prstGeom>
+                  </pic:spPr>
+                </pic:pic>
+              </a:graphicData>
+            </a:graphic>
+          </wp:inline>
+        </w:drawing>
+      </w:r>
+    </w:p>
+    <w:p>
+      <w:pPr>
+        <w:ind w:firstLine="0"/>
+      </w:pPr>
+      <w:r>
+        <w:t>- после того как ваши изменения будут просмотрены координатором проекта (студентом №1), выполняется сл</w:t>
+      </w:r>
+      <w:r>
+        <w:t xml:space="preserve">ияние с веткой </w:t>
+      </w:r>
+      <w:proofErr w:type="spellStart"/>
+      <w:r>
+        <w:t>master</w:t>
+      </w:r>
+      <w:proofErr w:type="spellEnd"/>
+      <w:r>
+        <w:t>.</w:t>
+      </w:r>
+    </w:p>
+    <w:p>
+      <w:pPr>
+        <w:ind w:firstLine="0"/>
+        <w:jc w:val="center"/>
+      </w:pPr>
+      <w:r>
+        <w:rPr>
+          <w:noProof/>
+        </w:rPr>
+        <w:drawing>
+          <wp:inline distT="0" distB="0" distL="0" distR="0" wp14:anchorId="591F353E" wp14:editId="1D4A6165">
+            <wp:extent cx="5591955" cy="1105054"/>
+            <wp:effectExtent l="0" t="0" r="8890" b="0"/>
+            <wp:docPr id="646830038" name="Рисунок 1"/>
+            <wp:cNvGraphicFramePr>
+              <a:graphicFrameLocks xmlns:a="http://schemas.openxmlformats.org/drawingml/2006/main" noChangeAspect="1"/>
+            </wp:cNvGraphicFramePr>
+            <a:graphic xmlns:a="http://schemas.openxmlformats.org/drawingml/2006/main">
+              <a:graphicData uri="http://schemas.openxmlformats.org/drawingml/2006/picture">
+                <pic:pic xmlns:pic="http://schemas.openxmlformats.org/drawingml/2006/picture">
+                  <pic:nvPicPr>
+                    <pic:cNvPr id="646830038" name=""/>
+                    <pic:cNvPicPr/>
+                  </pic:nvPicPr>
+                  <pic:blipFill>
+                    <a:blip r:embed="rId50"/>
+                    <a:stretch>
+                      <a:fillRect/>
+                    </a:stretch>
+                  </pic:blipFill>
+                  <pic:spPr>
+                    <a:xfrm>
+                      <a:off x="0" y="0"/>
+                      <a:ext cx="5591955" cy="1105054"/>
+                    </a:xfrm>
+                    <a:prstGeom prst="rect">
+                      <a:avLst/>
+                    </a:prstGeom>
+                  </pic:spPr>
+                </pic:pic>
+              </a:graphicData>
+            </a:graphic>
+          </wp:inline>
+        </w:drawing>
+      </w:r>
+    </w:p>
+    <w:p>
+      <w:pPr>
+        <w:ind w:firstLine="0"/>
+        <w:jc w:val="center"/>
+      </w:pPr>
+      <w:r>
+        <w:rPr>
+          <w:noProof/>
+        </w:rPr>
+        <w:drawing>
+          <wp:inline distT="0" distB="0" distL="0" distR="0" wp14:anchorId="69367AFA" wp14:editId="25A7A8D0">
+            <wp:extent cx="5940425" cy="1979930"/>
+            <wp:effectExtent l="0" t="0" r="3175" b="1270"/>
+            <wp:docPr id="1657307346" name="Рисунок 1"/>
+            <wp:cNvGraphicFramePr>
+              <a:graphicFrameLocks xmlns:a="http://schemas.openxmlformats.org/drawingml/2006/main" noChangeAspect="1"/>
+            </wp:cNvGraphicFramePr>
+            <a:graphic xmlns:a="http://schemas.openxmlformats.org/drawingml/2006/main">
+              <a:graphicData uri="http://schemas.openxmlformats.org/drawingml/2006/picture">
+                <pic:pic xmlns:pic="http://schemas.openxmlformats.org/drawingml/2006/picture">
+                  <pic:nvPicPr>
+                    <pic:cNvPr id="1657307346" name=""/>
+                    <pic:cNvPicPr/>
+                  </pic:nvPicPr>
+                  <pic:blipFill>
+                    <a:blip r:embed="rId51"/>
+                    <a:stretch>
+                      <a:fillRect/>
+                    </a:stretch>
+                  </pic:blipFill>
+                  <pic:spPr>
+                    <a:xfrm>
+                      <a:off x="0" y="0"/>
+                      <a:ext cx="5940425" cy="1979930"/>
+                    </a:xfrm>
+                    <a:prstGeom prst="rect">
+                      <a:avLst/>
+                    </a:prstGeom>
+                  </pic:spPr>
+                </pic:pic>
+              </a:graphicData>
+            </a:graphic>
+          </wp:inline>
+        </w:drawing>
+      </w:r>
+    </w:p>
+    <w:p>
+      <w:pPr>
+        <w:ind w:firstLine="0"/>
+        <w:jc w:val="center"/>
+      </w:pPr>
+      <w:r>
+        <w:rPr>
+          <w:noProof/>
+        </w:rPr>
+        <w:drawing>
+          <wp:inline distT="0" distB="0" distL="0" distR="0" wp14:anchorId="5860F22A" wp14:editId="1A371671">
+            <wp:extent cx="5553850" cy="695422"/>
+            <wp:effectExtent l="0" t="0" r="8890" b="9525"/>
+            <wp:docPr id="1969329861" name="Рисунок 1"/>
+            <wp:cNvGraphicFramePr>
+              <a:graphicFrameLocks xmlns:a="http://schemas.openxmlformats.org/drawingml/2006/main" noChangeAspect="1"/>
+            </wp:cNvGraphicFramePr>
+            <a:graphic xmlns:a="http://schemas.openxmlformats.org/drawingml/2006/main">
+              <a:graphicData uri="http://schemas.openxmlformats.org/drawingml/2006/picture">
+                <pic:pic xmlns:pic="http://schemas.openxmlformats.org/drawingml/2006/picture">
+                  <pic:nvPicPr>
+                    <pic:cNvPr id="1969329861" name=""/>
+                    <pic:cNvPicPr/>
+                  </pic:nvPicPr>
+                  <pic:blipFill>
+                    <a:blip r:embed="rId52"/>
+                    <a:stretch>
+                      <a:fillRect/>
+                    </a:stretch>
+                  </pic:blipFill>
+                  <pic:spPr>
+                    <a:xfrm>
+                      <a:off x="0" y="0"/>
+                      <a:ext cx="5553850" cy="695422"/>
+                    </a:xfrm>
+                    <a:prstGeom prst="rect">
+                      <a:avLst/>
+                    </a:prstGeom>
+                  </pic:spPr>
+                </pic:pic>
+              </a:graphicData>
+            </a:graphic>
+          </wp:inline>
+        </w:drawing>
+      </w:r>
+    </w:p>
+    <w:p>
+      <w:pPr>
+        <w:ind w:firstLine="0"/>
+        <w:rPr>
+          <w:b/>
+          <w:bCs/>
+          <w:u w:val="single"/>
+        </w:rPr>
+      </w:pPr>
+      <w:r>
+        <w:rPr>
+          <w:b/>
+          <w:bCs/>
+          <w:u w:val="single"/>
+        </w:rPr>
+        <w:t>Этап 3 (заключительный)</w:t>
+      </w:r>
+    </w:p>
+    <w:p>
+      <w:pPr>
+        <w:ind w:firstLine="0"/>
+        <w:rPr>
+          <w:b/>
+          <w:bCs/>
+          <w:u w:val="single"/>
+        </w:rPr>
+      </w:pPr>
+      <w:r>
+        <w:rPr>
+          <w:b/>
+          <w:bCs/>
+          <w:u w:val="single"/>
+        </w:rPr>
         <w:t xml:space="preserve">Выполняет студент №1: </w:t>
       </w:r>
     </w:p>
@@ -2450,13 +4746,58 @@
         <w:ind w:firstLine="0"/>
         <w:jc w:val="center"/>
       </w:pPr>
-    </w:p>
-    <w:p>
-      <w:pPr>
-        <w:ind w:firstLine="0"/>
-      </w:pPr>
-      <w:r>
-        <w:t>- оформи</w:t>
+      <w:r>
+        <w:rPr>
+          <w:noProof/>
+          <w14:ligatures w14:val="standardContextual"/>
+        </w:rPr>
+        <w:lastRenderedPageBreak/>
+        <w:drawing>
+          <wp:inline distT="0" distB="0" distL="0" distR="0" wp14:anchorId="644E26DA" wp14:editId="25355DD3">
+            <wp:extent cx="4991100" cy="3876675"/>
+            <wp:effectExtent l="0" t="0" r="0" b="9525"/>
+            <wp:docPr id="18" name="Рисунок 18"/>
+            <wp:cNvGraphicFramePr>
+              <a:graphicFrameLocks xmlns:a="http://schemas.openxmlformats.org/drawingml/2006/main" noChangeAspect="1"/>
+            </wp:cNvGraphicFramePr>
+            <a:graphic xmlns:a="http://schemas.openxmlformats.org/drawingml/2006/main">
+              <a:graphicData uri="http://schemas.openxmlformats.org/drawingml/2006/picture">
+                <pic:pic xmlns:pic="http://schemas.openxmlformats.org/drawingml/2006/picture">
+                  <pic:nvPicPr>
+                    <pic:cNvPr id="1" name=""/>
+                    <pic:cNvPicPr/>
+                  </pic:nvPicPr>
+                  <pic:blipFill>
+                    <a:blip r:embed="rId53"/>
+                    <a:stretch>
+                      <a:fillRect/>
+                    </a:stretch>
+                  </pic:blipFill>
+                  <pic:spPr>
+                    <a:xfrm>
+                      <a:off x="0" y="0"/>
+                      <a:ext cx="4991100" cy="3876675"/>
+                    </a:xfrm>
+                    <a:prstGeom prst="rect">
+                      <a:avLst/>
+                    </a:prstGeom>
+                  </pic:spPr>
+                </pic:pic>
+              </a:graphicData>
+            </a:graphic>
+          </wp:inline>
+        </w:drawing>
+      </w:r>
+    </w:p>
+    <w:p>
+      <w:pPr>
+        <w:ind w:firstLine="0"/>
+      </w:pPr>
+      <w:r>
+        <w:t>- о</w:t>
+      </w:r>
+      <w:r>
+        <w:t>форми</w:t>
       </w:r>
       <w:r>
         <w:t>л</w:t>
@@ -2468,6 +4809,20 @@
     <w:p>
       <w:pPr>
         <w:ind w:firstLine="0"/>
+      </w:pPr>
+      <w:r>
+        <w:t>- зафиксир</w:t>
+      </w:r>
+      <w:r>
+        <w:t>овал</w:t>
+      </w:r>
+      <w:r>
+        <w:t xml:space="preserve"> изменения; </w:t>
+      </w:r>
+    </w:p>
+    <w:p>
+      <w:pPr>
+        <w:ind w:firstLine="0"/>
         <w:jc w:val="center"/>
       </w:pPr>
     </w:p>
@@ -2476,26 +4831,6 @@
         <w:ind w:firstLine="0"/>
       </w:pPr>
       <w:r>
-        <w:t>- зафиксир</w:t>
-      </w:r>
-      <w:r>
-        <w:t>овал</w:t>
-      </w:r>
-      <w:r>
-        <w:t xml:space="preserve"> изменения; </w:t>
-      </w:r>
-    </w:p>
-    <w:p>
-      <w:pPr>
-        <w:ind w:firstLine="0"/>
-        <w:jc w:val="center"/>
-      </w:pPr>
-    </w:p>
-    <w:p>
-      <w:pPr>
-        <w:ind w:firstLine="0"/>
-      </w:pPr>
-      <w:r>
         <w:t>- добав</w:t>
       </w:r>
       <w:r>
@@ -2516,7 +4851,12 @@
     <w:p>
       <w:pPr>
         <w:ind w:firstLine="0"/>
-      </w:pPr>
+        <w:rPr>
+          <w:lang w:val="en-US"/>
+        </w:rPr>
+      </w:pPr>
+      <w:bookmarkStart w:id="0" w:name="_GoBack"/>
+      <w:bookmarkEnd w:id="0"/>
     </w:p>
     <w:p>
       <w:pPr>
@@ -2984,7 +5324,7 @@
   <w:style w:type="paragraph" w:default="1" w:styleId="a">
     <w:name w:val="Normal"/>
     <w:qFormat/>
-    <w:rsid w:val="00B561CC"/>
+    <w:rsid w:val="00677AA6"/>
     <w:pPr>
       <w:spacing w:after="60" w:line="240" w:lineRule="auto"/>
       <w:ind w:firstLine="709"/>

--- a/lab9.docx
+++ b/lab9.docx
@@ -3200,10 +3200,7 @@
         <w:t xml:space="preserve"> созда</w:t>
       </w:r>
       <w:r>
-        <w:t>л</w:t>
-      </w:r>
-      <w:r>
-        <w:t xml:space="preserve"> в своей ветке файл 3</w:t>
+        <w:t>л в своей ветке файл 3</w:t>
       </w:r>
       <w:r>
         <w:t>.docx</w:t>
@@ -4825,6 +4822,47 @@
         <w:ind w:firstLine="0"/>
         <w:jc w:val="center"/>
       </w:pPr>
+      <w:r>
+        <w:rPr>
+          <w:noProof/>
+          <w14:ligatures w14:val="standardContextual"/>
+        </w:rPr>
+        <w:drawing>
+          <wp:inline distT="0" distB="0" distL="0" distR="0" wp14:anchorId="7EC138C2" wp14:editId="55AB61FC">
+            <wp:extent cx="3533775" cy="1752600"/>
+            <wp:effectExtent l="0" t="0" r="9525" b="0"/>
+            <wp:docPr id="20" name="Рисунок 20"/>
+            <wp:cNvGraphicFramePr>
+              <a:graphicFrameLocks xmlns:a="http://schemas.openxmlformats.org/drawingml/2006/main" noChangeAspect="1"/>
+            </wp:cNvGraphicFramePr>
+            <a:graphic xmlns:a="http://schemas.openxmlformats.org/drawingml/2006/main">
+              <a:graphicData uri="http://schemas.openxmlformats.org/drawingml/2006/picture">
+                <pic:pic xmlns:pic="http://schemas.openxmlformats.org/drawingml/2006/picture">
+                  <pic:nvPicPr>
+                    <pic:cNvPr id="1" name=""/>
+                    <pic:cNvPicPr/>
+                  </pic:nvPicPr>
+                  <pic:blipFill>
+                    <a:blip r:embed="rId54"/>
+                    <a:stretch>
+                      <a:fillRect/>
+                    </a:stretch>
+                  </pic:blipFill>
+                  <pic:spPr>
+                    <a:xfrm>
+                      <a:off x="0" y="0"/>
+                      <a:ext cx="3533775" cy="1752600"/>
+                    </a:xfrm>
+                    <a:prstGeom prst="rect">
+                      <a:avLst/>
+                    </a:prstGeom>
+                  </pic:spPr>
+                </pic:pic>
+              </a:graphicData>
+            </a:graphic>
+          </wp:inline>
+        </w:drawing>
+      </w:r>
     </w:p>
     <w:p>
       <w:pPr>
@@ -4851,32 +4889,32 @@
     <w:p>
       <w:pPr>
         <w:ind w:firstLine="0"/>
-        <w:rPr>
-          <w:lang w:val="en-US"/>
-        </w:rPr>
+      </w:pPr>
+      <w:r>
+        <w:t>https://github.com/derishabl/FinalWork</w:t>
+      </w:r>
+    </w:p>
+    <w:p>
+      <w:pPr>
+        <w:ind w:firstLine="0"/>
+      </w:pPr>
+      <w:r>
+        <w:t>- зафиксир</w:t>
+      </w:r>
+      <w:r>
+        <w:t>овал</w:t>
+      </w:r>
+      <w:r>
+        <w:t xml:space="preserve"> изменения; </w:t>
+      </w:r>
+    </w:p>
+    <w:p>
+      <w:pPr>
+        <w:ind w:firstLine="0"/>
+        <w:jc w:val="center"/>
       </w:pPr>
       <w:bookmarkStart w:id="0" w:name="_GoBack"/>
       <w:bookmarkEnd w:id="0"/>
-    </w:p>
-    <w:p>
-      <w:pPr>
-        <w:ind w:firstLine="0"/>
-      </w:pPr>
-      <w:r>
-        <w:t>- зафиксир</w:t>
-      </w:r>
-      <w:r>
-        <w:t>овал</w:t>
-      </w:r>
-      <w:r>
-        <w:t xml:space="preserve"> изменения; </w:t>
-      </w:r>
-    </w:p>
-    <w:p>
-      <w:pPr>
-        <w:ind w:firstLine="0"/>
-        <w:jc w:val="center"/>
-      </w:pPr>
     </w:p>
     <w:p>
       <w:pPr>
@@ -6071,6 +6109,17 @@
       <w:contextualSpacing/>
     </w:pPr>
   </w:style>
+  <w:style w:type="character" w:styleId="af1">
+    <w:name w:val="Hyperlink"/>
+    <w:basedOn w:val="a0"/>
+    <w:uiPriority w:val="99"/>
+    <w:unhideWhenUsed/>
+    <w:rsid w:val="00BE75FB"/>
+    <w:rPr>
+      <w:color w:val="0563C1" w:themeColor="hyperlink"/>
+      <w:u w:val="single"/>
+    </w:rPr>
+  </w:style>
 </w:styles>
 </file>
 

--- a/lab9.docx
+++ b/lab9.docx
@@ -814,38 +814,43 @@
       <w:r>
         <w:t xml:space="preserve"> - </w:t>
       </w:r>
+      <w:proofErr w:type="spellStart"/>
+      <w:r>
+        <w:t>Никоноров</w:t>
+      </w:r>
+      <w:proofErr w:type="spellEnd"/>
+      <w:r>
+        <w:t xml:space="preserve"> С.Д.</w:t>
+      </w:r>
+      <w:bookmarkStart w:id="0" w:name="_GoBack"/>
+      <w:bookmarkEnd w:id="0"/>
+    </w:p>
+    <w:p>
+      <w:pPr>
+        <w:ind w:firstLine="0"/>
+      </w:pPr>
+      <w:r>
+        <w:t>«студент №3»</w:t>
+      </w:r>
+      <w:r>
+        <w:t xml:space="preserve"> - </w:t>
+      </w:r>
+      <w:r>
+        <w:t>Денисов Р.С.</w:t>
+      </w:r>
+    </w:p>
+    <w:p>
+      <w:pPr>
+        <w:ind w:firstLine="0"/>
+      </w:pPr>
+      <w:r>
+        <w:t xml:space="preserve">«студент №4» - </w:t>
+      </w:r>
       <w:r>
         <w:t>Тургенев И.В.</w:t>
       </w:r>
-    </w:p>
-    <w:p>
-      <w:pPr>
-        <w:ind w:firstLine="0"/>
-      </w:pPr>
-      <w:r>
-        <w:t>«студент №3»</w:t>
-      </w:r>
-      <w:r>
-        <w:t xml:space="preserve"> - </w:t>
-      </w:r>
-      <w:r>
-        <w:t>Денисов Р.С.</w:t>
-      </w:r>
-    </w:p>
-    <w:p>
-      <w:pPr>
-        <w:ind w:firstLine="0"/>
-      </w:pPr>
-      <w:r>
-        <w:t xml:space="preserve">«студент №4» - </w:t>
-      </w:r>
-      <w:proofErr w:type="spellStart"/>
-      <w:r>
-        <w:t>Никоноров</w:t>
-      </w:r>
-      <w:proofErr w:type="spellEnd"/>
-      <w:r>
-        <w:t xml:space="preserve"> С.Д.  </w:t>
+      <w:r>
+        <w:t xml:space="preserve"> </w:t>
       </w:r>
     </w:p>
     <w:p>
@@ -1742,29 +1747,7 @@
       </w:r>
       <w:proofErr w:type="spellEnd"/>
       <w:r>
-        <w:t xml:space="preserve"> новую ветку (имя ветки должно содержать вашу фамилию, </w:t>
-      </w:r>
-      <w:proofErr w:type="gramStart"/>
-      <w:r>
-        <w:t>например</w:t>
-      </w:r>
-      <w:proofErr w:type="gramEnd"/>
-      <w:r>
-        <w:t xml:space="preserve"> «</w:t>
-      </w:r>
-      <w:proofErr w:type="spellStart"/>
-      <w:r>
-        <w:t>Ivanov</w:t>
-      </w:r>
-      <w:proofErr w:type="spellEnd"/>
-      <w:r>
-        <w:t>») и пере</w:t>
-      </w:r>
-      <w:r>
-        <w:t>шел</w:t>
-      </w:r>
-      <w:r>
-        <w:t xml:space="preserve"> в эту ветку;</w:t>
+        <w:t xml:space="preserve"> новую ветку </w:t>
       </w:r>
     </w:p>
     <w:p>
@@ -2162,7 +2145,10 @@
         <w:t xml:space="preserve">ил </w:t>
       </w:r>
       <w:r>
-        <w:t xml:space="preserve">зафиксированные изменения в удаленный </w:t>
+        <w:t>зафиксированные изменения в уда</w:t>
+      </w:r>
+      <w:r>
+        <w:t xml:space="preserve">ленный </w:t>
       </w:r>
       <w:proofErr w:type="spellStart"/>
       <w:r>
@@ -2170,15 +2156,7 @@
       </w:r>
       <w:proofErr w:type="spellEnd"/>
       <w:r>
-        <w:t xml:space="preserve"> в вашу ветку (в параметре команды укажите имя вашей ветки, на </w:t>
-      </w:r>
-      <w:proofErr w:type="spellStart"/>
-      <w:r>
-        <w:t>GitHub</w:t>
-      </w:r>
-      <w:proofErr w:type="spellEnd"/>
-      <w:r>
-        <w:t xml:space="preserve"> она создастся автоматически, это действие нужно для сохранности данных);</w:t>
+        <w:t xml:space="preserve"> в свою ветку</w:t>
       </w:r>
     </w:p>
     <w:p>
@@ -2233,7 +2211,13 @@
         <w:ind w:firstLine="0"/>
       </w:pPr>
       <w:r>
-        <w:t xml:space="preserve"> - после того как ваши изменения будут просмотрены координатором проекта (студентом №1), выполняется слияние с веткой </w:t>
+        <w:t xml:space="preserve"> - </w:t>
+      </w:r>
+      <w:r>
+        <w:t xml:space="preserve">выполнил </w:t>
+      </w:r>
+      <w:r>
+        <w:t xml:space="preserve">слияние с веткой </w:t>
       </w:r>
       <w:proofErr w:type="spellStart"/>
       <w:r>
@@ -2254,7 +2238,6 @@
           <w:noProof/>
           <w14:ligatures w14:val="standardContextual"/>
         </w:rPr>
-        <w:lastRenderedPageBreak/>
         <w:drawing>
           <wp:inline distT="0" distB="0" distL="0" distR="0" wp14:anchorId="2246D357" wp14:editId="12267A90">
             <wp:extent cx="4181475" cy="2533650"/>
@@ -2323,6 +2306,7 @@
         <w:ind w:firstLine="0"/>
       </w:pPr>
       <w:r>
+        <w:lastRenderedPageBreak/>
         <w:t>- за</w:t>
       </w:r>
       <w:r>
@@ -2403,38 +2387,16 @@
         <w:t>л</w:t>
       </w:r>
       <w:r>
-        <w:t xml:space="preserve"> новую ветку в локальном </w:t>
+        <w:t xml:space="preserve"> нову</w:t>
+      </w:r>
+      <w:r>
+        <w:t xml:space="preserve">ю ветку в локальном </w:t>
       </w:r>
       <w:proofErr w:type="spellStart"/>
       <w:r>
         <w:t>репозитории</w:t>
       </w:r>
       <w:proofErr w:type="spellEnd"/>
-      <w:r>
-        <w:t xml:space="preserve"> (имя ветки должно содержать вашу фамилию, </w:t>
-      </w:r>
-      <w:proofErr w:type="gramStart"/>
-      <w:r>
-        <w:t>например</w:t>
-      </w:r>
-      <w:proofErr w:type="gramEnd"/>
-      <w:r>
-        <w:t xml:space="preserve"> «</w:t>
-      </w:r>
-      <w:proofErr w:type="spellStart"/>
-      <w:r>
-        <w:t>Petrov</w:t>
-      </w:r>
-      <w:proofErr w:type="spellEnd"/>
-      <w:r>
-        <w:t>») и пере</w:t>
-      </w:r>
-      <w:r>
-        <w:t>шел</w:t>
-      </w:r>
-      <w:r>
-        <w:t xml:space="preserve"> в эту ветку; </w:t>
-      </w:r>
     </w:p>
     <w:p>
       <w:pPr>
@@ -2497,7 +2459,6 @@
         <w:rPr>
           <w:noProof/>
         </w:rPr>
-        <w:lastRenderedPageBreak/>
         <w:drawing>
           <wp:inline distT="0" distB="0" distL="0" distR="0" wp14:anchorId="4AF7F2C3" wp14:editId="0879F28F">
             <wp:extent cx="5940425" cy="5641975"/>
@@ -2546,7 +2507,10 @@
         <w:t>ил</w:t>
       </w:r>
       <w:r>
-        <w:t xml:space="preserve"> зафиксированные изменения в удаленный </w:t>
+        <w:t xml:space="preserve"> зафиксированные изменения в удал</w:t>
+      </w:r>
+      <w:r>
+        <w:t xml:space="preserve">енный </w:t>
       </w:r>
       <w:proofErr w:type="spellStart"/>
       <w:r>
@@ -2554,15 +2518,10 @@
       </w:r>
       <w:proofErr w:type="spellEnd"/>
       <w:r>
-        <w:t xml:space="preserve"> в вашу ветку (в параметре команды укажите имя вашей ветки, на </w:t>
-      </w:r>
-      <w:proofErr w:type="spellStart"/>
-      <w:r>
-        <w:t>GitHub</w:t>
-      </w:r>
-      <w:proofErr w:type="spellEnd"/>
-      <w:r>
-        <w:t xml:space="preserve"> она создастся автоматически, это действие нужно для сохранности данных); </w:t>
+        <w:t xml:space="preserve"> в свою ветку</w:t>
+      </w:r>
+      <w:r>
+        <w:t xml:space="preserve"> </w:t>
       </w:r>
     </w:p>
     <w:p>
@@ -2573,6 +2532,7 @@
         <w:rPr>
           <w:noProof/>
         </w:rPr>
+        <w:lastRenderedPageBreak/>
         <w:drawing>
           <wp:inline distT="0" distB="0" distL="0" distR="0" wp14:anchorId="581B6049" wp14:editId="2D49C688">
             <wp:extent cx="5940425" cy="1419860"/>
@@ -2615,7 +2575,19 @@
         <w:ind w:firstLine="0"/>
       </w:pPr>
       <w:r>
-        <w:t xml:space="preserve">- после того как ваши изменения будут просмотрены координатором проекта (студентом №1), выполняется слияние с веткой </w:t>
+        <w:t xml:space="preserve">- после </w:t>
+      </w:r>
+      <w:r>
+        <w:t xml:space="preserve">просмотра моих изменений </w:t>
+      </w:r>
+      <w:r>
+        <w:t>координатором про</w:t>
+      </w:r>
+      <w:r>
+        <w:t>екта (студентом №1), выполнил</w:t>
+      </w:r>
+      <w:r>
+        <w:t xml:space="preserve"> слияние с веткой </w:t>
       </w:r>
       <w:proofErr w:type="spellStart"/>
       <w:r>
@@ -2635,7 +2607,6 @@
           <w:noProof/>
           <w14:ligatures w14:val="standardContextual"/>
         </w:rPr>
-        <w:lastRenderedPageBreak/>
         <w:drawing>
           <wp:inline distT="0" distB="0" distL="0" distR="0" wp14:anchorId="02522C79" wp14:editId="2580C200">
             <wp:extent cx="5866667" cy="2019048"/>
@@ -2905,38 +2876,16 @@
         <w:t>л</w:t>
       </w:r>
       <w:r>
-        <w:t xml:space="preserve"> новую ветку в локальном </w:t>
+        <w:t xml:space="preserve"> нову</w:t>
+      </w:r>
+      <w:r>
+        <w:t xml:space="preserve">ю ветку в локальном </w:t>
       </w:r>
       <w:proofErr w:type="spellStart"/>
       <w:r>
         <w:t>репозитории</w:t>
       </w:r>
       <w:proofErr w:type="spellEnd"/>
-      <w:r>
-        <w:t xml:space="preserve"> (имя ветки должно содержать вашу фамилию, </w:t>
-      </w:r>
-      <w:proofErr w:type="gramStart"/>
-      <w:r>
-        <w:t>например</w:t>
-      </w:r>
-      <w:proofErr w:type="gramEnd"/>
-      <w:r>
-        <w:t xml:space="preserve"> «</w:t>
-      </w:r>
-      <w:proofErr w:type="spellStart"/>
-      <w:r>
-        <w:t>Petrov</w:t>
-      </w:r>
-      <w:proofErr w:type="spellEnd"/>
-      <w:r>
-        <w:t>») и пере</w:t>
-      </w:r>
-      <w:r>
-        <w:t>шел</w:t>
-      </w:r>
-      <w:r>
-        <w:t xml:space="preserve"> в эту ветку; </w:t>
-      </w:r>
     </w:p>
     <w:p>
       <w:pPr>
@@ -2947,6 +2896,7 @@
         <w:rPr>
           <w:noProof/>
         </w:rPr>
+        <w:lastRenderedPageBreak/>
         <w:drawing>
           <wp:inline distT="0" distB="0" distL="0" distR="0" wp14:anchorId="2B0B6E1A" wp14:editId="708BA818">
             <wp:extent cx="5684520" cy="1394460"/>
@@ -3062,7 +3012,6 @@
         <w:rPr>
           <w:noProof/>
         </w:rPr>
-        <w:lastRenderedPageBreak/>
         <w:drawing>
           <wp:inline distT="0" distB="0" distL="0" distR="0" wp14:anchorId="6E4AB1F6" wp14:editId="335B3FBA">
             <wp:extent cx="5940425" cy="5661660"/>
@@ -3139,6 +3088,7 @@
         <w:rPr>
           <w:noProof/>
         </w:rPr>
+        <w:lastRenderedPageBreak/>
         <w:drawing>
           <wp:inline distT="0" distB="0" distL="0" distR="0" wp14:anchorId="5C7924B4" wp14:editId="2E81EC2D">
             <wp:extent cx="5699760" cy="1356360"/>
@@ -3244,7 +3194,6 @@
         <w:rPr>
           <w:noProof/>
         </w:rPr>
-        <w:lastRenderedPageBreak/>
         <w:drawing>
           <wp:inline distT="0" distB="0" distL="0" distR="0" wp14:anchorId="4C1767B4" wp14:editId="3CCF5A2A">
             <wp:extent cx="5940425" cy="2426970"/>
@@ -3359,7 +3308,10 @@
         <w:t>ил</w:t>
       </w:r>
       <w:r>
-        <w:t xml:space="preserve"> зафиксированные изменения в удаленный </w:t>
+        <w:t xml:space="preserve"> зафиксированные изменени</w:t>
+      </w:r>
+      <w:r>
+        <w:t xml:space="preserve">я в удаленный </w:t>
       </w:r>
       <w:proofErr w:type="spellStart"/>
       <w:r>
@@ -3367,15 +3319,7 @@
       </w:r>
       <w:proofErr w:type="spellEnd"/>
       <w:r>
-        <w:t xml:space="preserve"> в вашу ветку (в параметре команды укажите имя вашей ветки, на </w:t>
-      </w:r>
-      <w:proofErr w:type="spellStart"/>
-      <w:r>
-        <w:t>GitHub</w:t>
-      </w:r>
-      <w:proofErr w:type="spellEnd"/>
-      <w:r>
-        <w:t xml:space="preserve"> она создастся автоматически, это действие нужно для сохранности данных);</w:t>
+        <w:t xml:space="preserve"> в свою ветку</w:t>
       </w:r>
     </w:p>
     <w:p>
@@ -3387,6 +3331,7 @@
         <w:rPr>
           <w:noProof/>
         </w:rPr>
+        <w:lastRenderedPageBreak/>
         <w:drawing>
           <wp:inline distT="0" distB="0" distL="0" distR="0" wp14:anchorId="37BCEC70" wp14:editId="65C74A72">
             <wp:extent cx="5692633" cy="3444538"/>
@@ -3429,7 +3374,19 @@
         <w:ind w:firstLine="0"/>
       </w:pPr>
       <w:r>
-        <w:t xml:space="preserve">- после того как ваши изменения будут просмотрены координатором проекта (студентом №1), выполняется слияние с веткой </w:t>
+        <w:t xml:space="preserve">- после </w:t>
+      </w:r>
+      <w:r>
+        <w:t xml:space="preserve">просмотра моих изменений </w:t>
+      </w:r>
+      <w:r>
+        <w:t>координатором про</w:t>
+      </w:r>
+      <w:r>
+        <w:t>екта (студентом №1), выполнил</w:t>
+      </w:r>
+      <w:r>
+        <w:t xml:space="preserve"> слияние с веткой </w:t>
       </w:r>
       <w:proofErr w:type="spellStart"/>
       <w:r>
@@ -3449,7 +3406,6 @@
         <w:rPr>
           <w:noProof/>
         </w:rPr>
-        <w:lastRenderedPageBreak/>
         <w:drawing>
           <wp:inline distT="0" distB="0" distL="0" distR="0" wp14:anchorId="3A8A952F" wp14:editId="718A078F">
             <wp:extent cx="5654530" cy="1120237"/>
@@ -3648,6 +3604,7 @@
         <w:rPr>
           <w:noProof/>
         </w:rPr>
+        <w:lastRenderedPageBreak/>
         <w:drawing>
           <wp:inline distT="0" distB="0" distL="0" distR="0" wp14:anchorId="62A3FFEF" wp14:editId="489E57B4">
             <wp:extent cx="5615940" cy="1444356"/>
@@ -3704,29 +3661,7 @@
       </w:r>
       <w:proofErr w:type="spellEnd"/>
       <w:r>
-        <w:t xml:space="preserve"> (имя ветки должно содержать вашу фамилию, </w:t>
-      </w:r>
-      <w:proofErr w:type="gramStart"/>
-      <w:r>
-        <w:t>например</w:t>
-      </w:r>
-      <w:proofErr w:type="gramEnd"/>
-      <w:r>
-        <w:t xml:space="preserve"> «</w:t>
-      </w:r>
-      <w:proofErr w:type="spellStart"/>
-      <w:r>
-        <w:t>Petrov</w:t>
-      </w:r>
-      <w:proofErr w:type="spellEnd"/>
-      <w:r>
-        <w:t>») и пере</w:t>
-      </w:r>
-      <w:r>
-        <w:t>шел</w:t>
-      </w:r>
-      <w:r>
-        <w:t xml:space="preserve"> в эту ветку;</w:t>
+        <w:t xml:space="preserve"> </w:t>
       </w:r>
     </w:p>
     <w:p>
@@ -3854,7 +3789,6 @@
         <w:rPr>
           <w:noProof/>
         </w:rPr>
-        <w:lastRenderedPageBreak/>
         <w:drawing>
           <wp:inline distT="0" distB="0" distL="0" distR="0" wp14:anchorId="64149CA8" wp14:editId="370B8C4E">
             <wp:extent cx="3409950" cy="3530504"/>
@@ -3918,6 +3852,7 @@
         <w:rPr>
           <w:noProof/>
         </w:rPr>
+        <w:lastRenderedPageBreak/>
         <w:drawing>
           <wp:inline distT="0" distB="0" distL="0" distR="0" wp14:anchorId="4CA741E6" wp14:editId="68A7CA9C">
             <wp:extent cx="3419299" cy="3562941"/>
@@ -3972,7 +3907,6 @@
         <w:rPr>
           <w:noProof/>
         </w:rPr>
-        <w:lastRenderedPageBreak/>
         <w:drawing>
           <wp:inline distT="0" distB="0" distL="0" distR="0" wp14:anchorId="2AB58976" wp14:editId="4811667C">
             <wp:extent cx="3578860" cy="3459119"/>
@@ -4093,6 +4027,7 @@
         <w:ind w:firstLine="0"/>
       </w:pPr>
       <w:r>
+        <w:lastRenderedPageBreak/>
         <w:t>2 изменение</w:t>
       </w:r>
     </w:p>
@@ -4159,7 +4094,16 @@
         <w:t>л</w:t>
       </w:r>
       <w:r>
-        <w:t xml:space="preserve"> в своей ветке файл 2.docx для студента №2 (для студента №3 – 3.docx), в котором опишите ваши действия, добавив соответствующие </w:t>
+        <w:t xml:space="preserve"> в своей ветке файл 4.docx для студента №4</w:t>
+      </w:r>
+      <w:r>
+        <w:t xml:space="preserve">, </w:t>
+      </w:r>
+      <w:r>
+        <w:t xml:space="preserve">в котором описал свои </w:t>
+      </w:r>
+      <w:r>
+        <w:t xml:space="preserve">действия, добавив соответствующие </w:t>
       </w:r>
       <w:proofErr w:type="spellStart"/>
       <w:r>
@@ -4241,7 +4185,6 @@
         <w:rPr>
           <w:noProof/>
         </w:rPr>
-        <w:lastRenderedPageBreak/>
         <w:t xml:space="preserve"> </w:t>
       </w:r>
       <w:r>
@@ -4406,6 +4349,7 @@
         <w:rPr>
           <w:noProof/>
         </w:rPr>
+        <w:lastRenderedPageBreak/>
         <w:drawing>
           <wp:inline distT="0" distB="0" distL="0" distR="0" wp14:anchorId="1836538E" wp14:editId="773033F7">
             <wp:extent cx="5593080" cy="1966994"/>
@@ -4454,7 +4398,10 @@
         <w:t>ил</w:t>
       </w:r>
       <w:r>
-        <w:t xml:space="preserve"> зафиксированные изменения в удаленный </w:t>
+        <w:t xml:space="preserve"> зафиксированные изменения</w:t>
+      </w:r>
+      <w:r>
+        <w:t xml:space="preserve"> в удаленный </w:t>
       </w:r>
       <w:proofErr w:type="spellStart"/>
       <w:r>
@@ -4462,18 +4409,7 @@
       </w:r>
       <w:proofErr w:type="spellEnd"/>
       <w:r>
-        <w:t xml:space="preserve"> в вашу ветку (в параметре команды укажите имя вашей ветки, на </w:t>
-      </w:r>
-      <w:proofErr w:type="spellStart"/>
-      <w:r>
-        <w:t>GitHub</w:t>
-      </w:r>
-      <w:proofErr w:type="spellEnd"/>
-      <w:r>
-        <w:t xml:space="preserve"> она создастся автоматически, это действие</w:t>
-      </w:r>
-      <w:r>
-        <w:t xml:space="preserve"> нужно для сохранности данных);</w:t>
+        <w:t xml:space="preserve"> в свою ветку</w:t>
       </w:r>
     </w:p>
     <w:p>
@@ -4485,7 +4421,6 @@
         <w:rPr>
           <w:noProof/>
         </w:rPr>
-        <w:lastRenderedPageBreak/>
         <w:drawing>
           <wp:inline distT="0" distB="0" distL="0" distR="0" wp14:anchorId="4A865189" wp14:editId="1DF2DC53">
             <wp:extent cx="5539740" cy="2622716"/>
@@ -4528,7 +4463,22 @@
         <w:ind w:firstLine="0"/>
       </w:pPr>
       <w:r>
-        <w:t>- после того как ваши изменения будут просмотрены координатором проекта (студентом №1), выполняется сл</w:t>
+        <w:t>- после просмотра</w:t>
+      </w:r>
+      <w:r>
+        <w:t xml:space="preserve"> </w:t>
+      </w:r>
+      <w:r>
+        <w:t xml:space="preserve">изменений </w:t>
+      </w:r>
+      <w:r>
+        <w:t>координатором про</w:t>
+      </w:r>
+      <w:r>
+        <w:t>екта (студентом №1), выполнил</w:t>
+      </w:r>
+      <w:r>
+        <w:t xml:space="preserve"> сл</w:t>
       </w:r>
       <w:r>
         <w:t xml:space="preserve">ияние с веткой </w:t>
@@ -4643,6 +4593,7 @@
         <w:rPr>
           <w:noProof/>
         </w:rPr>
+        <w:lastRenderedPageBreak/>
         <w:drawing>
           <wp:inline distT="0" distB="0" distL="0" distR="0" wp14:anchorId="5860F22A" wp14:editId="1A371671">
             <wp:extent cx="5553850" cy="695422"/>
@@ -4748,7 +4699,6 @@
           <w:noProof/>
           <w14:ligatures w14:val="standardContextual"/>
         </w:rPr>
-        <w:lastRenderedPageBreak/>
         <w:drawing>
           <wp:inline distT="0" distB="0" distL="0" distR="0" wp14:anchorId="644E26DA" wp14:editId="25355DD3">
             <wp:extent cx="4991100" cy="3876675"/>
@@ -4913,8 +4863,48 @@
         <w:ind w:firstLine="0"/>
         <w:jc w:val="center"/>
       </w:pPr>
-      <w:bookmarkStart w:id="0" w:name="_GoBack"/>
-      <w:bookmarkEnd w:id="0"/>
+      <w:r>
+        <w:rPr>
+          <w:noProof/>
+          <w14:ligatures w14:val="standardContextual"/>
+        </w:rPr>
+        <w:lastRenderedPageBreak/>
+        <w:drawing>
+          <wp:inline distT="0" distB="0" distL="0" distR="0" wp14:anchorId="3782A639" wp14:editId="2A2FB6D2">
+            <wp:extent cx="4495800" cy="1028700"/>
+            <wp:effectExtent l="0" t="0" r="0" b="0"/>
+            <wp:docPr id="21" name="Рисунок 21"/>
+            <wp:cNvGraphicFramePr>
+              <a:graphicFrameLocks xmlns:a="http://schemas.openxmlformats.org/drawingml/2006/main" noChangeAspect="1"/>
+            </wp:cNvGraphicFramePr>
+            <a:graphic xmlns:a="http://schemas.openxmlformats.org/drawingml/2006/main">
+              <a:graphicData uri="http://schemas.openxmlformats.org/drawingml/2006/picture">
+                <pic:pic xmlns:pic="http://schemas.openxmlformats.org/drawingml/2006/picture">
+                  <pic:nvPicPr>
+                    <pic:cNvPr id="1" name=""/>
+                    <pic:cNvPicPr/>
+                  </pic:nvPicPr>
+                  <pic:blipFill>
+                    <a:blip r:embed="rId55"/>
+                    <a:stretch>
+                      <a:fillRect/>
+                    </a:stretch>
+                  </pic:blipFill>
+                  <pic:spPr>
+                    <a:xfrm>
+                      <a:off x="0" y="0"/>
+                      <a:ext cx="4495800" cy="1028700"/>
+                    </a:xfrm>
+                    <a:prstGeom prst="rect">
+                      <a:avLst/>
+                    </a:prstGeom>
+                  </pic:spPr>
+                </pic:pic>
+              </a:graphicData>
+            </a:graphic>
+          </wp:inline>
+        </w:drawing>
+      </w:r>
     </w:p>
     <w:p>
       <w:pPr>
@@ -4941,17 +4931,59 @@
     <w:p>
       <w:pPr>
         <w:ind w:firstLine="0"/>
-      </w:pPr>
-      <w:r>
-        <w:t xml:space="preserve">Вывод: </w:t>
-      </w:r>
-      <w:proofErr w:type="gramStart"/>
-      <w:r>
-        <w:t>В</w:t>
-      </w:r>
-      <w:proofErr w:type="gramEnd"/>
-      <w:r>
-        <w:t xml:space="preserve"> ходе лабораторной работы все студенты </w:t>
+        <w:jc w:val="center"/>
+      </w:pPr>
+      <w:r>
+        <w:rPr>
+          <w:noProof/>
+          <w14:ligatures w14:val="standardContextual"/>
+        </w:rPr>
+        <w:drawing>
+          <wp:inline distT="0" distB="0" distL="0" distR="0" wp14:anchorId="7543548E" wp14:editId="330FCFB0">
+            <wp:extent cx="4591050" cy="2638425"/>
+            <wp:effectExtent l="0" t="0" r="0" b="9525"/>
+            <wp:docPr id="26" name="Рисунок 26"/>
+            <wp:cNvGraphicFramePr>
+              <a:graphicFrameLocks xmlns:a="http://schemas.openxmlformats.org/drawingml/2006/main" noChangeAspect="1"/>
+            </wp:cNvGraphicFramePr>
+            <a:graphic xmlns:a="http://schemas.openxmlformats.org/drawingml/2006/main">
+              <a:graphicData uri="http://schemas.openxmlformats.org/drawingml/2006/picture">
+                <pic:pic xmlns:pic="http://schemas.openxmlformats.org/drawingml/2006/picture">
+                  <pic:nvPicPr>
+                    <pic:cNvPr id="1" name=""/>
+                    <pic:cNvPicPr/>
+                  </pic:nvPicPr>
+                  <pic:blipFill>
+                    <a:blip r:embed="rId56"/>
+                    <a:stretch>
+                      <a:fillRect/>
+                    </a:stretch>
+                  </pic:blipFill>
+                  <pic:spPr>
+                    <a:xfrm>
+                      <a:off x="0" y="0"/>
+                      <a:ext cx="4591050" cy="2638425"/>
+                    </a:xfrm>
+                    <a:prstGeom prst="rect">
+                      <a:avLst/>
+                    </a:prstGeom>
+                  </pic:spPr>
+                </pic:pic>
+              </a:graphicData>
+            </a:graphic>
+          </wp:inline>
+        </w:drawing>
+      </w:r>
+    </w:p>
+    <w:p>
+      <w:pPr>
+        <w:ind w:firstLine="0"/>
+      </w:pPr>
+      <w:r>
+        <w:t xml:space="preserve">Вывод: в </w:t>
+      </w:r>
+      <w:r>
+        <w:t xml:space="preserve">ходе лабораторной работы все студенты </w:t>
       </w:r>
       <w:r>
         <w:t>скооперировано работали и четко выполняли свое задание.</w:t>
